--- a/Micro-Service-Basics.docx
+++ b/Micro-Service-Basics.docx
@@ -1,6 +1,6 @@
 
 <file path=word/document.xml><?xml version="1.0" encoding="utf-8"?>
-<w:document xmlns:wpc="http://schemas.microsoft.com/office/word/2010/wordprocessingCanvas" xmlns:cx="http://schemas.microsoft.com/office/drawing/2014/chartex" xmlns:cx1="http://schemas.microsoft.com/office/drawing/2015/9/8/chartex" xmlns:mc="http://schemas.openxmlformats.org/markup-compatibility/2006" xmlns:o="urn:schemas-microsoft-com:office:office" xmlns:r="http://schemas.openxmlformats.org/officeDocument/2006/relationships" xmlns:m="http://schemas.openxmlformats.org/officeDocument/2006/math" xmlns:v="urn:schemas-microsoft-com:vml" xmlns:wp14="http://schemas.microsoft.com/office/word/2010/wordprocessingDrawing" xmlns:wp="http://schemas.openxmlformats.org/drawingml/2006/wordprocessingDrawing" xmlns:w10="urn:schemas-microsoft-com:office:word" xmlns:w="http://schemas.openxmlformats.org/wordprocessingml/2006/main" xmlns:w14="http://schemas.microsoft.com/office/word/2010/wordml" xmlns:w15="http://schemas.microsoft.com/office/word/2012/wordml" xmlns:w16se="http://schemas.microsoft.com/office/word/2015/wordml/symex" xmlns:wpg="http://schemas.microsoft.com/office/word/2010/wordprocessingGroup" xmlns:wpi="http://schemas.microsoft.com/office/word/2010/wordprocessingInk" xmlns:wne="http://schemas.microsoft.com/office/word/2006/wordml" xmlns:wps="http://schemas.microsoft.com/office/word/2010/wordprocessingShape" mc:Ignorable="w14 w15 w16se wp14">
+<w:document xmlns:wpc="http://schemas.microsoft.com/office/word/2010/wordprocessingCanvas" xmlns:cx="http://schemas.microsoft.com/office/drawing/2014/chartex" xmlns:cx1="http://schemas.microsoft.com/office/drawing/2015/9/8/chartex" xmlns:cx2="http://schemas.microsoft.com/office/drawing/2015/10/21/chartex" xmlns:cx3="http://schemas.microsoft.com/office/drawing/2016/5/9/chartex" xmlns:cx4="http://schemas.microsoft.com/office/drawing/2016/5/10/chartex" xmlns:cx5="http://schemas.microsoft.com/office/drawing/2016/5/11/chartex" xmlns:cx6="http://schemas.microsoft.com/office/drawing/2016/5/12/chartex" xmlns:cx7="http://schemas.microsoft.com/office/drawing/2016/5/13/chartex" xmlns:cx8="http://schemas.microsoft.com/office/drawing/2016/5/14/chartex" xmlns:mc="http://schemas.openxmlformats.org/markup-compatibility/2006" xmlns:aink="http://schemas.microsoft.com/office/drawing/2016/ink" xmlns:am3d="http://schemas.microsoft.com/office/drawing/2017/model3d" xmlns:o="urn:schemas-microsoft-com:office:office" xmlns:oel="http://schemas.microsoft.com/office/2019/extlst" xmlns:r="http://schemas.openxmlformats.org/officeDocument/2006/relationships" xmlns:m="http://schemas.openxmlformats.org/officeDocument/2006/math" xmlns:v="urn:schemas-microsoft-com:vml" xmlns:wp14="http://schemas.microsoft.com/office/word/2010/wordprocessingDrawing" xmlns:wp="http://schemas.openxmlformats.org/drawingml/2006/wordprocessingDrawing" xmlns:w10="urn:schemas-microsoft-com:office:word" xmlns:w="http://schemas.openxmlformats.org/wordprocessingml/2006/main" xmlns:w14="http://schemas.microsoft.com/office/word/2010/wordml" xmlns:w15="http://schemas.microsoft.com/office/word/2012/wordml" xmlns:w16cex="http://schemas.microsoft.com/office/word/2018/wordml/cex" xmlns:w16cid="http://schemas.microsoft.com/office/word/2016/wordml/cid" xmlns:w16="http://schemas.microsoft.com/office/word/2018/wordml" xmlns:w16du="http://schemas.microsoft.com/office/word/2023/wordml/word16du" xmlns:w16sdtdh="http://schemas.microsoft.com/office/word/2020/wordml/sdtdatahash" xmlns:w16sdtfl="http://schemas.microsoft.com/office/word/2024/wordml/sdtformatlock" xmlns:w16se="http://schemas.microsoft.com/office/word/2015/wordml/symex" xmlns:wpg="http://schemas.microsoft.com/office/word/2010/wordprocessingGroup" xmlns:wpi="http://schemas.microsoft.com/office/word/2010/wordprocessingInk" xmlns:wne="http://schemas.microsoft.com/office/word/2006/wordml" xmlns:wps="http://schemas.microsoft.com/office/word/2010/wordprocessingShape" mc:Ignorable="w14 w15 w16se w16cid w16 w16cex w16sdtdh w16sdtfl w16du wp14">
   <w:body>
     <w:p>
       <w:pPr>
@@ -11,34 +11,14 @@
           <w:lang w:val="en-IN"/>
         </w:rPr>
       </w:pPr>
-      <w:proofErr w:type="spellStart"/>
       <w:r>
         <w:rPr>
           <w:b/>
           <w:sz w:val="28"/>
           <w:lang w:val="en-IN"/>
         </w:rPr>
-        <w:t>MicroService</w:t>
-      </w:r>
-      <w:proofErr w:type="spellEnd"/>
-      <w:r>
-        <w:rPr>
-          <w:b/>
-          <w:sz w:val="28"/>
-          <w:lang w:val="en-IN"/>
-        </w:rPr>
-        <w:t xml:space="preserve"> in </w:t>
-      </w:r>
-      <w:proofErr w:type="spellStart"/>
-      <w:r>
-        <w:rPr>
-          <w:b/>
-          <w:sz w:val="28"/>
-          <w:lang w:val="en-IN"/>
-        </w:rPr>
-        <w:t>Nodejs</w:t>
-      </w:r>
-      <w:proofErr w:type="spellEnd"/>
+        <w:t>MicroService in Nodejs</w:t>
+      </w:r>
     </w:p>
     <w:p>
       <w:pPr>
@@ -90,10 +70,203 @@
           <w:szCs w:val="36"/>
           <w:lang w:eastAsia="en-GB"/>
         </w:rPr>
-        <w:t xml:space="preserve"> Basic </w:t>
-      </w:r>
-      <w:proofErr w:type="spellStart"/>
-      <w:r>
+        <w:t xml:space="preserve"> Basic Microservices Concepts</w:t>
+      </w:r>
+    </w:p>
+    <w:p>
+      <w:pPr>
+        <w:numPr>
+          <w:ilvl w:val="0"/>
+          <w:numId w:val="4"/>
+        </w:numPr>
+        <w:spacing w:before="100" w:beforeAutospacing="1" w:after="100" w:afterAutospacing="1" w:line="240" w:lineRule="auto"/>
+        <w:rPr>
+          <w:rFonts w:ascii="Times New Roman" w:eastAsia="Times New Roman" w:hAnsi="Times New Roman" w:cs="Times New Roman"/>
+          <w:sz w:val="24"/>
+          <w:szCs w:val="24"/>
+          <w:lang w:eastAsia="en-GB"/>
+        </w:rPr>
+      </w:pPr>
+      <w:r>
+        <w:rPr>
+          <w:rFonts w:ascii="Times New Roman" w:eastAsia="Times New Roman" w:hAnsi="Times New Roman" w:cs="Times New Roman"/>
+          <w:sz w:val="24"/>
+          <w:szCs w:val="24"/>
+          <w:lang w:eastAsia="en-GB"/>
+        </w:rPr>
+        <w:t>What are Microservices?</w:t>
+      </w:r>
+    </w:p>
+    <w:p>
+      <w:pPr>
+        <w:numPr>
+          <w:ilvl w:val="0"/>
+          <w:numId w:val="4"/>
+        </w:numPr>
+        <w:spacing w:before="100" w:beforeAutospacing="1" w:after="100" w:afterAutospacing="1" w:line="240" w:lineRule="auto"/>
+        <w:rPr>
+          <w:rFonts w:ascii="Times New Roman" w:eastAsia="Times New Roman" w:hAnsi="Times New Roman" w:cs="Times New Roman"/>
+          <w:sz w:val="24"/>
+          <w:szCs w:val="24"/>
+          <w:lang w:eastAsia="en-GB"/>
+        </w:rPr>
+      </w:pPr>
+      <w:r>
+        <w:rPr>
+          <w:rFonts w:ascii="Times New Roman" w:eastAsia="Times New Roman" w:hAnsi="Times New Roman" w:cs="Times New Roman"/>
+          <w:sz w:val="24"/>
+          <w:szCs w:val="24"/>
+          <w:lang w:eastAsia="en-GB"/>
+        </w:rPr>
+        <w:t>How are Microservices different from a Monolithic architecture?</w:t>
+      </w:r>
+    </w:p>
+    <w:p>
+      <w:pPr>
+        <w:numPr>
+          <w:ilvl w:val="0"/>
+          <w:numId w:val="4"/>
+        </w:numPr>
+        <w:spacing w:before="100" w:beforeAutospacing="1" w:after="100" w:afterAutospacing="1" w:line="240" w:lineRule="auto"/>
+        <w:rPr>
+          <w:rFonts w:ascii="Times New Roman" w:eastAsia="Times New Roman" w:hAnsi="Times New Roman" w:cs="Times New Roman"/>
+          <w:sz w:val="24"/>
+          <w:szCs w:val="24"/>
+          <w:lang w:eastAsia="en-GB"/>
+        </w:rPr>
+      </w:pPr>
+      <w:r>
+        <w:rPr>
+          <w:rFonts w:ascii="Times New Roman" w:eastAsia="Times New Roman" w:hAnsi="Times New Roman" w:cs="Times New Roman"/>
+          <w:sz w:val="24"/>
+          <w:szCs w:val="24"/>
+          <w:lang w:eastAsia="en-GB"/>
+        </w:rPr>
+        <w:t>What are the advantages of Microservices?</w:t>
+      </w:r>
+    </w:p>
+    <w:p>
+      <w:pPr>
+        <w:numPr>
+          <w:ilvl w:val="0"/>
+          <w:numId w:val="4"/>
+        </w:numPr>
+        <w:spacing w:before="100" w:beforeAutospacing="1" w:after="100" w:afterAutospacing="1" w:line="240" w:lineRule="auto"/>
+        <w:rPr>
+          <w:rFonts w:ascii="Times New Roman" w:eastAsia="Times New Roman" w:hAnsi="Times New Roman" w:cs="Times New Roman"/>
+          <w:sz w:val="24"/>
+          <w:szCs w:val="24"/>
+          <w:lang w:eastAsia="en-GB"/>
+        </w:rPr>
+      </w:pPr>
+      <w:r>
+        <w:rPr>
+          <w:rFonts w:ascii="Times New Roman" w:eastAsia="Times New Roman" w:hAnsi="Times New Roman" w:cs="Times New Roman"/>
+          <w:sz w:val="24"/>
+          <w:szCs w:val="24"/>
+          <w:lang w:eastAsia="en-GB"/>
+        </w:rPr>
+        <w:t>What are the disadvantages of Microservices?</w:t>
+      </w:r>
+    </w:p>
+    <w:p>
+      <w:pPr>
+        <w:numPr>
+          <w:ilvl w:val="0"/>
+          <w:numId w:val="4"/>
+        </w:numPr>
+        <w:spacing w:before="100" w:beforeAutospacing="1" w:after="100" w:afterAutospacing="1" w:line="240" w:lineRule="auto"/>
+        <w:rPr>
+          <w:rFonts w:ascii="Times New Roman" w:eastAsia="Times New Roman" w:hAnsi="Times New Roman" w:cs="Times New Roman"/>
+          <w:sz w:val="24"/>
+          <w:szCs w:val="24"/>
+          <w:lang w:eastAsia="en-GB"/>
+        </w:rPr>
+      </w:pPr>
+      <w:r>
+        <w:rPr>
+          <w:rFonts w:ascii="Times New Roman" w:eastAsia="Times New Roman" w:hAnsi="Times New Roman" w:cs="Times New Roman"/>
+          <w:sz w:val="24"/>
+          <w:szCs w:val="24"/>
+          <w:lang w:eastAsia="en-GB"/>
+        </w:rPr>
+        <w:t>When should we use Microservices instead of Monolithic architecture?</w:t>
+      </w:r>
+    </w:p>
+    <w:p>
+      <w:pPr>
+        <w:numPr>
+          <w:ilvl w:val="0"/>
+          <w:numId w:val="4"/>
+        </w:numPr>
+        <w:spacing w:before="100" w:beforeAutospacing="1" w:after="100" w:afterAutospacing="1" w:line="240" w:lineRule="auto"/>
+        <w:rPr>
+          <w:rFonts w:ascii="Times New Roman" w:eastAsia="Times New Roman" w:hAnsi="Times New Roman" w:cs="Times New Roman"/>
+          <w:sz w:val="24"/>
+          <w:szCs w:val="24"/>
+          <w:lang w:eastAsia="en-GB"/>
+        </w:rPr>
+      </w:pPr>
+      <w:r>
+        <w:rPr>
+          <w:rFonts w:ascii="Times New Roman" w:eastAsia="Times New Roman" w:hAnsi="Times New Roman" w:cs="Times New Roman"/>
+          <w:sz w:val="24"/>
+          <w:szCs w:val="24"/>
+          <w:lang w:eastAsia="en-GB"/>
+        </w:rPr>
+        <w:t>What does “loosely coupled services” mean?</w:t>
+      </w:r>
+    </w:p>
+    <w:p>
+      <w:pPr>
+        <w:numPr>
+          <w:ilvl w:val="0"/>
+          <w:numId w:val="4"/>
+        </w:numPr>
+        <w:spacing w:before="100" w:beforeAutospacing="1" w:after="100" w:afterAutospacing="1" w:line="240" w:lineRule="auto"/>
+        <w:rPr>
+          <w:rFonts w:ascii="Times New Roman" w:eastAsia="Times New Roman" w:hAnsi="Times New Roman" w:cs="Times New Roman"/>
+          <w:sz w:val="24"/>
+          <w:szCs w:val="24"/>
+          <w:lang w:eastAsia="en-GB"/>
+        </w:rPr>
+      </w:pPr>
+      <w:r>
+        <w:rPr>
+          <w:rFonts w:ascii="Times New Roman" w:eastAsia="Times New Roman" w:hAnsi="Times New Roman" w:cs="Times New Roman"/>
+          <w:sz w:val="24"/>
+          <w:szCs w:val="24"/>
+          <w:lang w:eastAsia="en-GB"/>
+        </w:rPr>
+        <w:t>What is service independence?</w:t>
+      </w:r>
+    </w:p>
+    <w:p>
+      <w:pPr>
+        <w:spacing w:after="0" w:line="240" w:lineRule="auto"/>
+        <w:rPr>
+          <w:rFonts w:ascii="Times New Roman" w:eastAsia="Times New Roman" w:hAnsi="Times New Roman" w:cs="Times New Roman"/>
+          <w:sz w:val="24"/>
+          <w:szCs w:val="24"/>
+          <w:lang w:eastAsia="en-GB"/>
+        </w:rPr>
+      </w:pPr>
+      <w:r>
+        <w:rPr>
+          <w:rFonts w:ascii="Times New Roman" w:eastAsia="Times New Roman" w:hAnsi="Times New Roman" w:cs="Times New Roman"/>
+          <w:sz w:val="24"/>
+          <w:szCs w:val="24"/>
+          <w:lang w:eastAsia="en-GB"/>
+        </w:rPr>
+        <w:pict w14:anchorId="31AA718F">
+          <v:rect id="_x0000_i1025" style="width:0;height:1.5pt" o:hralign="center" o:hrstd="t" o:hr="t" fillcolor="#a0a0a0" stroked="f"/>
+        </w:pict>
+      </w:r>
+    </w:p>
+    <w:p>
+      <w:pPr>
+        <w:spacing w:before="100" w:beforeAutospacing="1" w:after="100" w:afterAutospacing="1" w:line="240" w:lineRule="auto"/>
+        <w:outlineLvl w:val="1"/>
         <w:rPr>
           <w:rFonts w:ascii="Times New Roman" w:eastAsia="Times New Roman" w:hAnsi="Times New Roman" w:cs="Times New Roman"/>
           <w:b/>
@@ -102,9 +275,18 @@
           <w:szCs w:val="36"/>
           <w:lang w:eastAsia="en-GB"/>
         </w:rPr>
-        <w:t>Microservices</w:t>
-      </w:r>
-      <w:proofErr w:type="spellEnd"/>
+      </w:pPr>
+      <w:r>
+        <w:rPr>
+          <w:rFonts w:ascii="Segoe UI Symbol" w:eastAsia="Times New Roman" w:hAnsi="Segoe UI Symbol" w:cs="Segoe UI Symbol"/>
+          <w:b/>
+          <w:bCs/>
+          <w:sz w:val="36"/>
+          <w:szCs w:val="36"/>
+          <w:lang w:eastAsia="en-GB"/>
+        </w:rPr>
+        <w:t>🔹</w:t>
+      </w:r>
       <w:r>
         <w:rPr>
           <w:rFonts w:ascii="Times New Roman" w:eastAsia="Times New Roman" w:hAnsi="Times New Roman" w:cs="Times New Roman"/>
@@ -114,14 +296,14 @@
           <w:szCs w:val="36"/>
           <w:lang w:eastAsia="en-GB"/>
         </w:rPr>
-        <w:t xml:space="preserve"> Concepts</w:t>
-      </w:r>
-    </w:p>
-    <w:p>
-      <w:pPr>
-        <w:numPr>
-          <w:ilvl w:val="0"/>
-          <w:numId w:val="4"/>
+        <w:t xml:space="preserve"> Architecture &amp; Design</w:t>
+      </w:r>
+    </w:p>
+    <w:p>
+      <w:pPr>
+        <w:numPr>
+          <w:ilvl w:val="0"/>
+          <w:numId w:val="5"/>
         </w:numPr>
         <w:spacing w:before="100" w:beforeAutospacing="1" w:after="100" w:afterAutospacing="1" w:line="240" w:lineRule="auto"/>
         <w:rPr>
@@ -138,19 +320,23 @@
           <w:szCs w:val="24"/>
           <w:lang w:eastAsia="en-GB"/>
         </w:rPr>
-        <w:t xml:space="preserve">What are </w:t>
-      </w:r>
-      <w:proofErr w:type="spellStart"/>
-      <w:r>
+        <w:t>What is Service Discovery?</w:t>
+      </w:r>
+    </w:p>
+    <w:p>
+      <w:pPr>
+        <w:numPr>
+          <w:ilvl w:val="0"/>
+          <w:numId w:val="5"/>
+        </w:numPr>
+        <w:spacing w:before="100" w:beforeAutospacing="1" w:after="100" w:afterAutospacing="1" w:line="240" w:lineRule="auto"/>
         <w:rPr>
           <w:rFonts w:ascii="Times New Roman" w:eastAsia="Times New Roman" w:hAnsi="Times New Roman" w:cs="Times New Roman"/>
           <w:sz w:val="24"/>
           <w:szCs w:val="24"/>
           <w:lang w:eastAsia="en-GB"/>
         </w:rPr>
-        <w:t>Microservices</w:t>
-      </w:r>
-      <w:proofErr w:type="spellEnd"/>
+      </w:pPr>
       <w:r>
         <w:rPr>
           <w:rFonts w:ascii="Times New Roman" w:eastAsia="Times New Roman" w:hAnsi="Times New Roman" w:cs="Times New Roman"/>
@@ -158,14 +344,14 @@
           <w:szCs w:val="24"/>
           <w:lang w:eastAsia="en-GB"/>
         </w:rPr>
-        <w:t>?</w:t>
-      </w:r>
-    </w:p>
-    <w:p>
-      <w:pPr>
-        <w:numPr>
-          <w:ilvl w:val="0"/>
-          <w:numId w:val="4"/>
+        <w:t>What is API Gateway? Why is it used?</w:t>
+      </w:r>
+    </w:p>
+    <w:p>
+      <w:pPr>
+        <w:numPr>
+          <w:ilvl w:val="0"/>
+          <w:numId w:val="5"/>
         </w:numPr>
         <w:spacing w:before="100" w:beforeAutospacing="1" w:after="100" w:afterAutospacing="1" w:line="240" w:lineRule="auto"/>
         <w:rPr>
@@ -182,19 +368,23 @@
           <w:szCs w:val="24"/>
           <w:lang w:eastAsia="en-GB"/>
         </w:rPr>
-        <w:t xml:space="preserve">How are </w:t>
-      </w:r>
-      <w:proofErr w:type="spellStart"/>
-      <w:r>
+        <w:t>What is the role of a Load Balancer in Microservices?</w:t>
+      </w:r>
+    </w:p>
+    <w:p>
+      <w:pPr>
+        <w:numPr>
+          <w:ilvl w:val="0"/>
+          <w:numId w:val="5"/>
+        </w:numPr>
+        <w:spacing w:before="100" w:beforeAutospacing="1" w:after="100" w:afterAutospacing="1" w:line="240" w:lineRule="auto"/>
         <w:rPr>
           <w:rFonts w:ascii="Times New Roman" w:eastAsia="Times New Roman" w:hAnsi="Times New Roman" w:cs="Times New Roman"/>
           <w:sz w:val="24"/>
           <w:szCs w:val="24"/>
           <w:lang w:eastAsia="en-GB"/>
         </w:rPr>
-        <w:t>Microservices</w:t>
-      </w:r>
-      <w:proofErr w:type="spellEnd"/>
+      </w:pPr>
       <w:r>
         <w:rPr>
           <w:rFonts w:ascii="Times New Roman" w:eastAsia="Times New Roman" w:hAnsi="Times New Roman" w:cs="Times New Roman"/>
@@ -202,14 +392,14 @@
           <w:szCs w:val="24"/>
           <w:lang w:eastAsia="en-GB"/>
         </w:rPr>
-        <w:t xml:space="preserve"> different from a Monolithic architecture?</w:t>
-      </w:r>
-    </w:p>
-    <w:p>
-      <w:pPr>
-        <w:numPr>
-          <w:ilvl w:val="0"/>
-          <w:numId w:val="4"/>
+        <w:t>What is synchronous vs asynchronous communication?</w:t>
+      </w:r>
+    </w:p>
+    <w:p>
+      <w:pPr>
+        <w:numPr>
+          <w:ilvl w:val="0"/>
+          <w:numId w:val="5"/>
         </w:numPr>
         <w:spacing w:before="100" w:beforeAutospacing="1" w:after="100" w:afterAutospacing="1" w:line="240" w:lineRule="auto"/>
         <w:rPr>
@@ -226,19 +416,23 @@
           <w:szCs w:val="24"/>
           <w:lang w:eastAsia="en-GB"/>
         </w:rPr>
-        <w:t xml:space="preserve">What are the advantages of </w:t>
-      </w:r>
-      <w:proofErr w:type="spellStart"/>
-      <w:r>
+        <w:t>What are RESTful services?</w:t>
+      </w:r>
+    </w:p>
+    <w:p>
+      <w:pPr>
+        <w:numPr>
+          <w:ilvl w:val="0"/>
+          <w:numId w:val="5"/>
+        </w:numPr>
+        <w:spacing w:before="100" w:beforeAutospacing="1" w:after="100" w:afterAutospacing="1" w:line="240" w:lineRule="auto"/>
         <w:rPr>
           <w:rFonts w:ascii="Times New Roman" w:eastAsia="Times New Roman" w:hAnsi="Times New Roman" w:cs="Times New Roman"/>
           <w:sz w:val="24"/>
           <w:szCs w:val="24"/>
           <w:lang w:eastAsia="en-GB"/>
         </w:rPr>
-        <w:t>Microservices</w:t>
-      </w:r>
-      <w:proofErr w:type="spellEnd"/>
+      </w:pPr>
       <w:r>
         <w:rPr>
           <w:rFonts w:ascii="Times New Roman" w:eastAsia="Times New Roman" w:hAnsi="Times New Roman" w:cs="Times New Roman"/>
@@ -246,14 +440,14 @@
           <w:szCs w:val="24"/>
           <w:lang w:eastAsia="en-GB"/>
         </w:rPr>
-        <w:t>?</w:t>
-      </w:r>
-    </w:p>
-    <w:p>
-      <w:pPr>
-        <w:numPr>
-          <w:ilvl w:val="0"/>
-          <w:numId w:val="4"/>
+        <w:t>What is a stateless service?</w:t>
+      </w:r>
+    </w:p>
+    <w:p>
+      <w:pPr>
+        <w:numPr>
+          <w:ilvl w:val="0"/>
+          <w:numId w:val="5"/>
         </w:numPr>
         <w:spacing w:before="100" w:beforeAutospacing="1" w:after="100" w:afterAutospacing="1" w:line="240" w:lineRule="auto"/>
         <w:rPr>
@@ -270,19 +464,23 @@
           <w:szCs w:val="24"/>
           <w:lang w:eastAsia="en-GB"/>
         </w:rPr>
-        <w:t xml:space="preserve">What are the disadvantages of </w:t>
-      </w:r>
-      <w:proofErr w:type="spellStart"/>
-      <w:r>
+        <w:t>What is Circuit Breaker pattern?</w:t>
+      </w:r>
+    </w:p>
+    <w:p>
+      <w:pPr>
+        <w:numPr>
+          <w:ilvl w:val="0"/>
+          <w:numId w:val="5"/>
+        </w:numPr>
+        <w:spacing w:before="100" w:beforeAutospacing="1" w:after="100" w:afterAutospacing="1" w:line="240" w:lineRule="auto"/>
         <w:rPr>
           <w:rFonts w:ascii="Times New Roman" w:eastAsia="Times New Roman" w:hAnsi="Times New Roman" w:cs="Times New Roman"/>
           <w:sz w:val="24"/>
           <w:szCs w:val="24"/>
           <w:lang w:eastAsia="en-GB"/>
         </w:rPr>
-        <w:t>Microservices</w:t>
-      </w:r>
-      <w:proofErr w:type="spellEnd"/>
+      </w:pPr>
       <w:r>
         <w:rPr>
           <w:rFonts w:ascii="Times New Roman" w:eastAsia="Times New Roman" w:hAnsi="Times New Roman" w:cs="Times New Roman"/>
@@ -290,16 +488,12 @@
           <w:szCs w:val="24"/>
           <w:lang w:eastAsia="en-GB"/>
         </w:rPr>
-        <w:t>?</w:t>
-      </w:r>
-    </w:p>
-    <w:p>
-      <w:pPr>
-        <w:numPr>
-          <w:ilvl w:val="0"/>
-          <w:numId w:val="4"/>
-        </w:numPr>
-        <w:spacing w:before="100" w:beforeAutospacing="1" w:after="100" w:afterAutospacing="1" w:line="240" w:lineRule="auto"/>
+        <w:t>What is Database per service pattern?</w:t>
+      </w:r>
+    </w:p>
+    <w:p>
+      <w:pPr>
+        <w:spacing w:after="0" w:line="240" w:lineRule="auto"/>
         <w:rPr>
           <w:rFonts w:ascii="Times New Roman" w:eastAsia="Times New Roman" w:hAnsi="Times New Roman" w:cs="Times New Roman"/>
           <w:sz w:val="24"/>
@@ -314,96 +508,8 @@
           <w:szCs w:val="24"/>
           <w:lang w:eastAsia="en-GB"/>
         </w:rPr>
-        <w:t xml:space="preserve">When should we use </w:t>
-      </w:r>
-      <w:proofErr w:type="spellStart"/>
-      <w:r>
-        <w:rPr>
-          <w:rFonts w:ascii="Times New Roman" w:eastAsia="Times New Roman" w:hAnsi="Times New Roman" w:cs="Times New Roman"/>
-          <w:sz w:val="24"/>
-          <w:szCs w:val="24"/>
-          <w:lang w:eastAsia="en-GB"/>
-        </w:rPr>
-        <w:t>Microservices</w:t>
-      </w:r>
-      <w:proofErr w:type="spellEnd"/>
-      <w:r>
-        <w:rPr>
-          <w:rFonts w:ascii="Times New Roman" w:eastAsia="Times New Roman" w:hAnsi="Times New Roman" w:cs="Times New Roman"/>
-          <w:sz w:val="24"/>
-          <w:szCs w:val="24"/>
-          <w:lang w:eastAsia="en-GB"/>
-        </w:rPr>
-        <w:t xml:space="preserve"> instead of Monolithic architecture?</w:t>
-      </w:r>
-    </w:p>
-    <w:p>
-      <w:pPr>
-        <w:numPr>
-          <w:ilvl w:val="0"/>
-          <w:numId w:val="4"/>
-        </w:numPr>
-        <w:spacing w:before="100" w:beforeAutospacing="1" w:after="100" w:afterAutospacing="1" w:line="240" w:lineRule="auto"/>
-        <w:rPr>
-          <w:rFonts w:ascii="Times New Roman" w:eastAsia="Times New Roman" w:hAnsi="Times New Roman" w:cs="Times New Roman"/>
-          <w:sz w:val="24"/>
-          <w:szCs w:val="24"/>
-          <w:lang w:eastAsia="en-GB"/>
-        </w:rPr>
-      </w:pPr>
-      <w:r>
-        <w:rPr>
-          <w:rFonts w:ascii="Times New Roman" w:eastAsia="Times New Roman" w:hAnsi="Times New Roman" w:cs="Times New Roman"/>
-          <w:sz w:val="24"/>
-          <w:szCs w:val="24"/>
-          <w:lang w:eastAsia="en-GB"/>
-        </w:rPr>
-        <w:t>What does “loosely coupled services” mean?</w:t>
-      </w:r>
-    </w:p>
-    <w:p>
-      <w:pPr>
-        <w:numPr>
-          <w:ilvl w:val="0"/>
-          <w:numId w:val="4"/>
-        </w:numPr>
-        <w:spacing w:before="100" w:beforeAutospacing="1" w:after="100" w:afterAutospacing="1" w:line="240" w:lineRule="auto"/>
-        <w:rPr>
-          <w:rFonts w:ascii="Times New Roman" w:eastAsia="Times New Roman" w:hAnsi="Times New Roman" w:cs="Times New Roman"/>
-          <w:sz w:val="24"/>
-          <w:szCs w:val="24"/>
-          <w:lang w:eastAsia="en-GB"/>
-        </w:rPr>
-      </w:pPr>
-      <w:r>
-        <w:rPr>
-          <w:rFonts w:ascii="Times New Roman" w:eastAsia="Times New Roman" w:hAnsi="Times New Roman" w:cs="Times New Roman"/>
-          <w:sz w:val="24"/>
-          <w:szCs w:val="24"/>
-          <w:lang w:eastAsia="en-GB"/>
-        </w:rPr>
-        <w:t>What is service independence?</w:t>
-      </w:r>
-    </w:p>
-    <w:p>
-      <w:pPr>
-        <w:spacing w:after="0" w:line="240" w:lineRule="auto"/>
-        <w:rPr>
-          <w:rFonts w:ascii="Times New Roman" w:eastAsia="Times New Roman" w:hAnsi="Times New Roman" w:cs="Times New Roman"/>
-          <w:sz w:val="24"/>
-          <w:szCs w:val="24"/>
-          <w:lang w:eastAsia="en-GB"/>
-        </w:rPr>
-      </w:pPr>
-      <w:r>
-        <w:rPr>
-          <w:rFonts w:ascii="Times New Roman" w:eastAsia="Times New Roman" w:hAnsi="Times New Roman" w:cs="Times New Roman"/>
-          <w:sz w:val="24"/>
-          <w:szCs w:val="24"/>
-          <w:lang w:eastAsia="en-GB"/>
-        </w:rPr>
-        <w:pict>
-          <v:rect id="_x0000_i1025" style="width:0;height:1.5pt" o:hralign="center" o:hrstd="t" o:hr="t" fillcolor="#a0a0a0" stroked="f"/>
+        <w:pict w14:anchorId="72D338FD">
+          <v:rect id="_x0000_i1026" style="width:0;height:1.5pt" o:hralign="center" o:hrstd="t" o:hr="t" fillcolor="#a0a0a0" stroked="f"/>
         </w:pict>
       </w:r>
     </w:p>
@@ -440,14 +546,14 @@
           <w:szCs w:val="36"/>
           <w:lang w:eastAsia="en-GB"/>
         </w:rPr>
-        <w:t xml:space="preserve"> Architecture &amp; Design</w:t>
-      </w:r>
-    </w:p>
-    <w:p>
-      <w:pPr>
-        <w:numPr>
-          <w:ilvl w:val="0"/>
-          <w:numId w:val="5"/>
+        <w:t xml:space="preserve"> Communication &amp; Integration</w:t>
+      </w:r>
+    </w:p>
+    <w:p>
+      <w:pPr>
+        <w:numPr>
+          <w:ilvl w:val="0"/>
+          <w:numId w:val="6"/>
         </w:numPr>
         <w:spacing w:before="100" w:beforeAutospacing="1" w:after="100" w:afterAutospacing="1" w:line="240" w:lineRule="auto"/>
         <w:rPr>
@@ -464,14 +570,14 @@
           <w:szCs w:val="24"/>
           <w:lang w:eastAsia="en-GB"/>
         </w:rPr>
-        <w:t>What is Service Discovery?</w:t>
-      </w:r>
-    </w:p>
-    <w:p>
-      <w:pPr>
-        <w:numPr>
-          <w:ilvl w:val="0"/>
-          <w:numId w:val="5"/>
+        <w:t>How do Microservices communicate with each other?</w:t>
+      </w:r>
+    </w:p>
+    <w:p>
+      <w:pPr>
+        <w:numPr>
+          <w:ilvl w:val="0"/>
+          <w:numId w:val="6"/>
         </w:numPr>
         <w:spacing w:before="100" w:beforeAutospacing="1" w:after="100" w:afterAutospacing="1" w:line="240" w:lineRule="auto"/>
         <w:rPr>
@@ -488,14 +594,14 @@
           <w:szCs w:val="24"/>
           <w:lang w:eastAsia="en-GB"/>
         </w:rPr>
-        <w:t>What is API Gateway? Why is it used?</w:t>
-      </w:r>
-    </w:p>
-    <w:p>
-      <w:pPr>
-        <w:numPr>
-          <w:ilvl w:val="0"/>
-          <w:numId w:val="5"/>
+        <w:t>What protocols are commonly used in Microservices?</w:t>
+      </w:r>
+    </w:p>
+    <w:p>
+      <w:pPr>
+        <w:numPr>
+          <w:ilvl w:val="0"/>
+          <w:numId w:val="6"/>
         </w:numPr>
         <w:spacing w:before="100" w:beforeAutospacing="1" w:after="100" w:afterAutospacing="1" w:line="240" w:lineRule="auto"/>
         <w:rPr>
@@ -512,19 +618,23 @@
           <w:szCs w:val="24"/>
           <w:lang w:eastAsia="en-GB"/>
         </w:rPr>
-        <w:t xml:space="preserve">What is the role of a Load Balancer in </w:t>
-      </w:r>
-      <w:proofErr w:type="spellStart"/>
-      <w:r>
+        <w:t>What is JSON?</w:t>
+      </w:r>
+    </w:p>
+    <w:p>
+      <w:pPr>
+        <w:numPr>
+          <w:ilvl w:val="0"/>
+          <w:numId w:val="6"/>
+        </w:numPr>
+        <w:spacing w:before="100" w:beforeAutospacing="1" w:after="100" w:afterAutospacing="1" w:line="240" w:lineRule="auto"/>
         <w:rPr>
           <w:rFonts w:ascii="Times New Roman" w:eastAsia="Times New Roman" w:hAnsi="Times New Roman" w:cs="Times New Roman"/>
           <w:sz w:val="24"/>
           <w:szCs w:val="24"/>
           <w:lang w:eastAsia="en-GB"/>
         </w:rPr>
-        <w:t>Microservices</w:t>
-      </w:r>
-      <w:proofErr w:type="spellEnd"/>
+      </w:pPr>
       <w:r>
         <w:rPr>
           <w:rFonts w:ascii="Times New Roman" w:eastAsia="Times New Roman" w:hAnsi="Times New Roman" w:cs="Times New Roman"/>
@@ -532,14 +642,14 @@
           <w:szCs w:val="24"/>
           <w:lang w:eastAsia="en-GB"/>
         </w:rPr>
-        <w:t>?</w:t>
-      </w:r>
-    </w:p>
-    <w:p>
-      <w:pPr>
-        <w:numPr>
-          <w:ilvl w:val="0"/>
-          <w:numId w:val="5"/>
+        <w:t>What is message-based communication?</w:t>
+      </w:r>
+    </w:p>
+    <w:p>
+      <w:pPr>
+        <w:numPr>
+          <w:ilvl w:val="0"/>
+          <w:numId w:val="6"/>
         </w:numPr>
         <w:spacing w:before="100" w:beforeAutospacing="1" w:after="100" w:afterAutospacing="1" w:line="240" w:lineRule="auto"/>
         <w:rPr>
@@ -556,16 +666,12 @@
           <w:szCs w:val="24"/>
           <w:lang w:eastAsia="en-GB"/>
         </w:rPr>
-        <w:t>What is synchronous vs asynchronous communication?</w:t>
-      </w:r>
-    </w:p>
-    <w:p>
-      <w:pPr>
-        <w:numPr>
-          <w:ilvl w:val="0"/>
-          <w:numId w:val="5"/>
-        </w:numPr>
-        <w:spacing w:before="100" w:beforeAutospacing="1" w:after="100" w:afterAutospacing="1" w:line="240" w:lineRule="auto"/>
+        <w:t>What is Kafka / RabbitMQ (basic understanding)?</w:t>
+      </w:r>
+    </w:p>
+    <w:p>
+      <w:pPr>
+        <w:spacing w:after="0" w:line="240" w:lineRule="auto"/>
         <w:rPr>
           <w:rFonts w:ascii="Times New Roman" w:eastAsia="Times New Roman" w:hAnsi="Times New Roman" w:cs="Times New Roman"/>
           <w:sz w:val="24"/>
@@ -580,100 +686,8 @@
           <w:szCs w:val="24"/>
           <w:lang w:eastAsia="en-GB"/>
         </w:rPr>
-        <w:t>What are RESTful services?</w:t>
-      </w:r>
-    </w:p>
-    <w:p>
-      <w:pPr>
-        <w:numPr>
-          <w:ilvl w:val="0"/>
-          <w:numId w:val="5"/>
-        </w:numPr>
-        <w:spacing w:before="100" w:beforeAutospacing="1" w:after="100" w:afterAutospacing="1" w:line="240" w:lineRule="auto"/>
-        <w:rPr>
-          <w:rFonts w:ascii="Times New Roman" w:eastAsia="Times New Roman" w:hAnsi="Times New Roman" w:cs="Times New Roman"/>
-          <w:sz w:val="24"/>
-          <w:szCs w:val="24"/>
-          <w:lang w:eastAsia="en-GB"/>
-        </w:rPr>
-      </w:pPr>
-      <w:r>
-        <w:rPr>
-          <w:rFonts w:ascii="Times New Roman" w:eastAsia="Times New Roman" w:hAnsi="Times New Roman" w:cs="Times New Roman"/>
-          <w:sz w:val="24"/>
-          <w:szCs w:val="24"/>
-          <w:lang w:eastAsia="en-GB"/>
-        </w:rPr>
-        <w:t>What is a stateless service?</w:t>
-      </w:r>
-    </w:p>
-    <w:p>
-      <w:pPr>
-        <w:numPr>
-          <w:ilvl w:val="0"/>
-          <w:numId w:val="5"/>
-        </w:numPr>
-        <w:spacing w:before="100" w:beforeAutospacing="1" w:after="100" w:afterAutospacing="1" w:line="240" w:lineRule="auto"/>
-        <w:rPr>
-          <w:rFonts w:ascii="Times New Roman" w:eastAsia="Times New Roman" w:hAnsi="Times New Roman" w:cs="Times New Roman"/>
-          <w:sz w:val="24"/>
-          <w:szCs w:val="24"/>
-          <w:lang w:eastAsia="en-GB"/>
-        </w:rPr>
-      </w:pPr>
-      <w:r>
-        <w:rPr>
-          <w:rFonts w:ascii="Times New Roman" w:eastAsia="Times New Roman" w:hAnsi="Times New Roman" w:cs="Times New Roman"/>
-          <w:sz w:val="24"/>
-          <w:szCs w:val="24"/>
-          <w:lang w:eastAsia="en-GB"/>
-        </w:rPr>
-        <w:t>What is Circuit Breaker pattern?</w:t>
-      </w:r>
-    </w:p>
-    <w:p>
-      <w:pPr>
-        <w:numPr>
-          <w:ilvl w:val="0"/>
-          <w:numId w:val="5"/>
-        </w:numPr>
-        <w:spacing w:before="100" w:beforeAutospacing="1" w:after="100" w:afterAutospacing="1" w:line="240" w:lineRule="auto"/>
-        <w:rPr>
-          <w:rFonts w:ascii="Times New Roman" w:eastAsia="Times New Roman" w:hAnsi="Times New Roman" w:cs="Times New Roman"/>
-          <w:sz w:val="24"/>
-          <w:szCs w:val="24"/>
-          <w:lang w:eastAsia="en-GB"/>
-        </w:rPr>
-      </w:pPr>
-      <w:r>
-        <w:rPr>
-          <w:rFonts w:ascii="Times New Roman" w:eastAsia="Times New Roman" w:hAnsi="Times New Roman" w:cs="Times New Roman"/>
-          <w:sz w:val="24"/>
-          <w:szCs w:val="24"/>
-          <w:lang w:eastAsia="en-GB"/>
-        </w:rPr>
-        <w:t>What is Database per service pattern?</w:t>
-      </w:r>
-    </w:p>
-    <w:p>
-      <w:pPr>
-        <w:spacing w:after="0" w:line="240" w:lineRule="auto"/>
-        <w:rPr>
-          <w:rFonts w:ascii="Times New Roman" w:eastAsia="Times New Roman" w:hAnsi="Times New Roman" w:cs="Times New Roman"/>
-          <w:sz w:val="24"/>
-          <w:szCs w:val="24"/>
-          <w:lang w:eastAsia="en-GB"/>
-        </w:rPr>
-      </w:pPr>
-      <w:r>
-        <w:rPr>
-          <w:rFonts w:ascii="Times New Roman" w:eastAsia="Times New Roman" w:hAnsi="Times New Roman" w:cs="Times New Roman"/>
-          <w:sz w:val="24"/>
-          <w:szCs w:val="24"/>
-          <w:lang w:eastAsia="en-GB"/>
-        </w:rPr>
-        <w:pict>
-          <v:rect id="_x0000_i1026" style="width:0;height:1.5pt" o:hralign="center" o:hrstd="t" o:hr="t" fillcolor="#a0a0a0" stroked="f"/>
+        <w:pict w14:anchorId="2C3E2B09">
+          <v:rect id="_x0000_i1027" style="width:0;height:1.5pt" o:hralign="center" o:hrstd="t" o:hr="t" fillcolor="#a0a0a0" stroked="f"/>
         </w:pict>
       </w:r>
     </w:p>
@@ -710,14 +724,14 @@
           <w:szCs w:val="36"/>
           <w:lang w:eastAsia="en-GB"/>
         </w:rPr>
-        <w:t xml:space="preserve"> Communication &amp; Integration</w:t>
-      </w:r>
-    </w:p>
-    <w:p>
-      <w:pPr>
-        <w:numPr>
-          <w:ilvl w:val="0"/>
-          <w:numId w:val="6"/>
+        <w:t xml:space="preserve"> Data Management</w:t>
+      </w:r>
+    </w:p>
+    <w:p>
+      <w:pPr>
+        <w:numPr>
+          <w:ilvl w:val="0"/>
+          <w:numId w:val="7"/>
         </w:numPr>
         <w:spacing w:before="100" w:beforeAutospacing="1" w:after="100" w:afterAutospacing="1" w:line="240" w:lineRule="auto"/>
         <w:rPr>
@@ -734,19 +748,23 @@
           <w:szCs w:val="24"/>
           <w:lang w:eastAsia="en-GB"/>
         </w:rPr>
-        <w:t xml:space="preserve">How do </w:t>
-      </w:r>
-      <w:proofErr w:type="spellStart"/>
-      <w:r>
+        <w:t>Can multiple Microservices share a database?</w:t>
+      </w:r>
+    </w:p>
+    <w:p>
+      <w:pPr>
+        <w:numPr>
+          <w:ilvl w:val="0"/>
+          <w:numId w:val="7"/>
+        </w:numPr>
+        <w:spacing w:before="100" w:beforeAutospacing="1" w:after="100" w:afterAutospacing="1" w:line="240" w:lineRule="auto"/>
         <w:rPr>
           <w:rFonts w:ascii="Times New Roman" w:eastAsia="Times New Roman" w:hAnsi="Times New Roman" w:cs="Times New Roman"/>
           <w:sz w:val="24"/>
           <w:szCs w:val="24"/>
           <w:lang w:eastAsia="en-GB"/>
         </w:rPr>
-        <w:t>Microservices</w:t>
-      </w:r>
-      <w:proofErr w:type="spellEnd"/>
+      </w:pPr>
       <w:r>
         <w:rPr>
           <w:rFonts w:ascii="Times New Roman" w:eastAsia="Times New Roman" w:hAnsi="Times New Roman" w:cs="Times New Roman"/>
@@ -754,14 +772,14 @@
           <w:szCs w:val="24"/>
           <w:lang w:eastAsia="en-GB"/>
         </w:rPr>
-        <w:t xml:space="preserve"> communicate with each other?</w:t>
-      </w:r>
-    </w:p>
-    <w:p>
-      <w:pPr>
-        <w:numPr>
-          <w:ilvl w:val="0"/>
-          <w:numId w:val="6"/>
+        <w:t>What problems occur if services share a database?</w:t>
+      </w:r>
+    </w:p>
+    <w:p>
+      <w:pPr>
+        <w:numPr>
+          <w:ilvl w:val="0"/>
+          <w:numId w:val="7"/>
         </w:numPr>
         <w:spacing w:before="100" w:beforeAutospacing="1" w:after="100" w:afterAutospacing="1" w:line="240" w:lineRule="auto"/>
         <w:rPr>
@@ -778,19 +796,23 @@
           <w:szCs w:val="24"/>
           <w:lang w:eastAsia="en-GB"/>
         </w:rPr>
-        <w:t xml:space="preserve">What protocols are commonly used in </w:t>
-      </w:r>
-      <w:proofErr w:type="spellStart"/>
-      <w:r>
+        <w:t>What is eventual consistency?</w:t>
+      </w:r>
+    </w:p>
+    <w:p>
+      <w:pPr>
+        <w:numPr>
+          <w:ilvl w:val="0"/>
+          <w:numId w:val="7"/>
+        </w:numPr>
+        <w:spacing w:before="100" w:beforeAutospacing="1" w:after="100" w:afterAutospacing="1" w:line="240" w:lineRule="auto"/>
         <w:rPr>
           <w:rFonts w:ascii="Times New Roman" w:eastAsia="Times New Roman" w:hAnsi="Times New Roman" w:cs="Times New Roman"/>
           <w:sz w:val="24"/>
           <w:szCs w:val="24"/>
           <w:lang w:eastAsia="en-GB"/>
         </w:rPr>
-        <w:t>Microservices</w:t>
-      </w:r>
-      <w:proofErr w:type="spellEnd"/>
+      </w:pPr>
       <w:r>
         <w:rPr>
           <w:rFonts w:ascii="Times New Roman" w:eastAsia="Times New Roman" w:hAnsi="Times New Roman" w:cs="Times New Roman"/>
@@ -798,16 +820,12 @@
           <w:szCs w:val="24"/>
           <w:lang w:eastAsia="en-GB"/>
         </w:rPr>
-        <w:t>?</w:t>
-      </w:r>
-    </w:p>
-    <w:p>
-      <w:pPr>
-        <w:numPr>
-          <w:ilvl w:val="0"/>
-          <w:numId w:val="6"/>
-        </w:numPr>
-        <w:spacing w:before="100" w:beforeAutospacing="1" w:after="100" w:afterAutospacing="1" w:line="240" w:lineRule="auto"/>
+        <w:t>What is data duplication in Microservices?</w:t>
+      </w:r>
+    </w:p>
+    <w:p>
+      <w:pPr>
+        <w:spacing w:after="0" w:line="240" w:lineRule="auto"/>
         <w:rPr>
           <w:rFonts w:ascii="Times New Roman" w:eastAsia="Times New Roman" w:hAnsi="Times New Roman" w:cs="Times New Roman"/>
           <w:sz w:val="24"/>
@@ -822,96 +840,8 @@
           <w:szCs w:val="24"/>
           <w:lang w:eastAsia="en-GB"/>
         </w:rPr>
-        <w:t>What is JSON?</w:t>
-      </w:r>
-    </w:p>
-    <w:p>
-      <w:pPr>
-        <w:numPr>
-          <w:ilvl w:val="0"/>
-          <w:numId w:val="6"/>
-        </w:numPr>
-        <w:spacing w:before="100" w:beforeAutospacing="1" w:after="100" w:afterAutospacing="1" w:line="240" w:lineRule="auto"/>
-        <w:rPr>
-          <w:rFonts w:ascii="Times New Roman" w:eastAsia="Times New Roman" w:hAnsi="Times New Roman" w:cs="Times New Roman"/>
-          <w:sz w:val="24"/>
-          <w:szCs w:val="24"/>
-          <w:lang w:eastAsia="en-GB"/>
-        </w:rPr>
-      </w:pPr>
-      <w:r>
-        <w:rPr>
-          <w:rFonts w:ascii="Times New Roman" w:eastAsia="Times New Roman" w:hAnsi="Times New Roman" w:cs="Times New Roman"/>
-          <w:sz w:val="24"/>
-          <w:szCs w:val="24"/>
-          <w:lang w:eastAsia="en-GB"/>
-        </w:rPr>
-        <w:t>What is message-based communication?</w:t>
-      </w:r>
-    </w:p>
-    <w:p>
-      <w:pPr>
-        <w:numPr>
-          <w:ilvl w:val="0"/>
-          <w:numId w:val="6"/>
-        </w:numPr>
-        <w:spacing w:before="100" w:beforeAutospacing="1" w:after="100" w:afterAutospacing="1" w:line="240" w:lineRule="auto"/>
-        <w:rPr>
-          <w:rFonts w:ascii="Times New Roman" w:eastAsia="Times New Roman" w:hAnsi="Times New Roman" w:cs="Times New Roman"/>
-          <w:sz w:val="24"/>
-          <w:szCs w:val="24"/>
-          <w:lang w:eastAsia="en-GB"/>
-        </w:rPr>
-      </w:pPr>
-      <w:r>
-        <w:rPr>
-          <w:rFonts w:ascii="Times New Roman" w:eastAsia="Times New Roman" w:hAnsi="Times New Roman" w:cs="Times New Roman"/>
-          <w:sz w:val="24"/>
-          <w:szCs w:val="24"/>
-          <w:lang w:eastAsia="en-GB"/>
-        </w:rPr>
-        <w:t xml:space="preserve">What is Kafka / </w:t>
-      </w:r>
-      <w:proofErr w:type="spellStart"/>
-      <w:r>
-        <w:rPr>
-          <w:rFonts w:ascii="Times New Roman" w:eastAsia="Times New Roman" w:hAnsi="Times New Roman" w:cs="Times New Roman"/>
-          <w:sz w:val="24"/>
-          <w:szCs w:val="24"/>
-          <w:lang w:eastAsia="en-GB"/>
-        </w:rPr>
-        <w:t>RabbitMQ</w:t>
-      </w:r>
-      <w:proofErr w:type="spellEnd"/>
-      <w:r>
-        <w:rPr>
-          <w:rFonts w:ascii="Times New Roman" w:eastAsia="Times New Roman" w:hAnsi="Times New Roman" w:cs="Times New Roman"/>
-          <w:sz w:val="24"/>
-          <w:szCs w:val="24"/>
-          <w:lang w:eastAsia="en-GB"/>
-        </w:rPr>
-        <w:t xml:space="preserve"> (basic understanding)?</w:t>
-      </w:r>
-    </w:p>
-    <w:p>
-      <w:pPr>
-        <w:spacing w:after="0" w:line="240" w:lineRule="auto"/>
-        <w:rPr>
-          <w:rFonts w:ascii="Times New Roman" w:eastAsia="Times New Roman" w:hAnsi="Times New Roman" w:cs="Times New Roman"/>
-          <w:sz w:val="24"/>
-          <w:szCs w:val="24"/>
-          <w:lang w:eastAsia="en-GB"/>
-        </w:rPr>
-      </w:pPr>
-      <w:r>
-        <w:rPr>
-          <w:rFonts w:ascii="Times New Roman" w:eastAsia="Times New Roman" w:hAnsi="Times New Roman" w:cs="Times New Roman"/>
-          <w:sz w:val="24"/>
-          <w:szCs w:val="24"/>
-          <w:lang w:eastAsia="en-GB"/>
-        </w:rPr>
-        <w:pict>
-          <v:rect id="_x0000_i1027" style="width:0;height:1.5pt" o:hralign="center" o:hrstd="t" o:hr="t" fillcolor="#a0a0a0" stroked="f"/>
+        <w:pict w14:anchorId="6805CC1D">
+          <v:rect id="_x0000_i1028" style="width:0;height:1.5pt" o:hralign="center" o:hrstd="t" o:hr="t" fillcolor="#a0a0a0" stroked="f"/>
         </w:pict>
       </w:r>
     </w:p>
@@ -937,6 +867,7 @@
           <w:szCs w:val="36"/>
           <w:lang w:eastAsia="en-GB"/>
         </w:rPr>
+        <w:lastRenderedPageBreak/>
         <w:t>🔹</w:t>
       </w:r>
       <w:r>
@@ -948,14 +879,14 @@
           <w:szCs w:val="36"/>
           <w:lang w:eastAsia="en-GB"/>
         </w:rPr>
-        <w:t xml:space="preserve"> Data Management</w:t>
-      </w:r>
-    </w:p>
-    <w:p>
-      <w:pPr>
-        <w:numPr>
-          <w:ilvl w:val="0"/>
-          <w:numId w:val="7"/>
+        <w:t xml:space="preserve"> Deployment &amp; DevOps Basics</w:t>
+      </w:r>
+    </w:p>
+    <w:p>
+      <w:pPr>
+        <w:numPr>
+          <w:ilvl w:val="0"/>
+          <w:numId w:val="8"/>
         </w:numPr>
         <w:spacing w:before="100" w:beforeAutospacing="1" w:after="100" w:afterAutospacing="1" w:line="240" w:lineRule="auto"/>
         <w:rPr>
@@ -972,19 +903,23 @@
           <w:szCs w:val="24"/>
           <w:lang w:eastAsia="en-GB"/>
         </w:rPr>
-        <w:t xml:space="preserve">Can multiple </w:t>
-      </w:r>
-      <w:proofErr w:type="spellStart"/>
-      <w:r>
+        <w:t>What is Docker?</w:t>
+      </w:r>
+    </w:p>
+    <w:p>
+      <w:pPr>
+        <w:numPr>
+          <w:ilvl w:val="0"/>
+          <w:numId w:val="8"/>
+        </w:numPr>
+        <w:spacing w:before="100" w:beforeAutospacing="1" w:after="100" w:afterAutospacing="1" w:line="240" w:lineRule="auto"/>
         <w:rPr>
           <w:rFonts w:ascii="Times New Roman" w:eastAsia="Times New Roman" w:hAnsi="Times New Roman" w:cs="Times New Roman"/>
           <w:sz w:val="24"/>
           <w:szCs w:val="24"/>
           <w:lang w:eastAsia="en-GB"/>
         </w:rPr>
-        <w:t>Microservices</w:t>
-      </w:r>
-      <w:proofErr w:type="spellEnd"/>
+      </w:pPr>
       <w:r>
         <w:rPr>
           <w:rFonts w:ascii="Times New Roman" w:eastAsia="Times New Roman" w:hAnsi="Times New Roman" w:cs="Times New Roman"/>
@@ -992,14 +927,14 @@
           <w:szCs w:val="24"/>
           <w:lang w:eastAsia="en-GB"/>
         </w:rPr>
-        <w:t xml:space="preserve"> share a database?</w:t>
-      </w:r>
-    </w:p>
-    <w:p>
-      <w:pPr>
-        <w:numPr>
-          <w:ilvl w:val="0"/>
-          <w:numId w:val="7"/>
+        <w:t>Why is Docker used in Microservices?</w:t>
+      </w:r>
+    </w:p>
+    <w:p>
+      <w:pPr>
+        <w:numPr>
+          <w:ilvl w:val="0"/>
+          <w:numId w:val="8"/>
         </w:numPr>
         <w:spacing w:before="100" w:beforeAutospacing="1" w:after="100" w:afterAutospacing="1" w:line="240" w:lineRule="auto"/>
         <w:rPr>
@@ -1016,14 +951,14 @@
           <w:szCs w:val="24"/>
           <w:lang w:eastAsia="en-GB"/>
         </w:rPr>
-        <w:t>What problems occur if services share a database?</w:t>
-      </w:r>
-    </w:p>
-    <w:p>
-      <w:pPr>
-        <w:numPr>
-          <w:ilvl w:val="0"/>
-          <w:numId w:val="7"/>
+        <w:t>What is containerization?</w:t>
+      </w:r>
+    </w:p>
+    <w:p>
+      <w:pPr>
+        <w:numPr>
+          <w:ilvl w:val="0"/>
+          <w:numId w:val="8"/>
         </w:numPr>
         <w:spacing w:before="100" w:beforeAutospacing="1" w:after="100" w:afterAutospacing="1" w:line="240" w:lineRule="auto"/>
         <w:rPr>
@@ -1040,14 +975,14 @@
           <w:szCs w:val="24"/>
           <w:lang w:eastAsia="en-GB"/>
         </w:rPr>
-        <w:t>What is eventual consistency?</w:t>
-      </w:r>
-    </w:p>
-    <w:p>
-      <w:pPr>
-        <w:numPr>
-          <w:ilvl w:val="0"/>
-          <w:numId w:val="7"/>
+        <w:t>What is Kubernetes (basic idea)?</w:t>
+      </w:r>
+    </w:p>
+    <w:p>
+      <w:pPr>
+        <w:numPr>
+          <w:ilvl w:val="0"/>
+          <w:numId w:val="8"/>
         </w:numPr>
         <w:spacing w:before="100" w:beforeAutospacing="1" w:after="100" w:afterAutospacing="1" w:line="240" w:lineRule="auto"/>
         <w:rPr>
@@ -1064,19 +999,23 @@
           <w:szCs w:val="24"/>
           <w:lang w:eastAsia="en-GB"/>
         </w:rPr>
-        <w:t xml:space="preserve">What is data duplication in </w:t>
-      </w:r>
-      <w:proofErr w:type="spellStart"/>
-      <w:r>
+        <w:t>What is CI/CD?</w:t>
+      </w:r>
+    </w:p>
+    <w:p>
+      <w:pPr>
+        <w:numPr>
+          <w:ilvl w:val="0"/>
+          <w:numId w:val="8"/>
+        </w:numPr>
+        <w:spacing w:before="100" w:beforeAutospacing="1" w:after="100" w:afterAutospacing="1" w:line="240" w:lineRule="auto"/>
         <w:rPr>
           <w:rFonts w:ascii="Times New Roman" w:eastAsia="Times New Roman" w:hAnsi="Times New Roman" w:cs="Times New Roman"/>
           <w:sz w:val="24"/>
           <w:szCs w:val="24"/>
           <w:lang w:eastAsia="en-GB"/>
         </w:rPr>
-        <w:t>Microservices</w:t>
-      </w:r>
-      <w:proofErr w:type="spellEnd"/>
+      </w:pPr>
       <w:r>
         <w:rPr>
           <w:rFonts w:ascii="Times New Roman" w:eastAsia="Times New Roman" w:hAnsi="Times New Roman" w:cs="Times New Roman"/>
@@ -1084,7 +1023,7 @@
           <w:szCs w:val="24"/>
           <w:lang w:eastAsia="en-GB"/>
         </w:rPr>
-        <w:t>?</w:t>
+        <w:t>How does Microservices help in continuous deployment?</w:t>
       </w:r>
     </w:p>
     <w:p>
@@ -1104,15 +1043,22 @@
           <w:szCs w:val="24"/>
           <w:lang w:eastAsia="en-GB"/>
         </w:rPr>
-        <w:pict>
-          <v:rect id="_x0000_i1028" style="width:0;height:1.5pt" o:hralign="center" o:hrstd="t" o:hr="t" fillcolor="#a0a0a0" stroked="f"/>
+        <w:pict w14:anchorId="41745831">
+          <v:rect id="_x0000_i1029" style="width:0;height:1.5pt" o:hralign="center" o:hrstd="t" o:hr="t" fillcolor="#a0a0a0" stroked="f"/>
         </w:pict>
       </w:r>
-    </w:p>
-    <w:p>
-      <w:pPr>
-        <w:spacing w:before="100" w:beforeAutospacing="1" w:after="100" w:afterAutospacing="1" w:line="240" w:lineRule="auto"/>
-        <w:outlineLvl w:val="1"/>
+      <w:r>
+        <w:rPr>
+          <w:rFonts w:ascii="Segoe UI Symbol" w:eastAsia="Times New Roman" w:hAnsi="Segoe UI Symbol" w:cs="Segoe UI Symbol"/>
+          <w:b/>
+          <w:bCs/>
+          <w:sz w:val="36"/>
+          <w:szCs w:val="36"/>
+          <w:lang w:eastAsia="en-GB"/>
+        </w:rPr>
+        <w:t>🔹</w:t>
+      </w:r>
+      <w:r>
         <w:rPr>
           <w:rFonts w:ascii="Times New Roman" w:eastAsia="Times New Roman" w:hAnsi="Times New Roman" w:cs="Times New Roman"/>
           <w:b/>
@@ -1121,36 +1067,14 @@
           <w:szCs w:val="36"/>
           <w:lang w:eastAsia="en-GB"/>
         </w:rPr>
-      </w:pPr>
-      <w:r>
-        <w:rPr>
-          <w:rFonts w:ascii="Segoe UI Symbol" w:eastAsia="Times New Roman" w:hAnsi="Segoe UI Symbol" w:cs="Segoe UI Symbol"/>
-          <w:b/>
-          <w:bCs/>
-          <w:sz w:val="36"/>
-          <w:szCs w:val="36"/>
-          <w:lang w:eastAsia="en-GB"/>
-        </w:rPr>
-        <w:lastRenderedPageBreak/>
-        <w:t>🔹</w:t>
-      </w:r>
-      <w:r>
-        <w:rPr>
-          <w:rFonts w:ascii="Times New Roman" w:eastAsia="Times New Roman" w:hAnsi="Times New Roman" w:cs="Times New Roman"/>
-          <w:b/>
-          <w:bCs/>
-          <w:sz w:val="36"/>
-          <w:szCs w:val="36"/>
-          <w:lang w:eastAsia="en-GB"/>
-        </w:rPr>
-        <w:t xml:space="preserve"> Deployment &amp; DevOps Basics</w:t>
-      </w:r>
-    </w:p>
-    <w:p>
-      <w:pPr>
-        <w:numPr>
-          <w:ilvl w:val="0"/>
-          <w:numId w:val="8"/>
+        <w:t xml:space="preserve"> Monitoring &amp; Security (Basic)</w:t>
+      </w:r>
+    </w:p>
+    <w:p>
+      <w:pPr>
+        <w:numPr>
+          <w:ilvl w:val="0"/>
+          <w:numId w:val="9"/>
         </w:numPr>
         <w:spacing w:before="100" w:beforeAutospacing="1" w:after="100" w:afterAutospacing="1" w:line="240" w:lineRule="auto"/>
         <w:rPr>
@@ -1167,14 +1091,14 @@
           <w:szCs w:val="24"/>
           <w:lang w:eastAsia="en-GB"/>
         </w:rPr>
-        <w:t>What is Docker?</w:t>
-      </w:r>
-    </w:p>
-    <w:p>
-      <w:pPr>
-        <w:numPr>
-          <w:ilvl w:val="0"/>
-          <w:numId w:val="8"/>
+        <w:t>What is logging in Microservices?</w:t>
+      </w:r>
+    </w:p>
+    <w:p>
+      <w:pPr>
+        <w:numPr>
+          <w:ilvl w:val="0"/>
+          <w:numId w:val="9"/>
         </w:numPr>
         <w:spacing w:before="100" w:beforeAutospacing="1" w:after="100" w:afterAutospacing="1" w:line="240" w:lineRule="auto"/>
         <w:rPr>
@@ -1191,19 +1115,23 @@
           <w:szCs w:val="24"/>
           <w:lang w:eastAsia="en-GB"/>
         </w:rPr>
-        <w:t xml:space="preserve">Why is Docker used in </w:t>
-      </w:r>
-      <w:proofErr w:type="spellStart"/>
-      <w:r>
+        <w:t>What is centralized logging?</w:t>
+      </w:r>
+    </w:p>
+    <w:p>
+      <w:pPr>
+        <w:numPr>
+          <w:ilvl w:val="0"/>
+          <w:numId w:val="9"/>
+        </w:numPr>
+        <w:spacing w:before="100" w:beforeAutospacing="1" w:after="100" w:afterAutospacing="1" w:line="240" w:lineRule="auto"/>
         <w:rPr>
           <w:rFonts w:ascii="Times New Roman" w:eastAsia="Times New Roman" w:hAnsi="Times New Roman" w:cs="Times New Roman"/>
           <w:sz w:val="24"/>
           <w:szCs w:val="24"/>
           <w:lang w:eastAsia="en-GB"/>
         </w:rPr>
-        <w:t>Microservices</w:t>
-      </w:r>
-      <w:proofErr w:type="spellEnd"/>
+      </w:pPr>
       <w:r>
         <w:rPr>
           <w:rFonts w:ascii="Times New Roman" w:eastAsia="Times New Roman" w:hAnsi="Times New Roman" w:cs="Times New Roman"/>
@@ -1211,14 +1139,14 @@
           <w:szCs w:val="24"/>
           <w:lang w:eastAsia="en-GB"/>
         </w:rPr>
-        <w:t>?</w:t>
-      </w:r>
-    </w:p>
-    <w:p>
-      <w:pPr>
-        <w:numPr>
-          <w:ilvl w:val="0"/>
-          <w:numId w:val="8"/>
+        <w:t>What is monitoring?</w:t>
+      </w:r>
+    </w:p>
+    <w:p>
+      <w:pPr>
+        <w:numPr>
+          <w:ilvl w:val="0"/>
+          <w:numId w:val="9"/>
         </w:numPr>
         <w:spacing w:before="100" w:beforeAutospacing="1" w:after="100" w:afterAutospacing="1" w:line="240" w:lineRule="auto"/>
         <w:rPr>
@@ -1235,14 +1163,14 @@
           <w:szCs w:val="24"/>
           <w:lang w:eastAsia="en-GB"/>
         </w:rPr>
-        <w:t>What is containerization?</w:t>
-      </w:r>
-    </w:p>
-    <w:p>
-      <w:pPr>
-        <w:numPr>
-          <w:ilvl w:val="0"/>
-          <w:numId w:val="8"/>
+        <w:t>What is authentication vs authorization?</w:t>
+      </w:r>
+    </w:p>
+    <w:p>
+      <w:pPr>
+        <w:numPr>
+          <w:ilvl w:val="0"/>
+          <w:numId w:val="9"/>
         </w:numPr>
         <w:spacing w:before="100" w:beforeAutospacing="1" w:after="100" w:afterAutospacing="1" w:line="240" w:lineRule="auto"/>
         <w:rPr>
@@ -1259,279 +1187,7 @@
           <w:szCs w:val="24"/>
           <w:lang w:eastAsia="en-GB"/>
         </w:rPr>
-        <w:t>What is Kubernetes (basic idea)?</w:t>
-      </w:r>
-    </w:p>
-    <w:p>
-      <w:pPr>
-        <w:numPr>
-          <w:ilvl w:val="0"/>
-          <w:numId w:val="8"/>
-        </w:numPr>
-        <w:spacing w:before="100" w:beforeAutospacing="1" w:after="100" w:afterAutospacing="1" w:line="240" w:lineRule="auto"/>
-        <w:rPr>
-          <w:rFonts w:ascii="Times New Roman" w:eastAsia="Times New Roman" w:hAnsi="Times New Roman" w:cs="Times New Roman"/>
-          <w:sz w:val="24"/>
-          <w:szCs w:val="24"/>
-          <w:lang w:eastAsia="en-GB"/>
-        </w:rPr>
-      </w:pPr>
-      <w:r>
-        <w:rPr>
-          <w:rFonts w:ascii="Times New Roman" w:eastAsia="Times New Roman" w:hAnsi="Times New Roman" w:cs="Times New Roman"/>
-          <w:sz w:val="24"/>
-          <w:szCs w:val="24"/>
-          <w:lang w:eastAsia="en-GB"/>
-        </w:rPr>
-        <w:t>What is CI/CD?</w:t>
-      </w:r>
-    </w:p>
-    <w:p>
-      <w:pPr>
-        <w:numPr>
-          <w:ilvl w:val="0"/>
-          <w:numId w:val="8"/>
-        </w:numPr>
-        <w:spacing w:before="100" w:beforeAutospacing="1" w:after="100" w:afterAutospacing="1" w:line="240" w:lineRule="auto"/>
-        <w:rPr>
-          <w:rFonts w:ascii="Times New Roman" w:eastAsia="Times New Roman" w:hAnsi="Times New Roman" w:cs="Times New Roman"/>
-          <w:sz w:val="24"/>
-          <w:szCs w:val="24"/>
-          <w:lang w:eastAsia="en-GB"/>
-        </w:rPr>
-      </w:pPr>
-      <w:r>
-        <w:rPr>
-          <w:rFonts w:ascii="Times New Roman" w:eastAsia="Times New Roman" w:hAnsi="Times New Roman" w:cs="Times New Roman"/>
-          <w:sz w:val="24"/>
-          <w:szCs w:val="24"/>
-          <w:lang w:eastAsia="en-GB"/>
-        </w:rPr>
-        <w:t xml:space="preserve">How does </w:t>
-      </w:r>
-      <w:proofErr w:type="spellStart"/>
-      <w:r>
-        <w:rPr>
-          <w:rFonts w:ascii="Times New Roman" w:eastAsia="Times New Roman" w:hAnsi="Times New Roman" w:cs="Times New Roman"/>
-          <w:sz w:val="24"/>
-          <w:szCs w:val="24"/>
-          <w:lang w:eastAsia="en-GB"/>
-        </w:rPr>
-        <w:t>Microservices</w:t>
-      </w:r>
-      <w:proofErr w:type="spellEnd"/>
-      <w:r>
-        <w:rPr>
-          <w:rFonts w:ascii="Times New Roman" w:eastAsia="Times New Roman" w:hAnsi="Times New Roman" w:cs="Times New Roman"/>
-          <w:sz w:val="24"/>
-          <w:szCs w:val="24"/>
-          <w:lang w:eastAsia="en-GB"/>
-        </w:rPr>
-        <w:t xml:space="preserve"> help in continuous deployment?</w:t>
-      </w:r>
-    </w:p>
-    <w:p>
-      <w:pPr>
-        <w:spacing w:after="0" w:line="240" w:lineRule="auto"/>
-        <w:rPr>
-          <w:rFonts w:ascii="Times New Roman" w:eastAsia="Times New Roman" w:hAnsi="Times New Roman" w:cs="Times New Roman"/>
-          <w:sz w:val="24"/>
-          <w:szCs w:val="24"/>
-          <w:lang w:eastAsia="en-GB"/>
-        </w:rPr>
-      </w:pPr>
-      <w:r>
-        <w:rPr>
-          <w:rFonts w:ascii="Times New Roman" w:eastAsia="Times New Roman" w:hAnsi="Times New Roman" w:cs="Times New Roman"/>
-          <w:sz w:val="24"/>
-          <w:szCs w:val="24"/>
-          <w:lang w:eastAsia="en-GB"/>
-        </w:rPr>
-        <w:pict>
-          <v:rect id="_x0000_i1029" style="width:0;height:1.5pt" o:hralign="center" o:hrstd="t" o:hr="t" fillcolor="#a0a0a0" stroked="f"/>
-        </w:pict>
-      </w:r>
-      <w:r>
-        <w:rPr>
-          <w:rFonts w:ascii="Segoe UI Symbol" w:eastAsia="Times New Roman" w:hAnsi="Segoe UI Symbol" w:cs="Segoe UI Symbol"/>
-          <w:b/>
-          <w:bCs/>
-          <w:sz w:val="36"/>
-          <w:szCs w:val="36"/>
-          <w:lang w:eastAsia="en-GB"/>
-        </w:rPr>
-        <w:t>🔹</w:t>
-      </w:r>
-      <w:r>
-        <w:rPr>
-          <w:rFonts w:ascii="Times New Roman" w:eastAsia="Times New Roman" w:hAnsi="Times New Roman" w:cs="Times New Roman"/>
-          <w:b/>
-          <w:bCs/>
-          <w:sz w:val="36"/>
-          <w:szCs w:val="36"/>
-          <w:lang w:eastAsia="en-GB"/>
-        </w:rPr>
-        <w:t xml:space="preserve"> Monitoring &amp; Security (Basic)</w:t>
-      </w:r>
-    </w:p>
-    <w:p>
-      <w:pPr>
-        <w:numPr>
-          <w:ilvl w:val="0"/>
-          <w:numId w:val="9"/>
-        </w:numPr>
-        <w:spacing w:before="100" w:beforeAutospacing="1" w:after="100" w:afterAutospacing="1" w:line="240" w:lineRule="auto"/>
-        <w:rPr>
-          <w:rFonts w:ascii="Times New Roman" w:eastAsia="Times New Roman" w:hAnsi="Times New Roman" w:cs="Times New Roman"/>
-          <w:sz w:val="24"/>
-          <w:szCs w:val="24"/>
-          <w:lang w:eastAsia="en-GB"/>
-        </w:rPr>
-      </w:pPr>
-      <w:r>
-        <w:rPr>
-          <w:rFonts w:ascii="Times New Roman" w:eastAsia="Times New Roman" w:hAnsi="Times New Roman" w:cs="Times New Roman"/>
-          <w:sz w:val="24"/>
-          <w:szCs w:val="24"/>
-          <w:lang w:eastAsia="en-GB"/>
-        </w:rPr>
-        <w:t xml:space="preserve">What is logging in </w:t>
-      </w:r>
-      <w:proofErr w:type="spellStart"/>
-      <w:r>
-        <w:rPr>
-          <w:rFonts w:ascii="Times New Roman" w:eastAsia="Times New Roman" w:hAnsi="Times New Roman" w:cs="Times New Roman"/>
-          <w:sz w:val="24"/>
-          <w:szCs w:val="24"/>
-          <w:lang w:eastAsia="en-GB"/>
-        </w:rPr>
-        <w:t>Microservices</w:t>
-      </w:r>
-      <w:proofErr w:type="spellEnd"/>
-      <w:r>
-        <w:rPr>
-          <w:rFonts w:ascii="Times New Roman" w:eastAsia="Times New Roman" w:hAnsi="Times New Roman" w:cs="Times New Roman"/>
-          <w:sz w:val="24"/>
-          <w:szCs w:val="24"/>
-          <w:lang w:eastAsia="en-GB"/>
-        </w:rPr>
-        <w:t>?</w:t>
-      </w:r>
-    </w:p>
-    <w:p>
-      <w:pPr>
-        <w:numPr>
-          <w:ilvl w:val="0"/>
-          <w:numId w:val="9"/>
-        </w:numPr>
-        <w:spacing w:before="100" w:beforeAutospacing="1" w:after="100" w:afterAutospacing="1" w:line="240" w:lineRule="auto"/>
-        <w:rPr>
-          <w:rFonts w:ascii="Times New Roman" w:eastAsia="Times New Roman" w:hAnsi="Times New Roman" w:cs="Times New Roman"/>
-          <w:sz w:val="24"/>
-          <w:szCs w:val="24"/>
-          <w:lang w:eastAsia="en-GB"/>
-        </w:rPr>
-      </w:pPr>
-      <w:r>
-        <w:rPr>
-          <w:rFonts w:ascii="Times New Roman" w:eastAsia="Times New Roman" w:hAnsi="Times New Roman" w:cs="Times New Roman"/>
-          <w:sz w:val="24"/>
-          <w:szCs w:val="24"/>
-          <w:lang w:eastAsia="en-GB"/>
-        </w:rPr>
-        <w:t>What is centralized logging?</w:t>
-      </w:r>
-    </w:p>
-    <w:p>
-      <w:pPr>
-        <w:numPr>
-          <w:ilvl w:val="0"/>
-          <w:numId w:val="9"/>
-        </w:numPr>
-        <w:spacing w:before="100" w:beforeAutospacing="1" w:after="100" w:afterAutospacing="1" w:line="240" w:lineRule="auto"/>
-        <w:rPr>
-          <w:rFonts w:ascii="Times New Roman" w:eastAsia="Times New Roman" w:hAnsi="Times New Roman" w:cs="Times New Roman"/>
-          <w:sz w:val="24"/>
-          <w:szCs w:val="24"/>
-          <w:lang w:eastAsia="en-GB"/>
-        </w:rPr>
-      </w:pPr>
-      <w:r>
-        <w:rPr>
-          <w:rFonts w:ascii="Times New Roman" w:eastAsia="Times New Roman" w:hAnsi="Times New Roman" w:cs="Times New Roman"/>
-          <w:sz w:val="24"/>
-          <w:szCs w:val="24"/>
-          <w:lang w:eastAsia="en-GB"/>
-        </w:rPr>
-        <w:t>What is monitoring?</w:t>
-      </w:r>
-    </w:p>
-    <w:p>
-      <w:pPr>
-        <w:numPr>
-          <w:ilvl w:val="0"/>
-          <w:numId w:val="9"/>
-        </w:numPr>
-        <w:spacing w:before="100" w:beforeAutospacing="1" w:after="100" w:afterAutospacing="1" w:line="240" w:lineRule="auto"/>
-        <w:rPr>
-          <w:rFonts w:ascii="Times New Roman" w:eastAsia="Times New Roman" w:hAnsi="Times New Roman" w:cs="Times New Roman"/>
-          <w:sz w:val="24"/>
-          <w:szCs w:val="24"/>
-          <w:lang w:eastAsia="en-GB"/>
-        </w:rPr>
-      </w:pPr>
-      <w:r>
-        <w:rPr>
-          <w:rFonts w:ascii="Times New Roman" w:eastAsia="Times New Roman" w:hAnsi="Times New Roman" w:cs="Times New Roman"/>
-          <w:sz w:val="24"/>
-          <w:szCs w:val="24"/>
-          <w:lang w:eastAsia="en-GB"/>
-        </w:rPr>
-        <w:t>What is authentication vs authorization?</w:t>
-      </w:r>
-    </w:p>
-    <w:p>
-      <w:pPr>
-        <w:numPr>
-          <w:ilvl w:val="0"/>
-          <w:numId w:val="9"/>
-        </w:numPr>
-        <w:spacing w:before="100" w:beforeAutospacing="1" w:after="100" w:afterAutospacing="1" w:line="240" w:lineRule="auto"/>
-        <w:rPr>
-          <w:rFonts w:ascii="Times New Roman" w:eastAsia="Times New Roman" w:hAnsi="Times New Roman" w:cs="Times New Roman"/>
-          <w:sz w:val="24"/>
-          <w:szCs w:val="24"/>
-          <w:lang w:eastAsia="en-GB"/>
-        </w:rPr>
-      </w:pPr>
-      <w:r>
-        <w:rPr>
-          <w:rFonts w:ascii="Times New Roman" w:eastAsia="Times New Roman" w:hAnsi="Times New Roman" w:cs="Times New Roman"/>
-          <w:sz w:val="24"/>
-          <w:szCs w:val="24"/>
-          <w:lang w:eastAsia="en-GB"/>
-        </w:rPr>
-        <w:t xml:space="preserve">How do you secure </w:t>
-      </w:r>
-      <w:proofErr w:type="spellStart"/>
-      <w:r>
-        <w:rPr>
-          <w:rFonts w:ascii="Times New Roman" w:eastAsia="Times New Roman" w:hAnsi="Times New Roman" w:cs="Times New Roman"/>
-          <w:sz w:val="24"/>
-          <w:szCs w:val="24"/>
-          <w:lang w:eastAsia="en-GB"/>
-        </w:rPr>
-        <w:t>Microservices</w:t>
-      </w:r>
-      <w:proofErr w:type="spellEnd"/>
-      <w:r>
-        <w:rPr>
-          <w:rFonts w:ascii="Times New Roman" w:eastAsia="Times New Roman" w:hAnsi="Times New Roman" w:cs="Times New Roman"/>
-          <w:sz w:val="24"/>
-          <w:szCs w:val="24"/>
-          <w:lang w:eastAsia="en-GB"/>
-        </w:rPr>
-        <w:t>?</w:t>
+        <w:t>How do you secure Microservices?</w:t>
       </w:r>
     </w:p>
     <w:p>
@@ -1564,25 +1220,7 @@
           <w:sz w:val="28"/>
           <w:lang w:val="en-IN"/>
         </w:rPr>
-        <w:t xml:space="preserve">Q1. What is </w:t>
-      </w:r>
-      <w:proofErr w:type="spellStart"/>
-      <w:r>
-        <w:rPr>
-          <w:b/>
-          <w:sz w:val="28"/>
-          <w:lang w:val="en-IN"/>
-        </w:rPr>
-        <w:t>Microservice</w:t>
-      </w:r>
-      <w:proofErr w:type="spellEnd"/>
-      <w:r>
-        <w:rPr>
-          <w:b/>
-          <w:sz w:val="28"/>
-          <w:lang w:val="en-IN"/>
-        </w:rPr>
-        <w:t>?</w:t>
+        <w:t>Q1. What is Microservice?</w:t>
       </w:r>
     </w:p>
     <w:p>
@@ -1597,82 +1235,105 @@
           <w:rStyle w:val="Strong"/>
           <w:rFonts w:asciiTheme="minorHAnsi" w:hAnsiTheme="minorHAnsi" w:cstheme="minorHAnsi"/>
         </w:rPr>
-        <w:t>Definition</w:t>
-      </w:r>
-      <w:proofErr w:type="gramStart"/>
+        <w:t>Definition:</w:t>
+      </w:r>
+      <w:r>
+        <w:rPr>
+          <w:rFonts w:asciiTheme="minorHAnsi" w:hAnsiTheme="minorHAnsi" w:cstheme="minorHAnsi"/>
+        </w:rPr>
+        <w:br/>
+        <w:t xml:space="preserve">Microservices architecture is a </w:t>
+      </w:r>
       <w:r>
         <w:rPr>
           <w:rStyle w:val="Strong"/>
           <w:rFonts w:asciiTheme="minorHAnsi" w:hAnsiTheme="minorHAnsi" w:cstheme="minorHAnsi"/>
         </w:rPr>
-        <w:t>:</w:t>
-      </w:r>
-      <w:proofErr w:type="gramEnd"/>
+        <w:t>software design pattern</w:t>
+      </w:r>
       <w:r>
         <w:rPr>
           <w:rFonts w:asciiTheme="minorHAnsi" w:hAnsiTheme="minorHAnsi" w:cstheme="minorHAnsi"/>
         </w:rPr>
-        <w:br/>
-      </w:r>
-      <w:proofErr w:type="spellStart"/>
+        <w:t xml:space="preserve"> where a </w:t>
+      </w:r>
       <w:r>
         <w:rPr>
           <w:rFonts w:asciiTheme="minorHAnsi" w:hAnsiTheme="minorHAnsi" w:cstheme="minorHAnsi"/>
-        </w:rPr>
-        <w:t>Microservices</w:t>
-      </w:r>
-      <w:proofErr w:type="spellEnd"/>
+          <w:color w:val="ED7D31" w:themeColor="accent2"/>
+        </w:rPr>
+        <w:t xml:space="preserve">large application is divided </w:t>
+      </w:r>
       <w:r>
         <w:rPr>
           <w:rFonts w:asciiTheme="minorHAnsi" w:hAnsiTheme="minorHAnsi" w:cstheme="minorHAnsi"/>
         </w:rPr>
-        <w:t xml:space="preserve"> architecture is a </w:t>
+        <w:t xml:space="preserve">into a </w:t>
       </w:r>
       <w:r>
         <w:rPr>
           <w:rStyle w:val="Strong"/>
           <w:rFonts w:asciiTheme="minorHAnsi" w:hAnsiTheme="minorHAnsi" w:cstheme="minorHAnsi"/>
         </w:rPr>
-        <w:t>software design pattern</w:t>
+        <w:t>collection of small, independent services</w:t>
       </w:r>
       <w:r>
         <w:rPr>
           <w:rFonts w:asciiTheme="minorHAnsi" w:hAnsiTheme="minorHAnsi" w:cstheme="minorHAnsi"/>
         </w:rPr>
-        <w:t xml:space="preserve"> where a </w:t>
-      </w:r>
-      <w:r>
-        <w:rPr>
-          <w:rFonts w:asciiTheme="minorHAnsi" w:hAnsiTheme="minorHAnsi" w:cstheme="minorHAnsi"/>
-          <w:color w:val="ED7D31" w:themeColor="accent2"/>
-        </w:rPr>
-        <w:t xml:space="preserve">large application is divided </w:t>
-      </w:r>
-      <w:r>
-        <w:rPr>
-          <w:rFonts w:asciiTheme="minorHAnsi" w:hAnsiTheme="minorHAnsi" w:cstheme="minorHAnsi"/>
-        </w:rPr>
-        <w:t xml:space="preserve">into a </w:t>
+        <w:t xml:space="preserve">, each responsible for a </w:t>
       </w:r>
       <w:r>
         <w:rPr>
           <w:rStyle w:val="Strong"/>
           <w:rFonts w:asciiTheme="minorHAnsi" w:hAnsiTheme="minorHAnsi" w:cstheme="minorHAnsi"/>
         </w:rPr>
-        <w:t>collection of small, independent services</w:t>
+        <w:t>specific business function</w:t>
       </w:r>
       <w:r>
         <w:rPr>
           <w:rFonts w:asciiTheme="minorHAnsi" w:hAnsiTheme="minorHAnsi" w:cstheme="minorHAnsi"/>
         </w:rPr>
-        <w:t xml:space="preserve">, each responsible for a </w:t>
+        <w:t>.</w:t>
+      </w:r>
+    </w:p>
+    <w:p>
+      <w:pPr>
+        <w:pStyle w:val="NormalWeb"/>
+        <w:rPr>
+          <w:rFonts w:asciiTheme="minorHAnsi" w:hAnsiTheme="minorHAnsi" w:cstheme="minorHAnsi"/>
+        </w:rPr>
+      </w:pPr>
+      <w:r>
+        <w:rPr>
+          <w:rFonts w:asciiTheme="minorHAnsi" w:hAnsiTheme="minorHAnsi" w:cstheme="minorHAnsi"/>
+        </w:rPr>
+        <w:t>Each service:</w:t>
+      </w:r>
+    </w:p>
+    <w:p>
+      <w:pPr>
+        <w:pStyle w:val="NormalWeb"/>
+        <w:numPr>
+          <w:ilvl w:val="0"/>
+          <w:numId w:val="1"/>
+        </w:numPr>
+        <w:rPr>
+          <w:rFonts w:asciiTheme="minorHAnsi" w:hAnsiTheme="minorHAnsi" w:cstheme="minorHAnsi"/>
+        </w:rPr>
+      </w:pPr>
+      <w:r>
+        <w:rPr>
+          <w:rFonts w:asciiTheme="minorHAnsi" w:hAnsiTheme="minorHAnsi" w:cstheme="minorHAnsi"/>
+        </w:rPr>
+        <w:t xml:space="preserve">Runs </w:t>
       </w:r>
       <w:r>
         <w:rPr>
           <w:rStyle w:val="Strong"/>
           <w:rFonts w:asciiTheme="minorHAnsi" w:hAnsiTheme="minorHAnsi" w:cstheme="minorHAnsi"/>
         </w:rPr>
-        <w:t>specific business function</w:t>
+        <w:t>independently</w:t>
       </w:r>
       <w:r>
         <w:rPr>
@@ -1684,6 +1345,10 @@
     <w:p>
       <w:pPr>
         <w:pStyle w:val="NormalWeb"/>
+        <w:numPr>
+          <w:ilvl w:val="0"/>
+          <w:numId w:val="1"/>
+        </w:numPr>
         <w:rPr>
           <w:rFonts w:asciiTheme="minorHAnsi" w:hAnsiTheme="minorHAnsi" w:cstheme="minorHAnsi"/>
         </w:rPr>
@@ -1692,32 +1357,14 @@
         <w:rPr>
           <w:rFonts w:asciiTheme="minorHAnsi" w:hAnsiTheme="minorHAnsi" w:cstheme="minorHAnsi"/>
         </w:rPr>
-        <w:t>Each service:</w:t>
-      </w:r>
-    </w:p>
-    <w:p>
-      <w:pPr>
-        <w:pStyle w:val="NormalWeb"/>
-        <w:numPr>
-          <w:ilvl w:val="0"/>
-          <w:numId w:val="1"/>
-        </w:numPr>
-        <w:rPr>
-          <w:rFonts w:asciiTheme="minorHAnsi" w:hAnsiTheme="minorHAnsi" w:cstheme="minorHAnsi"/>
-        </w:rPr>
-      </w:pPr>
-      <w:r>
-        <w:rPr>
-          <w:rFonts w:asciiTheme="minorHAnsi" w:hAnsiTheme="minorHAnsi" w:cstheme="minorHAnsi"/>
-        </w:rPr>
-        <w:t xml:space="preserve">Runs </w:t>
+        <w:t xml:space="preserve">Has its own </w:t>
       </w:r>
       <w:r>
         <w:rPr>
           <w:rStyle w:val="Strong"/>
           <w:rFonts w:asciiTheme="minorHAnsi" w:hAnsiTheme="minorHAnsi" w:cstheme="minorHAnsi"/>
         </w:rPr>
-        <w:t>independently</w:t>
+        <w:t>database</w:t>
       </w:r>
       <w:r>
         <w:rPr>
@@ -1741,20 +1388,20 @@
         <w:rPr>
           <w:rFonts w:asciiTheme="minorHAnsi" w:hAnsiTheme="minorHAnsi" w:cstheme="minorHAnsi"/>
         </w:rPr>
-        <w:t xml:space="preserve">Has its own </w:t>
+        <w:t xml:space="preserve">Communicates with others via </w:t>
       </w:r>
       <w:r>
         <w:rPr>
           <w:rStyle w:val="Strong"/>
           <w:rFonts w:asciiTheme="minorHAnsi" w:hAnsiTheme="minorHAnsi" w:cstheme="minorHAnsi"/>
         </w:rPr>
-        <w:t>database</w:t>
+        <w:t>APIs</w:t>
       </w:r>
       <w:r>
         <w:rPr>
           <w:rFonts w:asciiTheme="minorHAnsi" w:hAnsiTheme="minorHAnsi" w:cstheme="minorHAnsi"/>
         </w:rPr>
-        <w:t>.</w:t>
+        <w:t xml:space="preserve"> (usually REST or message queues).</w:t>
       </w:r>
     </w:p>
     <w:p>
@@ -1772,44 +1419,13 @@
         <w:rPr>
           <w:rFonts w:asciiTheme="minorHAnsi" w:hAnsiTheme="minorHAnsi" w:cstheme="minorHAnsi"/>
         </w:rPr>
-        <w:t xml:space="preserve">Communicates with others via </w:t>
+        <w:t xml:space="preserve">Can be </w:t>
       </w:r>
       <w:r>
         <w:rPr>
           <w:rStyle w:val="Strong"/>
           <w:rFonts w:asciiTheme="minorHAnsi" w:hAnsiTheme="minorHAnsi" w:cstheme="minorHAnsi"/>
         </w:rPr>
-        <w:t>APIs</w:t>
-      </w:r>
-      <w:r>
-        <w:rPr>
-          <w:rFonts w:asciiTheme="minorHAnsi" w:hAnsiTheme="minorHAnsi" w:cstheme="minorHAnsi"/>
-        </w:rPr>
-        <w:t xml:space="preserve"> (usually REST or message queues).</w:t>
-      </w:r>
-    </w:p>
-    <w:p>
-      <w:pPr>
-        <w:pStyle w:val="NormalWeb"/>
-        <w:numPr>
-          <w:ilvl w:val="0"/>
-          <w:numId w:val="1"/>
-        </w:numPr>
-        <w:rPr>
-          <w:rFonts w:asciiTheme="minorHAnsi" w:hAnsiTheme="minorHAnsi" w:cstheme="minorHAnsi"/>
-        </w:rPr>
-      </w:pPr>
-      <w:r>
-        <w:rPr>
-          <w:rFonts w:asciiTheme="minorHAnsi" w:hAnsiTheme="minorHAnsi" w:cstheme="minorHAnsi"/>
-        </w:rPr>
-        <w:t xml:space="preserve">Can be </w:t>
-      </w:r>
-      <w:r>
-        <w:rPr>
-          <w:rStyle w:val="Strong"/>
-          <w:rFonts w:asciiTheme="minorHAnsi" w:hAnsiTheme="minorHAnsi" w:cstheme="minorHAnsi"/>
-        </w:rPr>
         <w:t>deployed, scaled, and updated</w:t>
       </w:r>
       <w:r>
@@ -1832,7 +1448,7 @@
           <w:lang w:eastAsia="en-GB"/>
         </w:rPr>
         <w:drawing>
-          <wp:inline distT="0" distB="0" distL="0" distR="0" wp14:anchorId="41487418" wp14:editId="2ABA32B4">
+          <wp:inline distT="0" distB="0" distL="0" distR="0" wp14:anchorId="2768199B" wp14:editId="5FAB25ED">
             <wp:extent cx="4933950" cy="2448483"/>
             <wp:effectExtent l="0" t="0" r="0" b="9525"/>
             <wp:docPr id="1" name="Picture 1"/>
@@ -1891,21 +1507,8 @@
           <w:lang w:eastAsia="en-GB"/>
         </w:rPr>
         <w:lastRenderedPageBreak/>
-        <w:t xml:space="preserve">Advantages of </w:t>
-      </w:r>
-      <w:proofErr w:type="spellStart"/>
-      <w:r>
-        <w:rPr>
-          <w:rFonts w:eastAsia="Times New Roman" w:cstheme="minorHAnsi"/>
-          <w:b/>
-          <w:bCs/>
-          <w:sz w:val="24"/>
-          <w:szCs w:val="24"/>
-          <w:lang w:eastAsia="en-GB"/>
-        </w:rPr>
-        <w:t>Microservices</w:t>
-      </w:r>
-      <w:proofErr w:type="spellEnd"/>
+        <w:t>Advantages of Microservices</w:t>
+      </w:r>
     </w:p>
     <w:p>
       <w:pPr>
@@ -2005,9 +1608,8 @@
           <w:szCs w:val="24"/>
           <w:lang w:eastAsia="en-GB"/>
         </w:rPr>
-        <w:t xml:space="preserve"> whole app down</w:t>
-      </w:r>
-      <w:proofErr w:type="gramStart"/>
+        <w:t xml:space="preserve"> whole app down)</w:t>
+      </w:r>
       <w:r>
         <w:rPr>
           <w:rFonts w:eastAsia="Times New Roman" w:cstheme="minorHAnsi"/>
@@ -2015,9 +1617,17 @@
           <w:szCs w:val="24"/>
           <w:lang w:eastAsia="en-GB"/>
         </w:rPr>
-        <w:t>)</w:t>
-      </w:r>
-      <w:proofErr w:type="gramEnd"/>
+        <w:br/>
+      </w:r>
+      <w:r>
+        <w:rPr>
+          <w:rFonts w:ascii="Segoe UI Symbol" w:eastAsia="Times New Roman" w:hAnsi="Segoe UI Symbol" w:cs="Segoe UI Symbol"/>
+          <w:sz w:val="24"/>
+          <w:szCs w:val="24"/>
+          <w:lang w:eastAsia="en-GB"/>
+        </w:rPr>
+        <w:t>✅</w:t>
+      </w:r>
       <w:r>
         <w:rPr>
           <w:rFonts w:eastAsia="Times New Roman" w:cstheme="minorHAnsi"/>
@@ -2025,6 +1635,15 @@
           <w:szCs w:val="24"/>
           <w:lang w:eastAsia="en-GB"/>
         </w:rPr>
+        <w:t xml:space="preserve"> Technology flexibility (Node.js + Python + Java can coexist)</w:t>
+      </w:r>
+      <w:r>
+        <w:rPr>
+          <w:rFonts w:eastAsia="Times New Roman" w:cstheme="minorHAnsi"/>
+          <w:sz w:val="24"/>
+          <w:szCs w:val="24"/>
+          <w:lang w:eastAsia="en-GB"/>
+        </w:rPr>
         <w:br/>
       </w:r>
       <w:r>
@@ -2043,33 +1662,6 @@
           <w:szCs w:val="24"/>
           <w:lang w:eastAsia="en-GB"/>
         </w:rPr>
-        <w:t xml:space="preserve"> Technology flexibility (Node.js + Python + Java can coexist)</w:t>
-      </w:r>
-      <w:r>
-        <w:rPr>
-          <w:rFonts w:eastAsia="Times New Roman" w:cstheme="minorHAnsi"/>
-          <w:sz w:val="24"/>
-          <w:szCs w:val="24"/>
-          <w:lang w:eastAsia="en-GB"/>
-        </w:rPr>
-        <w:br/>
-      </w:r>
-      <w:r>
-        <w:rPr>
-          <w:rFonts w:ascii="Segoe UI Symbol" w:eastAsia="Times New Roman" w:hAnsi="Segoe UI Symbol" w:cs="Segoe UI Symbol"/>
-          <w:sz w:val="24"/>
-          <w:szCs w:val="24"/>
-          <w:lang w:eastAsia="en-GB"/>
-        </w:rPr>
-        <w:t>✅</w:t>
-      </w:r>
-      <w:r>
-        <w:rPr>
-          <w:rFonts w:eastAsia="Times New Roman" w:cstheme="minorHAnsi"/>
-          <w:sz w:val="24"/>
-          <w:szCs w:val="24"/>
-          <w:lang w:eastAsia="en-GB"/>
-        </w:rPr>
         <w:t xml:space="preserve"> Easier for teams to work in parallel</w:t>
       </w:r>
     </w:p>
@@ -2091,28 +1683,38 @@
           <w:bCs/>
           <w:lang w:eastAsia="en-GB"/>
         </w:rPr>
-        <w:t xml:space="preserve">Challenges of </w:t>
-      </w:r>
-      <w:proofErr w:type="spellStart"/>
-      <w:r>
+        <w:t>Challenges of Microservices</w:t>
+      </w:r>
+    </w:p>
+    <w:p>
+      <w:pPr>
+        <w:spacing w:before="100" w:beforeAutospacing="1" w:after="100" w:afterAutospacing="1" w:line="240" w:lineRule="auto"/>
         <w:rPr>
           <w:rFonts w:ascii="Times New Roman" w:eastAsia="Times New Roman" w:hAnsi="Times New Roman" w:cs="Times New Roman"/>
-          <w:b/>
-          <w:bCs/>
-          <w:lang w:eastAsia="en-GB"/>
-        </w:rPr>
-        <w:t>Microservices</w:t>
-      </w:r>
-      <w:proofErr w:type="spellEnd"/>
-    </w:p>
-    <w:p>
-      <w:pPr>
-        <w:spacing w:before="100" w:beforeAutospacing="1" w:after="100" w:afterAutospacing="1" w:line="240" w:lineRule="auto"/>
+          <w:lang w:eastAsia="en-GB"/>
+        </w:rPr>
+      </w:pPr>
+      <w:r>
+        <w:rPr>
+          <w:rFonts w:ascii="Segoe UI Symbol" w:eastAsia="Times New Roman" w:hAnsi="Segoe UI Symbol" w:cs="Segoe UI Symbol"/>
+          <w:lang w:eastAsia="en-GB"/>
+        </w:rPr>
+        <w:t>❌</w:t>
+      </w:r>
+      <w:r>
         <w:rPr>
           <w:rFonts w:ascii="Times New Roman" w:eastAsia="Times New Roman" w:hAnsi="Times New Roman" w:cs="Times New Roman"/>
           <w:lang w:eastAsia="en-GB"/>
         </w:rPr>
-      </w:pPr>
+        <w:t xml:space="preserve"> Complex communication between services</w:t>
+      </w:r>
+      <w:r>
+        <w:rPr>
+          <w:rFonts w:ascii="Times New Roman" w:eastAsia="Times New Roman" w:hAnsi="Times New Roman" w:cs="Times New Roman"/>
+          <w:lang w:eastAsia="en-GB"/>
+        </w:rPr>
+        <w:br/>
+      </w:r>
       <w:r>
         <w:rPr>
           <w:rFonts w:ascii="Segoe UI Symbol" w:eastAsia="Times New Roman" w:hAnsi="Segoe UI Symbol" w:cs="Segoe UI Symbol"/>
@@ -2125,38 +1727,8 @@
           <w:rFonts w:ascii="Times New Roman" w:eastAsia="Times New Roman" w:hAnsi="Times New Roman" w:cs="Times New Roman"/>
           <w:lang w:eastAsia="en-GB"/>
         </w:rPr>
-        <w:t xml:space="preserve"> Complex communication between services</w:t>
-      </w:r>
-      <w:r>
-        <w:rPr>
-          <w:rFonts w:ascii="Times New Roman" w:eastAsia="Times New Roman" w:hAnsi="Times New Roman" w:cs="Times New Roman"/>
-          <w:lang w:eastAsia="en-GB"/>
-        </w:rPr>
-        <w:br/>
-      </w:r>
-      <w:r>
-        <w:rPr>
-          <w:rFonts w:ascii="Segoe UI Symbol" w:eastAsia="Times New Roman" w:hAnsi="Segoe UI Symbol" w:cs="Segoe UI Symbol"/>
-          <w:lang w:eastAsia="en-GB"/>
-        </w:rPr>
-        <w:t>❌</w:t>
-      </w:r>
-      <w:r>
-        <w:rPr>
-          <w:rFonts w:ascii="Times New Roman" w:eastAsia="Times New Roman" w:hAnsi="Times New Roman" w:cs="Times New Roman"/>
-          <w:lang w:eastAsia="en-GB"/>
-        </w:rPr>
-        <w:t xml:space="preserve"> Harder debugging (logs spread across many services</w:t>
-      </w:r>
-      <w:proofErr w:type="gramStart"/>
-      <w:r>
-        <w:rPr>
-          <w:rFonts w:ascii="Times New Roman" w:eastAsia="Times New Roman" w:hAnsi="Times New Roman" w:cs="Times New Roman"/>
-          <w:lang w:eastAsia="en-GB"/>
-        </w:rPr>
-        <w:t>)</w:t>
-      </w:r>
-      <w:proofErr w:type="gramEnd"/>
+        <w:t xml:space="preserve"> Harder debugging (logs spread across many services)</w:t>
+      </w:r>
       <w:r>
         <w:rPr>
           <w:rFonts w:ascii="Times New Roman" w:eastAsia="Times New Roman" w:hAnsi="Times New Roman" w:cs="Times New Roman"/>
@@ -2250,29 +1822,7 @@
           <w:szCs w:val="28"/>
           <w:lang w:eastAsia="en-GB"/>
         </w:rPr>
-        <w:t xml:space="preserve">How are </w:t>
-      </w:r>
-      <w:proofErr w:type="spellStart"/>
-      <w:r>
-        <w:rPr>
-          <w:rFonts w:eastAsia="Times New Roman" w:cstheme="minorHAnsi"/>
-          <w:b/>
-          <w:sz w:val="28"/>
-          <w:szCs w:val="28"/>
-          <w:lang w:eastAsia="en-GB"/>
-        </w:rPr>
-        <w:t>Microservices</w:t>
-      </w:r>
-      <w:proofErr w:type="spellEnd"/>
-      <w:r>
-        <w:rPr>
-          <w:rFonts w:eastAsia="Times New Roman" w:cstheme="minorHAnsi"/>
-          <w:b/>
-          <w:sz w:val="28"/>
-          <w:szCs w:val="28"/>
-          <w:lang w:eastAsia="en-GB"/>
-        </w:rPr>
-        <w:t xml:space="preserve"> different from a Monolithic architecture?</w:t>
+        <w:t>How are Microservices different from a Monolithic architecture?</w:t>
       </w:r>
     </w:p>
     <w:p>
@@ -2290,7 +1840,7 @@
           <w:lang w:eastAsia="en-GB"/>
         </w:rPr>
         <w:drawing>
-          <wp:inline distT="0" distB="0" distL="0" distR="0" wp14:anchorId="3377006E" wp14:editId="11E93645">
+          <wp:inline distT="0" distB="0" distL="0" distR="0" wp14:anchorId="43DACE0A" wp14:editId="3C1F2069">
             <wp:extent cx="4400550" cy="3134534"/>
             <wp:effectExtent l="0" t="0" r="0" b="8890"/>
             <wp:docPr id="4" name="Picture 4"/>
@@ -2370,34 +1920,13 @@
           <w:szCs w:val="24"/>
           <w:lang w:eastAsia="en-GB"/>
         </w:rPr>
-        <w:t xml:space="preserve"> of </w:t>
-      </w:r>
-      <w:proofErr w:type="spellStart"/>
-      <w:r>
-        <w:rPr>
-          <w:rFonts w:ascii="Times New Roman" w:eastAsia="Times New Roman" w:hAnsi="Times New Roman" w:cs="Times New Roman"/>
-          <w:sz w:val="24"/>
-          <w:szCs w:val="24"/>
-          <w:lang w:eastAsia="en-GB"/>
-        </w:rPr>
-        <w:t>Microservices</w:t>
-      </w:r>
-      <w:proofErr w:type="spellEnd"/>
-      <w:r>
-        <w:rPr>
-          <w:rFonts w:ascii="Times New Roman" w:eastAsia="Times New Roman" w:hAnsi="Times New Roman" w:cs="Times New Roman"/>
-          <w:sz w:val="24"/>
-          <w:szCs w:val="24"/>
-          <w:lang w:eastAsia="en-GB"/>
-        </w:rPr>
-        <w:t>?</w:t>
-      </w:r>
-    </w:p>
-    <w:p>
-      <w:pPr>
-        <w:pStyle w:val="NormalWeb"/>
-      </w:pPr>
-      <w:proofErr w:type="gramStart"/>
+        <w:t xml:space="preserve"> of Microservices?</w:t>
+      </w:r>
+    </w:p>
+    <w:p>
+      <w:pPr>
+        <w:pStyle w:val="NormalWeb"/>
+      </w:pPr>
       <w:r>
         <w:rPr>
           <w:rFonts w:hAnsi="Symbol"/>
@@ -2411,14 +1940,7 @@
         <w:rPr>
           <w:rStyle w:val="Strong"/>
         </w:rPr>
-        <w:t>Independent</w:t>
-      </w:r>
-      <w:proofErr w:type="gramEnd"/>
-      <w:r>
-        <w:rPr>
-          <w:rStyle w:val="Strong"/>
-        </w:rPr>
-        <w:t xml:space="preserve"> Deployment</w:t>
+        <w:t>Independent Deployment</w:t>
       </w:r>
       <w:r>
         <w:br/>
@@ -2429,7 +1951,6 @@
       <w:pPr>
         <w:pStyle w:val="NormalWeb"/>
       </w:pPr>
-      <w:proofErr w:type="gramStart"/>
       <w:r>
         <w:rPr>
           <w:rFonts w:hAnsi="Symbol"/>
@@ -2445,7 +1966,6 @@
         </w:rPr>
         <w:t>Scalability</w:t>
       </w:r>
-      <w:proofErr w:type="gramEnd"/>
       <w:r>
         <w:br/>
         <w:t>Individual services can be scaled independently based on load (e.g., scale only payment service).</w:t>
@@ -2455,7 +1975,6 @@
       <w:pPr>
         <w:pStyle w:val="NormalWeb"/>
       </w:pPr>
-      <w:proofErr w:type="gramStart"/>
       <w:r>
         <w:rPr>
           <w:rFonts w:hAnsi="Symbol"/>
@@ -2469,14 +1988,7 @@
         <w:rPr>
           <w:rStyle w:val="Strong"/>
         </w:rPr>
-        <w:t>Fault</w:t>
-      </w:r>
-      <w:proofErr w:type="gramEnd"/>
-      <w:r>
-        <w:rPr>
-          <w:rStyle w:val="Strong"/>
-        </w:rPr>
-        <w:t xml:space="preserve"> Isolation</w:t>
+        <w:t>Fault Isolation</w:t>
       </w:r>
       <w:r>
         <w:br/>
@@ -2487,7 +1999,6 @@
       <w:pPr>
         <w:pStyle w:val="NormalWeb"/>
       </w:pPr>
-      <w:proofErr w:type="gramStart"/>
       <w:r>
         <w:rPr>
           <w:rFonts w:hAnsi="Symbol"/>
@@ -2502,14 +2013,7 @@
         <w:rPr>
           <w:rStyle w:val="Strong"/>
         </w:rPr>
-        <w:t>Technology</w:t>
-      </w:r>
-      <w:proofErr w:type="gramEnd"/>
-      <w:r>
-        <w:rPr>
-          <w:rStyle w:val="Strong"/>
-        </w:rPr>
-        <w:t xml:space="preserve"> Flexibility</w:t>
+        <w:t>Technology Flexibility</w:t>
       </w:r>
       <w:r>
         <w:br/>
@@ -2520,7 +2024,6 @@
       <w:pPr>
         <w:pStyle w:val="NormalWeb"/>
       </w:pPr>
-      <w:proofErr w:type="gramStart"/>
       <w:r>
         <w:rPr>
           <w:rFonts w:hAnsi="Symbol"/>
@@ -2534,14 +2037,7 @@
         <w:rPr>
           <w:rStyle w:val="Strong"/>
         </w:rPr>
-        <w:t>Faster</w:t>
-      </w:r>
-      <w:proofErr w:type="gramEnd"/>
-      <w:r>
-        <w:rPr>
-          <w:rStyle w:val="Strong"/>
-        </w:rPr>
-        <w:t xml:space="preserve"> Development</w:t>
+        <w:t>Faster Development</w:t>
       </w:r>
       <w:r>
         <w:br/>
@@ -2552,7 +2048,6 @@
       <w:pPr>
         <w:pStyle w:val="NormalWeb"/>
       </w:pPr>
-      <w:proofErr w:type="gramStart"/>
       <w:r>
         <w:rPr>
           <w:rFonts w:hAnsi="Symbol"/>
@@ -2566,14 +2061,7 @@
         <w:rPr>
           <w:rStyle w:val="Strong"/>
         </w:rPr>
-        <w:t>Easier</w:t>
-      </w:r>
-      <w:proofErr w:type="gramEnd"/>
-      <w:r>
-        <w:rPr>
-          <w:rStyle w:val="Strong"/>
-        </w:rPr>
-        <w:t xml:space="preserve"> Maintenance</w:t>
+        <w:t>Easier Maintenance</w:t>
       </w:r>
       <w:r>
         <w:br/>
@@ -2584,7 +2072,6 @@
       <w:pPr>
         <w:pStyle w:val="NormalWeb"/>
       </w:pPr>
-      <w:proofErr w:type="gramStart"/>
       <w:r>
         <w:rPr>
           <w:rFonts w:hAnsi="Symbol"/>
@@ -2598,14 +2085,7 @@
         <w:rPr>
           <w:rStyle w:val="Strong"/>
         </w:rPr>
-        <w:t>Better</w:t>
-      </w:r>
-      <w:proofErr w:type="gramEnd"/>
-      <w:r>
-        <w:rPr>
-          <w:rStyle w:val="Strong"/>
-        </w:rPr>
-        <w:t xml:space="preserve"> Continuous Delivery</w:t>
+        <w:t>Better Continuous Delivery</w:t>
       </w:r>
       <w:r>
         <w:br/>
@@ -2650,7 +2130,6 @@
       <w:pPr>
         <w:pStyle w:val="NormalWeb"/>
       </w:pPr>
-      <w:proofErr w:type="gramStart"/>
       <w:r>
         <w:rPr>
           <w:rFonts w:hAnsi="Symbol"/>
@@ -2658,18 +2137,13 @@
         <w:t></w:t>
       </w:r>
       <w:r>
-        <w:t xml:space="preserve">  Managing</w:t>
-      </w:r>
-      <w:proofErr w:type="gramEnd"/>
-      <w:r>
-        <w:t xml:space="preserve"> multiple services, deployments, and environments is complex.</w:t>
-      </w:r>
-    </w:p>
-    <w:p>
-      <w:pPr>
-        <w:pStyle w:val="NormalWeb"/>
-      </w:pPr>
-      <w:proofErr w:type="gramStart"/>
+        <w:t xml:space="preserve">  Managing multiple services, deployments, and environments is complex.</w:t>
+      </w:r>
+    </w:p>
+    <w:p>
+      <w:pPr>
+        <w:pStyle w:val="NormalWeb"/>
+      </w:pPr>
       <w:r>
         <w:rPr>
           <w:rFonts w:hAnsi="Symbol"/>
@@ -2683,14 +2157,7 @@
         <w:rPr>
           <w:rStyle w:val="Strong"/>
         </w:rPr>
-        <w:t>Network</w:t>
-      </w:r>
-      <w:proofErr w:type="gramEnd"/>
-      <w:r>
-        <w:rPr>
-          <w:rStyle w:val="Strong"/>
-        </w:rPr>
-        <w:t xml:space="preserve"> Latency</w:t>
+        <w:t>Network Latency</w:t>
       </w:r>
       <w:r>
         <w:br/>
@@ -2701,7 +2168,6 @@
       <w:pPr>
         <w:pStyle w:val="NormalWeb"/>
       </w:pPr>
-      <w:proofErr w:type="gramStart"/>
       <w:r>
         <w:rPr>
           <w:rFonts w:hAnsi="Symbol"/>
@@ -2715,14 +2181,7 @@
         <w:rPr>
           <w:rStyle w:val="Strong"/>
         </w:rPr>
-        <w:t>Difficult</w:t>
-      </w:r>
-      <w:proofErr w:type="gramEnd"/>
-      <w:r>
-        <w:rPr>
-          <w:rStyle w:val="Strong"/>
-        </w:rPr>
-        <w:t xml:space="preserve"> Debugging</w:t>
+        <w:t>Difficult Debugging</w:t>
       </w:r>
       <w:r>
         <w:br/>
@@ -2733,7 +2192,6 @@
       <w:pPr>
         <w:pStyle w:val="NormalWeb"/>
       </w:pPr>
-      <w:proofErr w:type="gramStart"/>
       <w:r>
         <w:rPr>
           <w:rFonts w:hAnsi="Symbol"/>
@@ -2747,14 +2205,7 @@
         <w:rPr>
           <w:rStyle w:val="Strong"/>
         </w:rPr>
-        <w:t>Data</w:t>
-      </w:r>
-      <w:proofErr w:type="gramEnd"/>
-      <w:r>
-        <w:rPr>
-          <w:rStyle w:val="Strong"/>
-        </w:rPr>
-        <w:t xml:space="preserve"> Management Challenges</w:t>
+        <w:t>Data Management Challenges</w:t>
       </w:r>
       <w:r>
         <w:br/>
@@ -2765,7 +2216,6 @@
       <w:pPr>
         <w:pStyle w:val="NormalWeb"/>
       </w:pPr>
-      <w:proofErr w:type="gramStart"/>
       <w:r>
         <w:rPr>
           <w:rFonts w:hAnsi="Symbol"/>
@@ -2779,14 +2229,7 @@
         <w:rPr>
           <w:rStyle w:val="Strong"/>
         </w:rPr>
-        <w:t>Operational</w:t>
-      </w:r>
-      <w:proofErr w:type="gramEnd"/>
-      <w:r>
-        <w:rPr>
-          <w:rStyle w:val="Strong"/>
-        </w:rPr>
-        <w:t xml:space="preserve"> Overhead</w:t>
+        <w:t>Operational Overhead</w:t>
       </w:r>
       <w:r>
         <w:br/>
@@ -2797,7 +2240,6 @@
       <w:pPr>
         <w:pStyle w:val="NormalWeb"/>
       </w:pPr>
-      <w:proofErr w:type="gramStart"/>
       <w:r>
         <w:rPr>
           <w:rFonts w:hAnsi="Symbol"/>
@@ -2811,14 +2253,7 @@
         <w:rPr>
           <w:rStyle w:val="Strong"/>
         </w:rPr>
-        <w:t>Higher</w:t>
-      </w:r>
-      <w:proofErr w:type="gramEnd"/>
-      <w:r>
-        <w:rPr>
-          <w:rStyle w:val="Strong"/>
-        </w:rPr>
-        <w:t xml:space="preserve"> Initial Cost</w:t>
+        <w:t>Higher Initial Cost</w:t>
       </w:r>
       <w:r>
         <w:br/>
@@ -2892,29 +2327,7 @@
           <w:szCs w:val="22"/>
           <w:highlight w:val="yellow"/>
         </w:rPr>
-        <w:t xml:space="preserve">each </w:t>
-      </w:r>
-      <w:proofErr w:type="spellStart"/>
-      <w:r>
-        <w:rPr>
-          <w:rStyle w:val="Strong"/>
-          <w:rFonts w:asciiTheme="minorHAnsi" w:hAnsiTheme="minorHAnsi" w:cstheme="minorHAnsi"/>
-          <w:sz w:val="22"/>
-          <w:szCs w:val="22"/>
-          <w:highlight w:val="yellow"/>
-        </w:rPr>
-        <w:t>microservice</w:t>
-      </w:r>
-      <w:proofErr w:type="spellEnd"/>
-      <w:r>
-        <w:rPr>
-          <w:rStyle w:val="Strong"/>
-          <w:rFonts w:asciiTheme="minorHAnsi" w:hAnsiTheme="minorHAnsi" w:cstheme="minorHAnsi"/>
-          <w:sz w:val="22"/>
-          <w:szCs w:val="22"/>
-          <w:highlight w:val="yellow"/>
-        </w:rPr>
-        <w:t xml:space="preserve"> is independent</w:t>
+        <w:t>each microservice is independent</w:t>
       </w:r>
       <w:r>
         <w:rPr>
@@ -3171,9 +2584,16 @@
           <w:sz w:val="22"/>
           <w:szCs w:val="22"/>
         </w:rPr>
-        <w:t xml:space="preserve">each </w:t>
-      </w:r>
-      <w:proofErr w:type="spellStart"/>
+        <w:t>each microservice can operate on its own</w:t>
+      </w:r>
+      <w:r>
+        <w:rPr>
+          <w:rFonts w:asciiTheme="minorHAnsi" w:hAnsiTheme="minorHAnsi" w:cstheme="minorHAnsi"/>
+          <w:sz w:val="22"/>
+          <w:szCs w:val="22"/>
+        </w:rPr>
+        <w:t xml:space="preserve"> without depending on other services for its </w:t>
+      </w:r>
       <w:r>
         <w:rPr>
           <w:rStyle w:val="Strong"/>
@@ -3181,9 +2601,54 @@
           <w:sz w:val="22"/>
           <w:szCs w:val="22"/>
         </w:rPr>
-        <w:t>microservice</w:t>
-      </w:r>
-      <w:proofErr w:type="spellEnd"/>
+        <w:t>development, deployment, or execution</w:t>
+      </w:r>
+      <w:r>
+        <w:rPr>
+          <w:rFonts w:asciiTheme="minorHAnsi" w:hAnsiTheme="minorHAnsi" w:cstheme="minorHAnsi"/>
+          <w:sz w:val="22"/>
+          <w:szCs w:val="22"/>
+        </w:rPr>
+        <w:t>.</w:t>
+      </w:r>
+    </w:p>
+    <w:p>
+      <w:pPr>
+        <w:rPr>
+          <w:rFonts w:cstheme="minorHAnsi"/>
+          <w:b/>
+        </w:rPr>
+      </w:pPr>
+      <w:r>
+        <w:rPr>
+          <w:rFonts w:cstheme="minorHAnsi"/>
+          <w:b/>
+        </w:rPr>
+        <w:lastRenderedPageBreak/>
+        <w:t>Key Points:</w:t>
+      </w:r>
+    </w:p>
+    <w:p>
+      <w:pPr>
+        <w:pStyle w:val="NormalWeb"/>
+        <w:numPr>
+          <w:ilvl w:val="0"/>
+          <w:numId w:val="14"/>
+        </w:numPr>
+        <w:rPr>
+          <w:rFonts w:asciiTheme="minorHAnsi" w:hAnsiTheme="minorHAnsi" w:cstheme="minorHAnsi"/>
+          <w:sz w:val="22"/>
+          <w:szCs w:val="22"/>
+        </w:rPr>
+      </w:pPr>
+      <w:r>
+        <w:rPr>
+          <w:rFonts w:asciiTheme="minorHAnsi" w:hAnsiTheme="minorHAnsi" w:cstheme="minorHAnsi"/>
+          <w:sz w:val="22"/>
+          <w:szCs w:val="22"/>
+        </w:rPr>
+        <w:t xml:space="preserve">Each service has its </w:t>
+      </w:r>
       <w:r>
         <w:rPr>
           <w:rStyle w:val="Strong"/>
@@ -3191,15 +2656,29 @@
           <w:sz w:val="22"/>
           <w:szCs w:val="22"/>
         </w:rPr>
-        <w:t xml:space="preserve"> can operate on its own</w:t>
-      </w:r>
-      <w:r>
+        <w:t>own codebase</w:t>
+      </w:r>
+    </w:p>
+    <w:p>
+      <w:pPr>
+        <w:pStyle w:val="NormalWeb"/>
+        <w:numPr>
+          <w:ilvl w:val="0"/>
+          <w:numId w:val="14"/>
+        </w:numPr>
         <w:rPr>
           <w:rFonts w:asciiTheme="minorHAnsi" w:hAnsiTheme="minorHAnsi" w:cstheme="minorHAnsi"/>
           <w:sz w:val="22"/>
           <w:szCs w:val="22"/>
         </w:rPr>
-        <w:t xml:space="preserve"> without depending on other services for its </w:t>
+      </w:pPr>
+      <w:r>
+        <w:rPr>
+          <w:rFonts w:asciiTheme="minorHAnsi" w:hAnsiTheme="minorHAnsi" w:cstheme="minorHAnsi"/>
+          <w:sz w:val="22"/>
+          <w:szCs w:val="22"/>
+        </w:rPr>
+        <w:t xml:space="preserve">Each service can be </w:t>
       </w:r>
       <w:r>
         <w:rPr>
@@ -3208,53 +2687,29 @@
           <w:sz w:val="22"/>
           <w:szCs w:val="22"/>
         </w:rPr>
-        <w:t>development, deployment, or execution</w:t>
-      </w:r>
-      <w:r>
+        <w:t>developed, tested, and deployed independently</w:t>
+      </w:r>
+    </w:p>
+    <w:p>
+      <w:pPr>
+        <w:pStyle w:val="NormalWeb"/>
+        <w:numPr>
+          <w:ilvl w:val="0"/>
+          <w:numId w:val="14"/>
+        </w:numPr>
         <w:rPr>
           <w:rFonts w:asciiTheme="minorHAnsi" w:hAnsiTheme="minorHAnsi" w:cstheme="minorHAnsi"/>
           <w:sz w:val="22"/>
           <w:szCs w:val="22"/>
         </w:rPr>
-        <w:t>.</w:t>
-      </w:r>
-    </w:p>
-    <w:p>
-      <w:pPr>
-        <w:rPr>
-          <w:rFonts w:cstheme="minorHAnsi"/>
-          <w:b/>
-        </w:rPr>
-      </w:pPr>
-      <w:r>
-        <w:rPr>
-          <w:rFonts w:cstheme="minorHAnsi"/>
-          <w:b/>
-        </w:rPr>
-        <w:lastRenderedPageBreak/>
-        <w:t>Key Points:</w:t>
-      </w:r>
-    </w:p>
-    <w:p>
-      <w:pPr>
-        <w:pStyle w:val="NormalWeb"/>
-        <w:numPr>
-          <w:ilvl w:val="0"/>
-          <w:numId w:val="14"/>
-        </w:numPr>
+      </w:pPr>
+      <w:r>
         <w:rPr>
           <w:rFonts w:asciiTheme="minorHAnsi" w:hAnsiTheme="minorHAnsi" w:cstheme="minorHAnsi"/>
           <w:sz w:val="22"/>
           <w:szCs w:val="22"/>
         </w:rPr>
-      </w:pPr>
-      <w:r>
-        <w:rPr>
-          <w:rFonts w:asciiTheme="minorHAnsi" w:hAnsiTheme="minorHAnsi" w:cstheme="minorHAnsi"/>
-          <w:sz w:val="22"/>
-          <w:szCs w:val="22"/>
-        </w:rPr>
-        <w:t xml:space="preserve">Each service has its </w:t>
+        <w:t xml:space="preserve">Services can be </w:t>
       </w:r>
       <w:r>
         <w:rPr>
@@ -3263,7 +2718,7 @@
           <w:sz w:val="22"/>
           <w:szCs w:val="22"/>
         </w:rPr>
-        <w:t>own codebase</w:t>
+        <w:t>scaled independently</w:t>
       </w:r>
     </w:p>
     <w:p>
@@ -3285,7 +2740,7 @@
           <w:sz w:val="22"/>
           <w:szCs w:val="22"/>
         </w:rPr>
-        <w:t xml:space="preserve">Each service can be </w:t>
+        <w:t xml:space="preserve">A service can </w:t>
       </w:r>
       <w:r>
         <w:rPr>
@@ -3294,95 +2749,15 @@
           <w:sz w:val="22"/>
           <w:szCs w:val="22"/>
         </w:rPr>
-        <w:t>developed, tested, and deployed independently</w:t>
-      </w:r>
-    </w:p>
-    <w:p>
-      <w:pPr>
-        <w:pStyle w:val="NormalWeb"/>
-        <w:numPr>
-          <w:ilvl w:val="0"/>
-          <w:numId w:val="14"/>
-        </w:numPr>
+        <w:t>continue working even if another service is down</w:t>
+      </w:r>
+      <w:r>
         <w:rPr>
           <w:rFonts w:asciiTheme="minorHAnsi" w:hAnsiTheme="minorHAnsi" w:cstheme="minorHAnsi"/>
           <w:sz w:val="22"/>
           <w:szCs w:val="22"/>
         </w:rPr>
-      </w:pPr>
-      <w:r>
-        <w:rPr>
-          <w:rFonts w:asciiTheme="minorHAnsi" w:hAnsiTheme="minorHAnsi" w:cstheme="minorHAnsi"/>
-          <w:sz w:val="22"/>
-          <w:szCs w:val="22"/>
-        </w:rPr>
-        <w:t xml:space="preserve">Services can be </w:t>
-      </w:r>
-      <w:r>
-        <w:rPr>
-          <w:rStyle w:val="Strong"/>
-          <w:rFonts w:asciiTheme="minorHAnsi" w:hAnsiTheme="minorHAnsi" w:cstheme="minorHAnsi"/>
-          <w:sz w:val="22"/>
-          <w:szCs w:val="22"/>
-        </w:rPr>
-        <w:t>scaled independently</w:t>
-      </w:r>
-    </w:p>
-    <w:p>
-      <w:pPr>
-        <w:pStyle w:val="NormalWeb"/>
-        <w:numPr>
-          <w:ilvl w:val="0"/>
-          <w:numId w:val="14"/>
-        </w:numPr>
-        <w:rPr>
-          <w:rFonts w:asciiTheme="minorHAnsi" w:hAnsiTheme="minorHAnsi" w:cstheme="minorHAnsi"/>
-          <w:sz w:val="22"/>
-          <w:szCs w:val="22"/>
-        </w:rPr>
-      </w:pPr>
-      <w:r>
-        <w:rPr>
-          <w:rFonts w:asciiTheme="minorHAnsi" w:hAnsiTheme="minorHAnsi" w:cstheme="minorHAnsi"/>
-          <w:sz w:val="22"/>
-          <w:szCs w:val="22"/>
-        </w:rPr>
-        <w:t xml:space="preserve">A service can </w:t>
-      </w:r>
-      <w:r>
-        <w:rPr>
-          <w:rStyle w:val="Strong"/>
-          <w:rFonts w:asciiTheme="minorHAnsi" w:hAnsiTheme="minorHAnsi" w:cstheme="minorHAnsi"/>
-          <w:sz w:val="22"/>
-          <w:szCs w:val="22"/>
-        </w:rPr>
-        <w:t>continue working even if another service is down</w:t>
-      </w:r>
-      <w:r>
-        <w:rPr>
-          <w:rFonts w:asciiTheme="minorHAnsi" w:hAnsiTheme="minorHAnsi" w:cstheme="minorHAnsi"/>
-          <w:sz w:val="22"/>
-          <w:szCs w:val="22"/>
-        </w:rPr>
-        <w:t xml:space="preserve"> (with proper </w:t>
-      </w:r>
-      <w:proofErr w:type="spellStart"/>
-      <w:r>
-        <w:rPr>
-          <w:rFonts w:asciiTheme="minorHAnsi" w:hAnsiTheme="minorHAnsi" w:cstheme="minorHAnsi"/>
-          <w:sz w:val="22"/>
-          <w:szCs w:val="22"/>
-        </w:rPr>
-        <w:t>fallback</w:t>
-      </w:r>
-      <w:proofErr w:type="spellEnd"/>
-      <w:r>
-        <w:rPr>
-          <w:rFonts w:asciiTheme="minorHAnsi" w:hAnsiTheme="minorHAnsi" w:cstheme="minorHAnsi"/>
-          <w:sz w:val="22"/>
-          <w:szCs w:val="22"/>
-        </w:rPr>
-        <w:t>)</w:t>
+        <w:t xml:space="preserve"> (with proper fallback)</w:t>
       </w:r>
     </w:p>
     <w:p>
@@ -3400,30 +2775,7 @@
           <w:b/>
           <w:sz w:val="24"/>
         </w:rPr>
-        <w:t xml:space="preserve">What is Service Discovery </w:t>
-      </w:r>
-      <w:r>
-        <w:rPr>
-          <w:b/>
-          <w:sz w:val="24"/>
-        </w:rPr>
-        <w:t xml:space="preserve">in </w:t>
-      </w:r>
-      <w:proofErr w:type="spellStart"/>
-      <w:r>
-        <w:rPr>
-          <w:b/>
-          <w:sz w:val="24"/>
-        </w:rPr>
-        <w:t>microservices</w:t>
-      </w:r>
-      <w:proofErr w:type="spellEnd"/>
-      <w:r>
-        <w:rPr>
-          <w:b/>
-          <w:sz w:val="24"/>
-        </w:rPr>
-        <w:t>?</w:t>
+        <w:t>What is Service Discovery in microservices?</w:t>
       </w:r>
     </w:p>
     <w:p>
@@ -3434,16 +2786,8 @@
         <w:rPr>
           <w:rStyle w:val="Strong"/>
         </w:rPr>
-        <w:t xml:space="preserve">Service Discovery in </w:t>
-      </w:r>
-      <w:proofErr w:type="spellStart"/>
-      <w:r>
-        <w:rPr>
-          <w:rStyle w:val="Strong"/>
-        </w:rPr>
-        <w:t>Microservices</w:t>
-      </w:r>
-      <w:proofErr w:type="spellEnd"/>
+        <w:t>Service Discovery in Microservices</w:t>
+      </w:r>
       <w:r>
         <w:t xml:space="preserve"> is the mechanism </w:t>
       </w:r>
@@ -3451,23 +2795,7 @@
         <w:rPr>
           <w:highlight w:val="yellow"/>
         </w:rPr>
-        <w:t xml:space="preserve">that enables </w:t>
-      </w:r>
-      <w:proofErr w:type="spellStart"/>
-      <w:proofErr w:type="gramStart"/>
-      <w:r>
-        <w:rPr>
-          <w:highlight w:val="yellow"/>
-        </w:rPr>
-        <w:t>microservices</w:t>
-      </w:r>
-      <w:proofErr w:type="spellEnd"/>
-      <w:proofErr w:type="gramEnd"/>
-      <w:r>
-        <w:rPr>
-          <w:highlight w:val="yellow"/>
-        </w:rPr>
-        <w:t xml:space="preserve"> to </w:t>
+        <w:t xml:space="preserve">that enables microservices to </w:t>
       </w:r>
       <w:r>
         <w:rPr>
@@ -3505,21 +2833,25 @@
         <w:rPr>
           <w:rFonts w:asciiTheme="minorHAnsi" w:hAnsiTheme="minorHAnsi" w:cstheme="minorHAnsi"/>
         </w:rPr>
-        <w:t xml:space="preserve">In a </w:t>
-      </w:r>
-      <w:proofErr w:type="spellStart"/>
-      <w:r>
+        <w:t>In a microservices architecture, services are:</w:t>
+      </w:r>
+    </w:p>
+    <w:p>
+      <w:pPr>
+        <w:pStyle w:val="NormalWeb"/>
+        <w:numPr>
+          <w:ilvl w:val="0"/>
+          <w:numId w:val="15"/>
+        </w:numPr>
         <w:rPr>
           <w:rFonts w:asciiTheme="minorHAnsi" w:hAnsiTheme="minorHAnsi" w:cstheme="minorHAnsi"/>
         </w:rPr>
-        <w:t>microservices</w:t>
-      </w:r>
-      <w:proofErr w:type="spellEnd"/>
+      </w:pPr>
       <w:r>
         <w:rPr>
           <w:rFonts w:asciiTheme="minorHAnsi" w:hAnsiTheme="minorHAnsi" w:cstheme="minorHAnsi"/>
         </w:rPr>
-        <w:t xml:space="preserve"> architecture, services are:</w:t>
+        <w:t>Independently deployed</w:t>
       </w:r>
     </w:p>
     <w:p>
@@ -3537,7 +2869,7 @@
         <w:rPr>
           <w:rFonts w:asciiTheme="minorHAnsi" w:hAnsiTheme="minorHAnsi" w:cstheme="minorHAnsi"/>
         </w:rPr>
-        <w:t>Independently deployed</w:t>
+        <w:t>Dynamically scaled</w:t>
       </w:r>
     </w:p>
     <w:p>
@@ -3555,24 +2887,6 @@
         <w:rPr>
           <w:rFonts w:asciiTheme="minorHAnsi" w:hAnsiTheme="minorHAnsi" w:cstheme="minorHAnsi"/>
         </w:rPr>
-        <w:t>Dynamically scaled</w:t>
-      </w:r>
-    </w:p>
-    <w:p>
-      <w:pPr>
-        <w:pStyle w:val="NormalWeb"/>
-        <w:numPr>
-          <w:ilvl w:val="0"/>
-          <w:numId w:val="15"/>
-        </w:numPr>
-        <w:rPr>
-          <w:rFonts w:asciiTheme="minorHAnsi" w:hAnsiTheme="minorHAnsi" w:cstheme="minorHAnsi"/>
-        </w:rPr>
-      </w:pPr>
-      <w:r>
-        <w:rPr>
-          <w:rFonts w:asciiTheme="minorHAnsi" w:hAnsiTheme="minorHAnsi" w:cstheme="minorHAnsi"/>
-        </w:rPr>
         <w:t>Running on changing IP addresses and ports</w:t>
       </w:r>
     </w:p>
@@ -3625,15 +2939,7 @@
         <w:t>Service Registration</w:t>
       </w:r>
       <w:r>
-        <w:t xml:space="preserve"> – Each </w:t>
-      </w:r>
-      <w:proofErr w:type="spellStart"/>
-      <w:r>
-        <w:t>microservice</w:t>
-      </w:r>
-      <w:proofErr w:type="spellEnd"/>
-      <w:r>
-        <w:t xml:space="preserve"> registers itself with a service registry when it starts.</w:t>
+        <w:t xml:space="preserve"> – Each microservice registers itself with a service registry when it starts.</w:t>
       </w:r>
     </w:p>
     <w:p>
@@ -3784,15 +3090,7 @@
         <w:t>In short:</w:t>
       </w:r>
       <w:r>
-        <w:t xml:space="preserve"> Service Discovery allows </w:t>
-      </w:r>
-      <w:proofErr w:type="spellStart"/>
-      <w:r>
-        <w:t>microservices</w:t>
-      </w:r>
-      <w:proofErr w:type="spellEnd"/>
-      <w:r>
-        <w:t xml:space="preserve"> to dynamically find and communicate with each other in a scalable and resilient way.</w:t>
+        <w:t xml:space="preserve"> Service Discovery allows microservices to dynamically find and communicate with each other in a scalable and resilient way.</w:t>
       </w:r>
     </w:p>
     <w:p>
@@ -3825,7 +3123,7 @@
           <w:lang w:eastAsia="en-GB"/>
         </w:rPr>
         <w:drawing>
-          <wp:inline distT="0" distB="0" distL="0" distR="0" wp14:anchorId="72478347" wp14:editId="34A1FF5F">
+          <wp:inline distT="0" distB="0" distL="0" distR="0" wp14:anchorId="112B40A0" wp14:editId="435B03DB">
             <wp:extent cx="4330923" cy="3530781"/>
             <wp:effectExtent l="0" t="0" r="0" b="0"/>
             <wp:docPr id="2" name="Picture 2"/>
@@ -3880,7 +3178,7 @@
           <w:lang w:eastAsia="en-GB"/>
         </w:rPr>
         <w:drawing>
-          <wp:inline distT="0" distB="0" distL="0" distR="0" wp14:anchorId="7BCDEF34" wp14:editId="150F4579">
+          <wp:inline distT="0" distB="0" distL="0" distR="0" wp14:anchorId="15AFB836" wp14:editId="113AA651">
             <wp:extent cx="4591286" cy="4159464"/>
             <wp:effectExtent l="0" t="0" r="0" b="0"/>
             <wp:docPr id="3" name="Picture 3"/>
@@ -3934,39 +3232,8 @@
           <w:lang w:eastAsia="en-GB"/>
         </w:rPr>
         <w:lastRenderedPageBreak/>
-        <w:t xml:space="preserve">Basic Example of </w:t>
-      </w:r>
-      <w:proofErr w:type="spellStart"/>
-      <w:r>
-        <w:rPr>
-          <w:rFonts w:eastAsia="Times New Roman" w:cstheme="minorHAnsi"/>
-          <w:sz w:val="24"/>
-          <w:szCs w:val="24"/>
-          <w:lang w:eastAsia="en-GB"/>
-        </w:rPr>
-        <w:t>Microservice</w:t>
-      </w:r>
-      <w:proofErr w:type="spellEnd"/>
-      <w:r>
-        <w:rPr>
-          <w:rFonts w:eastAsia="Times New Roman" w:cstheme="minorHAnsi"/>
-          <w:sz w:val="24"/>
-          <w:szCs w:val="24"/>
-          <w:lang w:eastAsia="en-GB"/>
-        </w:rPr>
-        <w:t xml:space="preserve"> using </w:t>
-      </w:r>
-      <w:proofErr w:type="spellStart"/>
-      <w:r>
-        <w:rPr>
-          <w:rFonts w:eastAsia="Times New Roman" w:cstheme="minorHAnsi"/>
-          <w:sz w:val="24"/>
-          <w:szCs w:val="24"/>
-          <w:lang w:eastAsia="en-GB"/>
-        </w:rPr>
-        <w:t>NOdejs</w:t>
-      </w:r>
-      <w:proofErr w:type="spellEnd"/>
+        <w:t>Basic Example of Microservice using NOdejs</w:t>
+      </w:r>
     </w:p>
     <w:p>
       <w:pPr>
@@ -3998,7 +3265,7 @@
           <w:lang w:eastAsia="en-GB"/>
         </w:rPr>
         <w:drawing>
-          <wp:inline distT="0" distB="0" distL="0" distR="0" wp14:anchorId="4051E703" wp14:editId="377D0A46">
+          <wp:inline distT="0" distB="0" distL="0" distR="0" wp14:anchorId="120B3BD5" wp14:editId="54031C04">
             <wp:extent cx="3943553" cy="4292821"/>
             <wp:effectExtent l="0" t="0" r="0" b="0"/>
             <wp:docPr id="8" name="Picture 8"/>
@@ -4054,7 +3321,7 @@
         </w:rPr>
         <w:lastRenderedPageBreak/>
         <w:drawing>
-          <wp:inline distT="0" distB="0" distL="0" distR="0" wp14:anchorId="607FD630" wp14:editId="3A1F3D50">
+          <wp:inline distT="0" distB="0" distL="0" distR="0" wp14:anchorId="1656A3CA" wp14:editId="14D64A29">
             <wp:extent cx="3797495" cy="3829247"/>
             <wp:effectExtent l="0" t="0" r="0" b="0"/>
             <wp:docPr id="9" name="Picture 9"/>
@@ -4109,7 +3376,7 @@
           <w:lang w:eastAsia="en-GB"/>
         </w:rPr>
         <w:drawing>
-          <wp:inline distT="0" distB="0" distL="0" distR="0" wp14:anchorId="442CBCEC" wp14:editId="759431E2">
+          <wp:inline distT="0" distB="0" distL="0" distR="0" wp14:anchorId="7BE7CF32" wp14:editId="0704BC3C">
             <wp:extent cx="4095961" cy="3683189"/>
             <wp:effectExtent l="0" t="0" r="0" b="0"/>
             <wp:docPr id="10" name="Picture 10"/>
@@ -4169,89 +3436,36 @@
           <w:sz w:val="28"/>
           <w:lang w:val="fr-FR"/>
         </w:rPr>
-        <w:t xml:space="preserve"> </w:t>
-      </w:r>
-      <w:proofErr w:type="spellStart"/>
+        <w:t xml:space="preserve"> Synchronous vs Asynchronous Communication?</w:t>
+      </w:r>
       <w:r>
         <w:rPr>
           <w:b/>
           <w:sz w:val="28"/>
           <w:lang w:val="fr-FR"/>
         </w:rPr>
-        <w:t>Synchronous</w:t>
-      </w:r>
-      <w:proofErr w:type="spellEnd"/>
+        <w:br/>
+      </w:r>
       <w:r>
         <w:rPr>
           <w:b/>
           <w:sz w:val="28"/>
           <w:lang w:val="fr-FR"/>
         </w:rPr>
-        <w:t xml:space="preserve"> vs </w:t>
-      </w:r>
-      <w:proofErr w:type="spellStart"/>
-      <w:r>
-        <w:rPr>
-          <w:b/>
-          <w:sz w:val="28"/>
+        <w:t>1</w:t>
+      </w:r>
+      <w:r>
+        <w:rPr>
           <w:lang w:val="fr-FR"/>
         </w:rPr>
-        <w:t>Asynchronous</w:t>
-      </w:r>
-      <w:proofErr w:type="spellEnd"/>
-      <w:r>
-        <w:rPr>
-          <w:b/>
-          <w:sz w:val="28"/>
-          <w:lang w:val="fr-FR"/>
-        </w:rPr>
-        <w:t xml:space="preserve"> Communication</w:t>
-      </w:r>
-      <w:r>
-        <w:rPr>
-          <w:b/>
-          <w:sz w:val="28"/>
-          <w:lang w:val="fr-FR"/>
-        </w:rPr>
-        <w:t>?</w:t>
-      </w:r>
-      <w:r>
-        <w:rPr>
-          <w:b/>
-          <w:sz w:val="28"/>
-          <w:lang w:val="fr-FR"/>
-        </w:rPr>
-        <w:br/>
-      </w:r>
-      <w:r>
-        <w:rPr>
-          <w:b/>
-          <w:sz w:val="28"/>
-          <w:lang w:val="fr-FR"/>
-        </w:rPr>
-        <w:t>1</w:t>
-      </w:r>
-      <w:r>
-        <w:rPr>
-          <w:lang w:val="fr-FR"/>
-        </w:rPr>
         <w:t xml:space="preserve">. </w:t>
       </w:r>
-      <w:proofErr w:type="spellStart"/>
       <w:r>
         <w:rPr>
           <w:b/>
           <w:lang w:val="fr-FR"/>
         </w:rPr>
-        <w:t>Synchronous</w:t>
-      </w:r>
-      <w:proofErr w:type="spellEnd"/>
-      <w:r>
-        <w:rPr>
-          <w:b/>
-          <w:lang w:val="fr-FR"/>
-        </w:rPr>
-        <w:t xml:space="preserve"> Communication</w:t>
+        <w:t>Synchronous Communication</w:t>
       </w:r>
     </w:p>
     <w:p>
@@ -4367,15 +3581,7 @@
         </w:numPr>
       </w:pPr>
       <w:r>
-        <w:t xml:space="preserve">Service </w:t>
-      </w:r>
-      <w:proofErr w:type="gramStart"/>
-      <w:r>
-        <w:t>A</w:t>
-      </w:r>
-      <w:proofErr w:type="gramEnd"/>
-      <w:r>
-        <w:t xml:space="preserve"> resumes execution.</w:t>
+        <w:t>Service A resumes execution.</w:t>
       </w:r>
     </w:p>
     <w:p>
@@ -4388,7 +3594,7 @@
     </w:p>
     <w:p>
       <w:r>
-        <w:pict>
+        <w:pict w14:anchorId="5BB60211">
           <v:rect id="_x0000_i1030" style="width:0;height:1.5pt" o:hralign="center" o:hrstd="t" o:hr="t" fillcolor="#a0a0a0" stroked="f"/>
         </w:pict>
       </w:r>
@@ -4421,13 +3627,8 @@
           <w:numId w:val="20"/>
         </w:numPr>
       </w:pPr>
-      <w:proofErr w:type="spellStart"/>
-      <w:r>
-        <w:t>gRPC</w:t>
-      </w:r>
-      <w:proofErr w:type="spellEnd"/>
-      <w:r>
-        <w:t xml:space="preserve"> (blocking calls)</w:t>
+      <w:r>
+        <w:t>gRPC (blocking calls)</w:t>
       </w:r>
     </w:p>
     <w:p>
@@ -4444,7 +3645,7 @@
     </w:p>
     <w:p>
       <w:r>
-        <w:pict>
+        <w:pict w14:anchorId="707A2FD2">
           <v:rect id="_x0000_i1031" style="width:0;height:1.5pt" o:hralign="center" o:hrstd="t" o:hr="t" fillcolor="#a0a0a0" stroked="f"/>
         </w:pict>
       </w:r>
@@ -4507,7 +3708,7 @@
     </w:p>
     <w:p>
       <w:r>
-        <w:pict>
+        <w:pict w14:anchorId="1A898FD7">
           <v:rect id="_x0000_i1032" style="width:0;height:1.5pt" o:hralign="center" o:hrstd="t" o:hr="t" fillcolor="#a0a0a0" stroked="f"/>
         </w:pict>
       </w:r>
@@ -4570,7 +3771,7 @@
     </w:p>
     <w:p>
       <w:r>
-        <w:pict>
+        <w:pict w14:anchorId="2A5FEB05">
           <v:rect id="_x0000_i1033" style="width:0;height:1.5pt" o:hralign="center" o:hrstd="t" o:hr="t" fillcolor="#a0a0a0" stroked="f"/>
         </w:pict>
       </w:r>
@@ -4654,7 +3855,7 @@
     </w:p>
     <w:p>
       <w:r>
-        <w:pict>
+        <w:pict w14:anchorId="3CC7F655">
           <v:rect id="_x0000_i1034" style="width:0;height:1.5pt" o:hralign="center" o:hrstd="t" o:hr="t" fillcolor="#a0a0a0" stroked="f"/>
         </w:pict>
       </w:r>
@@ -4664,13 +3865,8 @@
         <w:pStyle w:val="Heading3"/>
       </w:pPr>
       <w:r>
-        <w:t xml:space="preserve">Example in </w:t>
-      </w:r>
-      <w:proofErr w:type="spellStart"/>
-      <w:r>
-        <w:t>Microservices</w:t>
-      </w:r>
-      <w:proofErr w:type="spellEnd"/>
+        <w:t>Example in Microservices</w:t>
+      </w:r>
     </w:p>
     <w:p>
       <w:pPr>
@@ -4809,8 +4005,8 @@
     </w:p>
     <w:p>
       <w:r>
-        <w:pict>
-          <v:rect id="_x0000_i1040" style="width:0;height:1.5pt" o:hralign="center" o:hrstd="t" o:hr="t" fillcolor="#a0a0a0" stroked="f"/>
+        <w:pict w14:anchorId="5E41FAB6">
+          <v:rect id="_x0000_i1035" style="width:0;height:1.5pt" o:hralign="center" o:hrstd="t" o:hr="t" fillcolor="#a0a0a0" stroked="f"/>
         </w:pict>
       </w:r>
     </w:p>
@@ -4884,8 +4080,8 @@
     </w:p>
     <w:p>
       <w:r>
-        <w:pict>
-          <v:rect id="_x0000_i1041" style="width:0;height:1.5pt" o:hralign="center" o:hrstd="t" o:hr="t" fillcolor="#a0a0a0" stroked="f"/>
+        <w:pict w14:anchorId="243BFE2C">
+          <v:rect id="_x0000_i1036" style="width:0;height:1.5pt" o:hralign="center" o:hrstd="t" o:hr="t" fillcolor="#a0a0a0" stroked="f"/>
         </w:pict>
       </w:r>
     </w:p>
@@ -4906,15 +4102,7 @@
         </w:numPr>
       </w:pPr>
       <w:r>
-        <w:t xml:space="preserve">Message Queues: </w:t>
-      </w:r>
-      <w:proofErr w:type="spellStart"/>
-      <w:r>
-        <w:t>RabbitMQ</w:t>
-      </w:r>
-      <w:proofErr w:type="spellEnd"/>
-      <w:r>
-        <w:t>, Amazon SQS</w:t>
+        <w:t>Message Queues: RabbitMQ, Amazon SQS</w:t>
       </w:r>
     </w:p>
     <w:p>
@@ -4943,8 +4131,8 @@
     </w:p>
     <w:p>
       <w:r>
-        <w:pict>
-          <v:rect id="_x0000_i1042" style="width:0;height:1.5pt" o:hralign="center" o:hrstd="t" o:hr="t" fillcolor="#a0a0a0" stroked="f"/>
+        <w:pict w14:anchorId="2C92A099">
+          <v:rect id="_x0000_i1037" style="width:0;height:1.5pt" o:hralign="center" o:hrstd="t" o:hr="t" fillcolor="#a0a0a0" stroked="f"/>
         </w:pict>
       </w:r>
     </w:p>
@@ -5006,8 +4194,8 @@
     </w:p>
     <w:p>
       <w:r>
-        <w:pict>
-          <v:rect id="_x0000_i1043" style="width:0;height:1.5pt" o:hralign="center" o:hrstd="t" o:hr="t" fillcolor="#a0a0a0" stroked="f"/>
+        <w:pict w14:anchorId="1027D36B">
+          <v:rect id="_x0000_i1038" style="width:0;height:1.5pt" o:hralign="center" o:hrstd="t" o:hr="t" fillcolor="#a0a0a0" stroked="f"/>
         </w:pict>
       </w:r>
     </w:p>
@@ -5081,8 +4269,8 @@
     </w:p>
     <w:p>
       <w:r>
-        <w:pict>
-          <v:rect id="_x0000_i1044" style="width:0;height:1.5pt" o:hralign="center" o:hrstd="t" o:hr="t" fillcolor="#a0a0a0" stroked="f"/>
+        <w:pict w14:anchorId="62E66E6F">
+          <v:rect id="_x0000_i1039" style="width:0;height:1.5pt" o:hralign="center" o:hrstd="t" o:hr="t" fillcolor="#a0a0a0" stroked="f"/>
         </w:pict>
       </w:r>
     </w:p>
@@ -5231,29 +4419,19 @@
         </w:rPr>
         <w:t xml:space="preserve">, especially in </w:t>
       </w:r>
-      <w:proofErr w:type="spellStart"/>
       <w:r>
         <w:rPr>
           <w:rStyle w:val="Strong"/>
           <w:rFonts w:asciiTheme="majorHAnsi" w:hAnsiTheme="majorHAnsi" w:cstheme="majorHAnsi"/>
           <w:highlight w:val="yellow"/>
         </w:rPr>
-        <w:t>microservices</w:t>
-      </w:r>
-      <w:proofErr w:type="spellEnd"/>
-      <w:r>
-        <w:rPr>
-          <w:rStyle w:val="Strong"/>
+        <w:t>microservices architectures</w:t>
+      </w:r>
+      <w:r>
+        <w:rPr>
           <w:rFonts w:asciiTheme="majorHAnsi" w:hAnsiTheme="majorHAnsi" w:cstheme="majorHAnsi"/>
           <w:highlight w:val="yellow"/>
         </w:rPr>
-        <w:t xml:space="preserve"> architectures</w:t>
-      </w:r>
-      <w:r>
-        <w:rPr>
-          <w:rFonts w:asciiTheme="majorHAnsi" w:hAnsiTheme="majorHAnsi" w:cstheme="majorHAnsi"/>
-          <w:highlight w:val="yellow"/>
-        </w:rPr>
         <w:t>.</w:t>
       </w:r>
     </w:p>
@@ -5267,9 +4445,10 @@
       <w:r>
         <w:rPr>
           <w:rFonts w:asciiTheme="majorHAnsi" w:hAnsiTheme="majorHAnsi" w:cstheme="majorHAnsi"/>
+          <w:noProof/>
         </w:rPr>
         <w:drawing>
-          <wp:inline distT="0" distB="0" distL="0" distR="0" wp14:anchorId="199C3CA0" wp14:editId="225AEC44">
+          <wp:inline distT="0" distB="0" distL="0" distR="0" wp14:anchorId="3D278BDD" wp14:editId="312D7A92">
             <wp:extent cx="3784600" cy="3631687"/>
             <wp:effectExtent l="0" t="0" r="6350" b="6985"/>
             <wp:docPr id="5" name="Picture 5"/>
@@ -5344,8 +4523,11 @@
         <w:pStyle w:val="HTMLPreformatted"/>
       </w:pPr>
       <w:r>
+        <w:rPr>
+          <w:noProof/>
+        </w:rPr>
         <w:drawing>
-          <wp:inline distT="0" distB="0" distL="0" distR="0" wp14:anchorId="14490B26" wp14:editId="3B960BD2">
+          <wp:inline distT="0" distB="0" distL="0" distR="0" wp14:anchorId="38C41259" wp14:editId="5500BBF8">
             <wp:extent cx="4533899" cy="1358900"/>
             <wp:effectExtent l="0" t="0" r="635" b="0"/>
             <wp:docPr id="7" name="Picture 7"/>
@@ -5391,10 +4573,11 @@
       <w:r>
         <w:rPr>
           <w:rFonts w:asciiTheme="majorHAnsi" w:hAnsiTheme="majorHAnsi" w:cstheme="majorHAnsi"/>
+          <w:noProof/>
         </w:rPr>
         <w:lastRenderedPageBreak/>
         <w:drawing>
-          <wp:inline distT="0" distB="0" distL="0" distR="0" wp14:anchorId="38D18FEE" wp14:editId="3158CE92">
+          <wp:inline distT="0" distB="0" distL="0" distR="0" wp14:anchorId="1837F88E" wp14:editId="364722CC">
             <wp:extent cx="4235668" cy="3206915"/>
             <wp:effectExtent l="0" t="0" r="0" b="0"/>
             <wp:docPr id="11" name="Picture 11"/>
@@ -5440,9 +4623,10 @@
       <w:r>
         <w:rPr>
           <w:rFonts w:asciiTheme="majorHAnsi" w:hAnsiTheme="majorHAnsi" w:cstheme="majorHAnsi"/>
+          <w:noProof/>
         </w:rPr>
         <w:drawing>
-          <wp:inline distT="0" distB="0" distL="0" distR="0" wp14:anchorId="0E5DC2F4" wp14:editId="08458954">
+          <wp:inline distT="0" distB="0" distL="0" distR="0" wp14:anchorId="620EC353" wp14:editId="6B683179">
             <wp:extent cx="3054507" cy="2419474"/>
             <wp:effectExtent l="0" t="0" r="0" b="0"/>
             <wp:docPr id="12" name="Picture 12"/>
@@ -5491,14 +4675,7 @@
           <w:rFonts w:ascii="Arial" w:hAnsi="Arial" w:cs="Arial"/>
           <w:b/>
         </w:rPr>
-        <w:t xml:space="preserve">Q </w:t>
-      </w:r>
-      <w:r>
-        <w:rPr>
-          <w:rFonts w:ascii="Arial" w:hAnsi="Arial" w:cs="Arial"/>
-          <w:b/>
-        </w:rPr>
-        <w:t>What is a Stateless Service?</w:t>
+        <w:t>Q What is a Stateless Service?</w:t>
       </w:r>
     </w:p>
     <w:p>
@@ -5714,21 +4891,12 @@
         </w:rPr>
         <w:t xml:space="preserve"> and is widely used in </w:t>
       </w:r>
-      <w:proofErr w:type="spellStart"/>
       <w:r>
         <w:rPr>
           <w:rStyle w:val="Strong"/>
           <w:rFonts w:asciiTheme="majorHAnsi" w:hAnsiTheme="majorHAnsi" w:cstheme="majorHAnsi"/>
         </w:rPr>
-        <w:t>microservices</w:t>
-      </w:r>
-      <w:proofErr w:type="spellEnd"/>
-      <w:r>
-        <w:rPr>
-          <w:rStyle w:val="Strong"/>
-          <w:rFonts w:asciiTheme="majorHAnsi" w:hAnsiTheme="majorHAnsi" w:cstheme="majorHAnsi"/>
-        </w:rPr>
-        <w:t xml:space="preserve"> architectures</w:t>
+        <w:t>microservices architectures</w:t>
       </w:r>
     </w:p>
     <w:p>
@@ -5751,10 +4919,11 @@
       <w:r>
         <w:rPr>
           <w:rFonts w:asciiTheme="majorHAnsi" w:hAnsiTheme="majorHAnsi" w:cstheme="majorHAnsi"/>
+          <w:noProof/>
           <w:sz w:val="22"/>
         </w:rPr>
         <w:drawing>
-          <wp:inline distT="0" distB="0" distL="0" distR="0" wp14:anchorId="1CE7B51A" wp14:editId="376C00D8">
+          <wp:inline distT="0" distB="0" distL="0" distR="0" wp14:anchorId="173EE57F" wp14:editId="62F6FA66">
             <wp:extent cx="4877051" cy="2514729"/>
             <wp:effectExtent l="0" t="0" r="0" b="0"/>
             <wp:docPr id="13" name="Picture 13"/>
@@ -5817,29 +4986,7 @@
           <w:szCs w:val="24"/>
           <w:lang w:eastAsia="en-GB"/>
         </w:rPr>
-        <w:t xml:space="preserve">Q. What is Message Queue in </w:t>
-      </w:r>
-      <w:proofErr w:type="spellStart"/>
-      <w:r>
-        <w:rPr>
-          <w:rFonts w:eastAsia="Times New Roman" w:cstheme="minorHAnsi"/>
-          <w:b/>
-          <w:sz w:val="28"/>
-          <w:szCs w:val="24"/>
-          <w:lang w:eastAsia="en-GB"/>
-        </w:rPr>
-        <w:t>Microservices</w:t>
-      </w:r>
-      <w:proofErr w:type="spellEnd"/>
-      <w:r>
-        <w:rPr>
-          <w:rFonts w:eastAsia="Times New Roman" w:cstheme="minorHAnsi"/>
-          <w:b/>
-          <w:sz w:val="28"/>
-          <w:szCs w:val="24"/>
-          <w:lang w:eastAsia="en-GB"/>
-        </w:rPr>
-        <w:t>?</w:t>
+        <w:t>Q. What is Message Queue in Microservices?</w:t>
       </w:r>
     </w:p>
     <w:p>
@@ -6050,25 +5197,132 @@
           <w:b/>
           <w:sz w:val="28"/>
         </w:rPr>
-        <w:t xml:space="preserve">Why Message Queues are </w:t>
-      </w:r>
-      <w:proofErr w:type="gramStart"/>
+        <w:t>Why Message Queues are Used</w:t>
+      </w:r>
+    </w:p>
+    <w:p>
+      <w:pPr>
+        <w:pStyle w:val="NormalWeb"/>
+        <w:numPr>
+          <w:ilvl w:val="0"/>
+          <w:numId w:val="32"/>
+        </w:numPr>
+        <w:rPr>
+          <w:rFonts w:asciiTheme="majorHAnsi" w:hAnsiTheme="majorHAnsi" w:cstheme="majorHAnsi"/>
+          <w:sz w:val="22"/>
+        </w:rPr>
+      </w:pPr>
+      <w:r>
+        <w:rPr>
+          <w:rFonts w:asciiTheme="majorHAnsi" w:hAnsiTheme="majorHAnsi" w:cstheme="majorHAnsi"/>
+          <w:sz w:val="22"/>
+        </w:rPr>
+        <w:t>Decouple services</w:t>
+      </w:r>
+    </w:p>
+    <w:p>
+      <w:pPr>
+        <w:pStyle w:val="NormalWeb"/>
+        <w:numPr>
+          <w:ilvl w:val="0"/>
+          <w:numId w:val="32"/>
+        </w:numPr>
+        <w:rPr>
+          <w:rFonts w:asciiTheme="majorHAnsi" w:hAnsiTheme="majorHAnsi" w:cstheme="majorHAnsi"/>
+          <w:sz w:val="22"/>
+        </w:rPr>
+      </w:pPr>
+      <w:r>
+        <w:rPr>
+          <w:rFonts w:asciiTheme="majorHAnsi" w:hAnsiTheme="majorHAnsi" w:cstheme="majorHAnsi"/>
+          <w:sz w:val="22"/>
+        </w:rPr>
+        <w:t>Enable asynchronous communication</w:t>
+      </w:r>
+    </w:p>
+    <w:p>
+      <w:pPr>
+        <w:pStyle w:val="NormalWeb"/>
+        <w:numPr>
+          <w:ilvl w:val="0"/>
+          <w:numId w:val="32"/>
+        </w:numPr>
+        <w:rPr>
+          <w:rFonts w:asciiTheme="majorHAnsi" w:hAnsiTheme="majorHAnsi" w:cstheme="majorHAnsi"/>
+          <w:sz w:val="22"/>
+        </w:rPr>
+      </w:pPr>
+      <w:r>
+        <w:rPr>
+          <w:rFonts w:asciiTheme="majorHAnsi" w:hAnsiTheme="majorHAnsi" w:cstheme="majorHAnsi"/>
+          <w:sz w:val="22"/>
+        </w:rPr>
+        <w:t>Improve scalability</w:t>
+      </w:r>
+    </w:p>
+    <w:p>
+      <w:pPr>
+        <w:pStyle w:val="NormalWeb"/>
+        <w:numPr>
+          <w:ilvl w:val="0"/>
+          <w:numId w:val="32"/>
+        </w:numPr>
+        <w:rPr>
+          <w:rFonts w:asciiTheme="majorHAnsi" w:hAnsiTheme="majorHAnsi" w:cstheme="majorHAnsi"/>
+          <w:sz w:val="22"/>
+        </w:rPr>
+      </w:pPr>
+      <w:r>
+        <w:rPr>
+          <w:rFonts w:asciiTheme="majorHAnsi" w:hAnsiTheme="majorHAnsi" w:cstheme="majorHAnsi"/>
+          <w:sz w:val="22"/>
+        </w:rPr>
+        <w:t>Increase fault tolerance</w:t>
+      </w:r>
+    </w:p>
+    <w:p>
+      <w:pPr>
+        <w:pStyle w:val="NormalWeb"/>
+        <w:numPr>
+          <w:ilvl w:val="0"/>
+          <w:numId w:val="32"/>
+        </w:numPr>
+        <w:rPr>
+          <w:rFonts w:asciiTheme="majorHAnsi" w:hAnsiTheme="majorHAnsi" w:cstheme="majorHAnsi"/>
+          <w:sz w:val="22"/>
+        </w:rPr>
+      </w:pPr>
+      <w:r>
+        <w:rPr>
+          <w:rFonts w:asciiTheme="majorHAnsi" w:hAnsiTheme="majorHAnsi" w:cstheme="majorHAnsi"/>
+          <w:sz w:val="22"/>
+        </w:rPr>
+        <w:t>Handle traffic spikes</w:t>
+      </w:r>
+    </w:p>
+    <w:p>
+      <w:pPr>
+        <w:pStyle w:val="NormalWeb"/>
+        <w:rPr>
+          <w:rFonts w:asciiTheme="minorHAnsi" w:hAnsiTheme="minorHAnsi" w:cstheme="minorHAnsi"/>
+          <w:b/>
+        </w:rPr>
+      </w:pPr>
       <w:r>
         <w:rPr>
           <w:rFonts w:asciiTheme="minorHAnsi" w:hAnsiTheme="minorHAnsi" w:cstheme="minorHAnsi"/>
           <w:b/>
           <w:sz w:val="28"/>
         </w:rPr>
-        <w:t>Used</w:t>
-      </w:r>
-      <w:proofErr w:type="gramEnd"/>
-    </w:p>
-    <w:p>
-      <w:pPr>
-        <w:pStyle w:val="NormalWeb"/>
-        <w:numPr>
-          <w:ilvl w:val="0"/>
-          <w:numId w:val="32"/>
+        <w:t>How it Works</w:t>
+      </w:r>
+    </w:p>
+    <w:p>
+      <w:pPr>
+        <w:pStyle w:val="NormalWeb"/>
+        <w:numPr>
+          <w:ilvl w:val="0"/>
+          <w:numId w:val="33"/>
         </w:numPr>
         <w:rPr>
           <w:rFonts w:asciiTheme="majorHAnsi" w:hAnsiTheme="majorHAnsi" w:cstheme="majorHAnsi"/>
@@ -6080,15 +5334,15 @@
           <w:rFonts w:asciiTheme="majorHAnsi" w:hAnsiTheme="majorHAnsi" w:cstheme="majorHAnsi"/>
           <w:sz w:val="22"/>
         </w:rPr>
-        <w:t>Decouple services</w:t>
-      </w:r>
-    </w:p>
-    <w:p>
-      <w:pPr>
-        <w:pStyle w:val="NormalWeb"/>
-        <w:numPr>
-          <w:ilvl w:val="0"/>
-          <w:numId w:val="32"/>
+        <w:t>Producer sends a message</w:t>
+      </w:r>
+    </w:p>
+    <w:p>
+      <w:pPr>
+        <w:pStyle w:val="NormalWeb"/>
+        <w:numPr>
+          <w:ilvl w:val="0"/>
+          <w:numId w:val="33"/>
         </w:numPr>
         <w:rPr>
           <w:rFonts w:asciiTheme="majorHAnsi" w:hAnsiTheme="majorHAnsi" w:cstheme="majorHAnsi"/>
@@ -6100,15 +5354,15 @@
           <w:rFonts w:asciiTheme="majorHAnsi" w:hAnsiTheme="majorHAnsi" w:cstheme="majorHAnsi"/>
           <w:sz w:val="22"/>
         </w:rPr>
-        <w:t>Enable asynchronous communication</w:t>
-      </w:r>
-    </w:p>
-    <w:p>
-      <w:pPr>
-        <w:pStyle w:val="NormalWeb"/>
-        <w:numPr>
-          <w:ilvl w:val="0"/>
-          <w:numId w:val="32"/>
+        <w:t>Message is stored in the queue</w:t>
+      </w:r>
+    </w:p>
+    <w:p>
+      <w:pPr>
+        <w:pStyle w:val="NormalWeb"/>
+        <w:numPr>
+          <w:ilvl w:val="0"/>
+          <w:numId w:val="33"/>
         </w:numPr>
         <w:rPr>
           <w:rFonts w:asciiTheme="majorHAnsi" w:hAnsiTheme="majorHAnsi" w:cstheme="majorHAnsi"/>
@@ -6120,15 +5374,15 @@
           <w:rFonts w:asciiTheme="majorHAnsi" w:hAnsiTheme="majorHAnsi" w:cstheme="majorHAnsi"/>
           <w:sz w:val="22"/>
         </w:rPr>
-        <w:t>Improve scalability</w:t>
-      </w:r>
-    </w:p>
-    <w:p>
-      <w:pPr>
-        <w:pStyle w:val="NormalWeb"/>
-        <w:numPr>
-          <w:ilvl w:val="0"/>
-          <w:numId w:val="32"/>
+        <w:t>Consumer reads the message</w:t>
+      </w:r>
+    </w:p>
+    <w:p>
+      <w:pPr>
+        <w:pStyle w:val="NormalWeb"/>
+        <w:numPr>
+          <w:ilvl w:val="0"/>
+          <w:numId w:val="33"/>
         </w:numPr>
         <w:rPr>
           <w:rFonts w:asciiTheme="majorHAnsi" w:hAnsiTheme="majorHAnsi" w:cstheme="majorHAnsi"/>
@@ -6140,268 +5394,137 @@
           <w:rFonts w:asciiTheme="majorHAnsi" w:hAnsiTheme="majorHAnsi" w:cstheme="majorHAnsi"/>
           <w:sz w:val="22"/>
         </w:rPr>
-        <w:t>Increase fault tolerance</w:t>
-      </w:r>
-    </w:p>
-    <w:p>
-      <w:pPr>
-        <w:pStyle w:val="NormalWeb"/>
-        <w:numPr>
-          <w:ilvl w:val="0"/>
-          <w:numId w:val="32"/>
-        </w:numPr>
-        <w:rPr>
-          <w:rFonts w:asciiTheme="majorHAnsi" w:hAnsiTheme="majorHAnsi" w:cstheme="majorHAnsi"/>
-          <w:sz w:val="22"/>
-        </w:rPr>
-      </w:pPr>
-      <w:r>
-        <w:rPr>
-          <w:rFonts w:asciiTheme="majorHAnsi" w:hAnsiTheme="majorHAnsi" w:cstheme="majorHAnsi"/>
-          <w:sz w:val="22"/>
-        </w:rPr>
-        <w:t>Handle traffic spikes</w:t>
-      </w:r>
-    </w:p>
-    <w:p>
-      <w:pPr>
-        <w:pStyle w:val="NormalWeb"/>
-        <w:rPr>
-          <w:rFonts w:asciiTheme="minorHAnsi" w:hAnsiTheme="minorHAnsi" w:cstheme="minorHAnsi"/>
+        <w:lastRenderedPageBreak/>
+        <w:t>Message is acknowledged and removed after processing</w:t>
+      </w:r>
+    </w:p>
+    <w:p>
+      <w:pPr>
+        <w:pStyle w:val="NormalWeb"/>
+        <w:rPr>
+          <w:rFonts w:asciiTheme="majorHAnsi" w:hAnsiTheme="majorHAnsi" w:cstheme="majorHAnsi"/>
           <w:b/>
         </w:rPr>
       </w:pPr>
       <w:r>
+        <w:rPr>
+          <w:rFonts w:asciiTheme="majorHAnsi" w:hAnsiTheme="majorHAnsi" w:cstheme="majorHAnsi"/>
+          <w:b/>
+          <w:sz w:val="28"/>
+        </w:rPr>
+        <w:t>Common Message Queue Technologies</w:t>
+      </w:r>
+    </w:p>
+    <w:p>
+      <w:pPr>
+        <w:pStyle w:val="NormalWeb"/>
+        <w:numPr>
+          <w:ilvl w:val="0"/>
+          <w:numId w:val="34"/>
+        </w:numPr>
+        <w:rPr>
+          <w:rFonts w:asciiTheme="majorHAnsi" w:hAnsiTheme="majorHAnsi" w:cstheme="majorHAnsi"/>
+          <w:highlight w:val="yellow"/>
+        </w:rPr>
+      </w:pPr>
+      <w:r>
+        <w:rPr>
+          <w:rFonts w:asciiTheme="majorHAnsi" w:hAnsiTheme="majorHAnsi" w:cstheme="majorHAnsi"/>
+          <w:highlight w:val="yellow"/>
+        </w:rPr>
+        <w:t>RabbitMQ</w:t>
+      </w:r>
+    </w:p>
+    <w:p>
+      <w:pPr>
+        <w:pStyle w:val="NormalWeb"/>
+        <w:numPr>
+          <w:ilvl w:val="0"/>
+          <w:numId w:val="34"/>
+        </w:numPr>
+        <w:rPr>
+          <w:rFonts w:asciiTheme="majorHAnsi" w:hAnsiTheme="majorHAnsi" w:cstheme="majorHAnsi"/>
+          <w:highlight w:val="yellow"/>
+        </w:rPr>
+      </w:pPr>
+      <w:r>
+        <w:rPr>
+          <w:rFonts w:asciiTheme="majorHAnsi" w:hAnsiTheme="majorHAnsi" w:cstheme="majorHAnsi"/>
+          <w:highlight w:val="yellow"/>
+        </w:rPr>
+        <w:t>Apache Kafka</w:t>
+      </w:r>
+    </w:p>
+    <w:p>
+      <w:pPr>
+        <w:pStyle w:val="NormalWeb"/>
+        <w:numPr>
+          <w:ilvl w:val="0"/>
+          <w:numId w:val="34"/>
+        </w:numPr>
+        <w:rPr>
+          <w:rFonts w:asciiTheme="majorHAnsi" w:hAnsiTheme="majorHAnsi" w:cstheme="majorHAnsi"/>
+        </w:rPr>
+      </w:pPr>
+      <w:r>
+        <w:rPr>
+          <w:rFonts w:asciiTheme="majorHAnsi" w:hAnsiTheme="majorHAnsi" w:cstheme="majorHAnsi"/>
+        </w:rPr>
+        <w:t>Amazon SQS</w:t>
+      </w:r>
+    </w:p>
+    <w:p>
+      <w:pPr>
+        <w:pStyle w:val="NormalWeb"/>
+        <w:numPr>
+          <w:ilvl w:val="0"/>
+          <w:numId w:val="34"/>
+        </w:numPr>
+        <w:rPr>
+          <w:rFonts w:asciiTheme="majorHAnsi" w:hAnsiTheme="majorHAnsi" w:cstheme="majorHAnsi"/>
+        </w:rPr>
+      </w:pPr>
+      <w:r>
+        <w:rPr>
+          <w:rFonts w:asciiTheme="majorHAnsi" w:hAnsiTheme="majorHAnsi" w:cstheme="majorHAnsi"/>
+        </w:rPr>
+        <w:t>ActiveMQ</w:t>
+      </w:r>
+    </w:p>
+    <w:p>
+      <w:pPr>
+        <w:pStyle w:val="NormalWeb"/>
+        <w:numPr>
+          <w:ilvl w:val="0"/>
+          <w:numId w:val="34"/>
+        </w:numPr>
+        <w:rPr>
+          <w:rFonts w:asciiTheme="majorHAnsi" w:hAnsiTheme="majorHAnsi" w:cstheme="majorHAnsi"/>
+        </w:rPr>
+      </w:pPr>
+      <w:r>
+        <w:rPr>
+          <w:rFonts w:asciiTheme="majorHAnsi" w:hAnsiTheme="majorHAnsi" w:cstheme="majorHAnsi"/>
+        </w:rPr>
+        <w:t>Azure Service Bus</w:t>
+      </w:r>
+    </w:p>
+    <w:p>
+      <w:pPr>
+        <w:pStyle w:val="NormalWeb"/>
         <w:rPr>
           <w:rFonts w:asciiTheme="minorHAnsi" w:hAnsiTheme="minorHAnsi" w:cstheme="minorHAnsi"/>
           <w:b/>
           <w:sz w:val="28"/>
         </w:rPr>
-        <w:t>How it Works</w:t>
-      </w:r>
-    </w:p>
-    <w:p>
-      <w:pPr>
-        <w:pStyle w:val="NormalWeb"/>
-        <w:numPr>
-          <w:ilvl w:val="0"/>
-          <w:numId w:val="33"/>
-        </w:numPr>
-        <w:rPr>
-          <w:rFonts w:asciiTheme="majorHAnsi" w:hAnsiTheme="majorHAnsi" w:cstheme="majorHAnsi"/>
-          <w:sz w:val="22"/>
-        </w:rPr>
-      </w:pPr>
-      <w:r>
-        <w:rPr>
-          <w:rFonts w:asciiTheme="majorHAnsi" w:hAnsiTheme="majorHAnsi" w:cstheme="majorHAnsi"/>
-          <w:sz w:val="22"/>
-        </w:rPr>
-        <w:t>Producer sends a message</w:t>
-      </w:r>
-    </w:p>
-    <w:p>
-      <w:pPr>
-        <w:pStyle w:val="NormalWeb"/>
-        <w:numPr>
-          <w:ilvl w:val="0"/>
-          <w:numId w:val="33"/>
-        </w:numPr>
-        <w:rPr>
-          <w:rFonts w:asciiTheme="majorHAnsi" w:hAnsiTheme="majorHAnsi" w:cstheme="majorHAnsi"/>
-          <w:sz w:val="22"/>
-        </w:rPr>
-      </w:pPr>
-      <w:r>
-        <w:rPr>
-          <w:rFonts w:asciiTheme="majorHAnsi" w:hAnsiTheme="majorHAnsi" w:cstheme="majorHAnsi"/>
-          <w:sz w:val="22"/>
-        </w:rPr>
-        <w:t>Message is stored in the queue</w:t>
-      </w:r>
-    </w:p>
-    <w:p>
-      <w:pPr>
-        <w:pStyle w:val="NormalWeb"/>
-        <w:numPr>
-          <w:ilvl w:val="0"/>
-          <w:numId w:val="33"/>
-        </w:numPr>
-        <w:rPr>
-          <w:rFonts w:asciiTheme="majorHAnsi" w:hAnsiTheme="majorHAnsi" w:cstheme="majorHAnsi"/>
-          <w:sz w:val="22"/>
-        </w:rPr>
-      </w:pPr>
-      <w:r>
-        <w:rPr>
-          <w:rFonts w:asciiTheme="majorHAnsi" w:hAnsiTheme="majorHAnsi" w:cstheme="majorHAnsi"/>
-          <w:sz w:val="22"/>
-        </w:rPr>
-        <w:t>Consumer reads the message</w:t>
-      </w:r>
-    </w:p>
-    <w:p>
-      <w:pPr>
-        <w:pStyle w:val="NormalWeb"/>
-        <w:numPr>
-          <w:ilvl w:val="0"/>
-          <w:numId w:val="33"/>
-        </w:numPr>
-        <w:rPr>
-          <w:rFonts w:asciiTheme="majorHAnsi" w:hAnsiTheme="majorHAnsi" w:cstheme="majorHAnsi"/>
-          <w:sz w:val="22"/>
-        </w:rPr>
-      </w:pPr>
-      <w:r>
-        <w:rPr>
-          <w:rFonts w:asciiTheme="majorHAnsi" w:hAnsiTheme="majorHAnsi" w:cstheme="majorHAnsi"/>
-          <w:sz w:val="22"/>
-        </w:rPr>
-        <w:lastRenderedPageBreak/>
-        <w:t>Message is acknowledged and removed after processing</w:t>
-      </w:r>
-    </w:p>
-    <w:p>
-      <w:pPr>
-        <w:pStyle w:val="NormalWeb"/>
-        <w:rPr>
-          <w:rFonts w:asciiTheme="majorHAnsi" w:hAnsiTheme="majorHAnsi" w:cstheme="majorHAnsi"/>
-          <w:b/>
-        </w:rPr>
-      </w:pPr>
-      <w:r>
-        <w:rPr>
-          <w:rFonts w:asciiTheme="majorHAnsi" w:hAnsiTheme="majorHAnsi" w:cstheme="majorHAnsi"/>
-          <w:b/>
-          <w:sz w:val="28"/>
-        </w:rPr>
-        <w:t>Common Message Queue Technologies</w:t>
-      </w:r>
-    </w:p>
-    <w:p>
-      <w:pPr>
-        <w:pStyle w:val="NormalWeb"/>
-        <w:numPr>
-          <w:ilvl w:val="0"/>
-          <w:numId w:val="34"/>
-        </w:numPr>
-        <w:rPr>
-          <w:rFonts w:asciiTheme="majorHAnsi" w:hAnsiTheme="majorHAnsi" w:cstheme="majorHAnsi"/>
-          <w:highlight w:val="yellow"/>
-        </w:rPr>
-      </w:pPr>
-      <w:proofErr w:type="spellStart"/>
-      <w:r>
-        <w:rPr>
-          <w:rFonts w:asciiTheme="majorHAnsi" w:hAnsiTheme="majorHAnsi" w:cstheme="majorHAnsi"/>
-          <w:highlight w:val="yellow"/>
-        </w:rPr>
-        <w:t>RabbitMQ</w:t>
-      </w:r>
-      <w:proofErr w:type="spellEnd"/>
-    </w:p>
-    <w:p>
-      <w:pPr>
-        <w:pStyle w:val="NormalWeb"/>
-        <w:numPr>
-          <w:ilvl w:val="0"/>
-          <w:numId w:val="34"/>
-        </w:numPr>
-        <w:rPr>
-          <w:rFonts w:asciiTheme="majorHAnsi" w:hAnsiTheme="majorHAnsi" w:cstheme="majorHAnsi"/>
-          <w:highlight w:val="yellow"/>
-        </w:rPr>
-      </w:pPr>
-      <w:r>
-        <w:rPr>
-          <w:rFonts w:asciiTheme="majorHAnsi" w:hAnsiTheme="majorHAnsi" w:cstheme="majorHAnsi"/>
-          <w:highlight w:val="yellow"/>
-        </w:rPr>
-        <w:t>Apache Kafka</w:t>
-      </w:r>
-    </w:p>
-    <w:p>
-      <w:pPr>
-        <w:pStyle w:val="NormalWeb"/>
-        <w:numPr>
-          <w:ilvl w:val="0"/>
-          <w:numId w:val="34"/>
-        </w:numPr>
-        <w:rPr>
-          <w:rFonts w:asciiTheme="majorHAnsi" w:hAnsiTheme="majorHAnsi" w:cstheme="majorHAnsi"/>
-        </w:rPr>
-      </w:pPr>
-      <w:r>
-        <w:rPr>
-          <w:rFonts w:asciiTheme="majorHAnsi" w:hAnsiTheme="majorHAnsi" w:cstheme="majorHAnsi"/>
-        </w:rPr>
-        <w:t>Amazon SQS</w:t>
-      </w:r>
-    </w:p>
-    <w:p>
-      <w:pPr>
-        <w:pStyle w:val="NormalWeb"/>
-        <w:numPr>
-          <w:ilvl w:val="0"/>
-          <w:numId w:val="34"/>
-        </w:numPr>
-        <w:rPr>
-          <w:rFonts w:asciiTheme="majorHAnsi" w:hAnsiTheme="majorHAnsi" w:cstheme="majorHAnsi"/>
-        </w:rPr>
-      </w:pPr>
-      <w:proofErr w:type="spellStart"/>
-      <w:r>
-        <w:rPr>
-          <w:rFonts w:asciiTheme="majorHAnsi" w:hAnsiTheme="majorHAnsi" w:cstheme="majorHAnsi"/>
-        </w:rPr>
-        <w:t>ActiveMQ</w:t>
-      </w:r>
-      <w:proofErr w:type="spellEnd"/>
-    </w:p>
-    <w:p>
-      <w:pPr>
-        <w:pStyle w:val="NormalWeb"/>
-        <w:numPr>
-          <w:ilvl w:val="0"/>
-          <w:numId w:val="34"/>
-        </w:numPr>
-        <w:rPr>
-          <w:rFonts w:asciiTheme="majorHAnsi" w:hAnsiTheme="majorHAnsi" w:cstheme="majorHAnsi"/>
-        </w:rPr>
-      </w:pPr>
-      <w:r>
-        <w:rPr>
-          <w:rFonts w:asciiTheme="majorHAnsi" w:hAnsiTheme="majorHAnsi" w:cstheme="majorHAnsi"/>
-        </w:rPr>
-        <w:t>Azure Service Bus</w:t>
-      </w:r>
-    </w:p>
-    <w:p>
-      <w:pPr>
-        <w:pStyle w:val="NormalWeb"/>
+      </w:pPr>
+      <w:r>
         <w:rPr>
           <w:rFonts w:asciiTheme="minorHAnsi" w:hAnsiTheme="minorHAnsi" w:cstheme="minorHAnsi"/>
           <w:b/>
           <w:sz w:val="28"/>
         </w:rPr>
-      </w:pPr>
-      <w:proofErr w:type="spellStart"/>
-      <w:r>
-        <w:rPr>
-          <w:rFonts w:asciiTheme="minorHAnsi" w:hAnsiTheme="minorHAnsi" w:cstheme="minorHAnsi"/>
-          <w:b/>
-          <w:sz w:val="28"/>
-        </w:rPr>
-        <w:t>RabbitMQ</w:t>
-      </w:r>
-      <w:proofErr w:type="spellEnd"/>
-      <w:r>
-        <w:rPr>
-          <w:rFonts w:asciiTheme="minorHAnsi" w:hAnsiTheme="minorHAnsi" w:cstheme="minorHAnsi"/>
-          <w:b/>
-          <w:sz w:val="28"/>
-        </w:rPr>
-        <w:t xml:space="preserve"> (RMQ) – Detailed Explanation</w:t>
+        <w:t>RabbitMQ (RMQ) – Detailed Explanation</w:t>
       </w:r>
     </w:p>
     <w:p>
@@ -6419,55 +5542,49 @@
           <w:b/>
           <w:sz w:val="28"/>
         </w:rPr>
-        <w:t xml:space="preserve">1. What is </w:t>
-      </w:r>
-      <w:proofErr w:type="spellStart"/>
-      <w:r>
-        <w:rPr>
-          <w:rFonts w:ascii="Arial" w:hAnsi="Arial" w:cs="Arial"/>
-          <w:b/>
-          <w:sz w:val="28"/>
-        </w:rPr>
-        <w:t>RabbitMQ</w:t>
-      </w:r>
-      <w:proofErr w:type="spellEnd"/>
-      <w:r>
-        <w:rPr>
-          <w:rFonts w:ascii="Arial" w:hAnsi="Arial" w:cs="Arial"/>
-          <w:b/>
-          <w:sz w:val="28"/>
-        </w:rPr>
-        <w:t xml:space="preserve"> (RMQ)?</w:t>
-      </w:r>
-    </w:p>
-    <w:p>
-      <w:pPr>
-        <w:pStyle w:val="NormalWeb"/>
-        <w:rPr>
-          <w:rFonts w:asciiTheme="majorHAnsi" w:hAnsiTheme="majorHAnsi" w:cstheme="majorHAnsi"/>
-        </w:rPr>
-      </w:pPr>
-      <w:proofErr w:type="spellStart"/>
+        <w:t>1. What is RabbitMQ (RMQ)?</w:t>
+      </w:r>
+    </w:p>
+    <w:p>
+      <w:pPr>
+        <w:pStyle w:val="NormalWeb"/>
+        <w:rPr>
+          <w:rFonts w:asciiTheme="majorHAnsi" w:hAnsiTheme="majorHAnsi" w:cstheme="majorHAnsi"/>
+        </w:rPr>
+      </w:pPr>
       <w:r>
         <w:rPr>
           <w:rStyle w:val="Strong"/>
           <w:rFonts w:asciiTheme="majorHAnsi" w:hAnsiTheme="majorHAnsi" w:cstheme="majorHAnsi"/>
         </w:rPr>
-        <w:t>RabbitMQ</w:t>
-      </w:r>
-      <w:proofErr w:type="spellEnd"/>
+        <w:t>RabbitMQ (RMQ)</w:t>
+      </w:r>
+      <w:r>
+        <w:rPr>
+          <w:rFonts w:asciiTheme="majorHAnsi" w:hAnsiTheme="majorHAnsi" w:cstheme="majorHAnsi"/>
+        </w:rPr>
+        <w:t xml:space="preserve"> is an </w:t>
+      </w:r>
       <w:r>
         <w:rPr>
           <w:rStyle w:val="Strong"/>
           <w:rFonts w:asciiTheme="majorHAnsi" w:hAnsiTheme="majorHAnsi" w:cstheme="majorHAnsi"/>
-        </w:rPr>
-        <w:t xml:space="preserve"> (RMQ)</w:t>
-      </w:r>
-      <w:r>
-        <w:rPr>
-          <w:rFonts w:asciiTheme="majorHAnsi" w:hAnsiTheme="majorHAnsi" w:cstheme="majorHAnsi"/>
-        </w:rPr>
-        <w:t xml:space="preserve"> is an </w:t>
+          <w:highlight w:val="yellow"/>
+        </w:rPr>
+        <w:t>open-source message broker</w:t>
+      </w:r>
+      <w:r>
+        <w:rPr>
+          <w:rFonts w:asciiTheme="majorHAnsi" w:hAnsiTheme="majorHAnsi" w:cstheme="majorHAnsi"/>
+        </w:rPr>
+        <w:t xml:space="preserve"> that </w:t>
+      </w:r>
+      <w:r>
+        <w:rPr>
+          <w:rFonts w:asciiTheme="majorHAnsi" w:hAnsiTheme="majorHAnsi" w:cstheme="majorHAnsi"/>
+          <w:highlight w:val="yellow"/>
+        </w:rPr>
+        <w:t xml:space="preserve">implements </w:t>
       </w:r>
       <w:r>
         <w:rPr>
@@ -6475,20 +5592,14 @@
           <w:rFonts w:asciiTheme="majorHAnsi" w:hAnsiTheme="majorHAnsi" w:cstheme="majorHAnsi"/>
           <w:highlight w:val="yellow"/>
         </w:rPr>
-        <w:t>open-source message broker</w:t>
-      </w:r>
-      <w:r>
-        <w:rPr>
-          <w:rFonts w:asciiTheme="majorHAnsi" w:hAnsiTheme="majorHAnsi" w:cstheme="majorHAnsi"/>
-        </w:rPr>
-        <w:t xml:space="preserve"> that </w:t>
+        <w:t>message queueing</w:t>
       </w:r>
       <w:r>
         <w:rPr>
           <w:rFonts w:asciiTheme="majorHAnsi" w:hAnsiTheme="majorHAnsi" w:cstheme="majorHAnsi"/>
           <w:highlight w:val="yellow"/>
         </w:rPr>
-        <w:t xml:space="preserve">implements </w:t>
+        <w:t xml:space="preserve"> using the </w:t>
       </w:r>
       <w:r>
         <w:rPr>
@@ -6496,14 +5607,15 @@
           <w:rFonts w:asciiTheme="majorHAnsi" w:hAnsiTheme="majorHAnsi" w:cstheme="majorHAnsi"/>
           <w:highlight w:val="yellow"/>
         </w:rPr>
-        <w:t>message queueing</w:t>
-      </w:r>
-      <w:r>
-        <w:rPr>
+        <w:t>AMQP (Advanced Message Queuing Protocol)</w:t>
+      </w:r>
+      <w:r>
+        <w:rPr>
+          <w:rStyle w:val="Strong"/>
           <w:rFonts w:asciiTheme="majorHAnsi" w:hAnsiTheme="majorHAnsi" w:cstheme="majorHAnsi"/>
           <w:highlight w:val="yellow"/>
         </w:rPr>
-        <w:t xml:space="preserve"> using the </w:t>
+        <w:t xml:space="preserve"> </w:t>
       </w:r>
       <w:r>
         <w:rPr>
@@ -6511,7 +5623,7 @@
           <w:rFonts w:asciiTheme="majorHAnsi" w:hAnsiTheme="majorHAnsi" w:cstheme="majorHAnsi"/>
           <w:highlight w:val="yellow"/>
         </w:rPr>
-        <w:t>AMQP (Advanced Message Queuing Protocol)</w:t>
+        <w:t>protocol</w:t>
       </w:r>
       <w:r>
         <w:rPr>
@@ -6532,21 +5644,7 @@
         <w:rPr>
           <w:rFonts w:asciiTheme="majorHAnsi" w:hAnsiTheme="majorHAnsi" w:cstheme="majorHAnsi"/>
         </w:rPr>
-        <w:t xml:space="preserve">It enables applications and </w:t>
-      </w:r>
-      <w:proofErr w:type="spellStart"/>
-      <w:r>
-        <w:rPr>
-          <w:rFonts w:asciiTheme="majorHAnsi" w:hAnsiTheme="majorHAnsi" w:cstheme="majorHAnsi"/>
-        </w:rPr>
-        <w:t>microservices</w:t>
-      </w:r>
-      <w:proofErr w:type="spellEnd"/>
-      <w:r>
-        <w:rPr>
-          <w:rFonts w:asciiTheme="majorHAnsi" w:hAnsiTheme="majorHAnsi" w:cstheme="majorHAnsi"/>
-        </w:rPr>
-        <w:t xml:space="preserve"> to </w:t>
+        <w:t xml:space="preserve">It enables applications and microservices to </w:t>
       </w:r>
       <w:r>
         <w:rPr>
@@ -6573,8 +5671,71 @@
         <w:rPr>
           <w:rFonts w:asciiTheme="majorHAnsi" w:hAnsiTheme="majorHAnsi" w:cstheme="majorHAnsi"/>
         </w:rPr>
+        <w:t xml:space="preserve">With </w:t>
+      </w:r>
+      <w:r>
+        <w:rPr>
+          <w:rFonts w:asciiTheme="majorHAnsi" w:hAnsiTheme="majorHAnsi" w:cstheme="majorHAnsi"/>
+          <w:highlight w:val="yellow"/>
+        </w:rPr>
+        <w:t xml:space="preserve">the help of AMQP protocol a real TPC connection is built in between your app and RabbitMQ </w:t>
+      </w:r>
+      <w:r>
+        <w:rPr>
+          <w:rFonts w:asciiTheme="majorHAnsi" w:hAnsiTheme="majorHAnsi" w:cstheme="majorHAnsi"/>
+          <w:highlight w:val="yellow"/>
+        </w:rPr>
+        <w:t>broker</w:t>
+      </w:r>
+      <w:r>
+        <w:rPr>
+          <w:rFonts w:asciiTheme="majorHAnsi" w:hAnsiTheme="majorHAnsi" w:cstheme="majorHAnsi"/>
+          <w:highlight w:val="yellow"/>
+        </w:rPr>
+        <w:t>.</w:t>
+      </w:r>
+    </w:p>
+    <w:p>
+      <w:pPr>
+        <w:pStyle w:val="NormalWeb"/>
+        <w:rPr>
+          <w:rFonts w:asciiTheme="majorHAnsi" w:hAnsiTheme="majorHAnsi" w:cstheme="majorHAnsi"/>
+        </w:rPr>
+      </w:pPr>
+      <w:r>
+        <w:rPr>
+          <w:rFonts w:asciiTheme="majorHAnsi" w:hAnsiTheme="majorHAnsi" w:cstheme="majorHAnsi"/>
+        </w:rPr>
+        <w:t xml:space="preserve">RabbitMQ </w:t>
+      </w:r>
+      <w:r>
+        <w:rPr>
+          <w:rFonts w:asciiTheme="majorHAnsi" w:hAnsiTheme="majorHAnsi" w:cstheme="majorHAnsi"/>
+          <w:highlight w:val="yellow"/>
+        </w:rPr>
+        <w:t>creates multiple concurrent connections</w:t>
+      </w:r>
+      <w:r>
+        <w:rPr>
+          <w:rFonts w:asciiTheme="majorHAnsi" w:hAnsiTheme="majorHAnsi" w:cstheme="majorHAnsi"/>
+        </w:rPr>
+        <w:t xml:space="preserve"> from different apps or services. </w:t>
+      </w:r>
+    </w:p>
+    <w:p>
+      <w:pPr>
+        <w:pStyle w:val="NormalWeb"/>
+        <w:rPr>
+          <w:rFonts w:asciiTheme="majorHAnsi" w:hAnsiTheme="majorHAnsi" w:cstheme="majorHAnsi"/>
+        </w:rPr>
+      </w:pPr>
+      <w:r>
+        <w:rPr>
+          <w:rFonts w:asciiTheme="majorHAnsi" w:hAnsiTheme="majorHAnsi" w:cstheme="majorHAnsi"/>
+          <w:noProof/>
+        </w:rPr>
         <w:drawing>
-          <wp:inline distT="0" distB="0" distL="0" distR="0" wp14:anchorId="4840246B" wp14:editId="0D64E4CF">
+          <wp:inline distT="0" distB="0" distL="0" distR="0" wp14:anchorId="37F0FCE9" wp14:editId="33235907">
             <wp:extent cx="5731510" cy="2270125"/>
             <wp:effectExtent l="0" t="0" r="2540" b="0"/>
             <wp:docPr id="16" name="Picture 16"/>
@@ -6623,119 +5784,80 @@
           <w:rFonts w:ascii="Arial" w:hAnsi="Arial" w:cs="Arial"/>
           <w:b/>
         </w:rPr>
-        <w:t xml:space="preserve">Why Do We Use </w:t>
-      </w:r>
-      <w:proofErr w:type="spellStart"/>
-      <w:r>
+        <w:t>Why Do We Use RabbitMQ?</w:t>
+      </w:r>
+    </w:p>
+    <w:p>
+      <w:pPr>
+        <w:pStyle w:val="NormalWeb"/>
+      </w:pPr>
+      <w:r>
+        <w:t>In distributed systems and microservices, direct synchronous communication causes problems such as:</w:t>
+      </w:r>
+    </w:p>
+    <w:p>
+      <w:pPr>
+        <w:pStyle w:val="NormalWeb"/>
+        <w:numPr>
+          <w:ilvl w:val="0"/>
+          <w:numId w:val="35"/>
+        </w:numPr>
+      </w:pPr>
+      <w:r>
+        <w:t>Decoupling Services</w:t>
+      </w:r>
+    </w:p>
+    <w:p>
+      <w:pPr>
+        <w:pStyle w:val="NormalWeb"/>
+        <w:numPr>
+          <w:ilvl w:val="0"/>
+          <w:numId w:val="35"/>
+        </w:numPr>
+      </w:pPr>
+      <w:r>
+        <w:t>Asynchronous Processing</w:t>
+      </w:r>
+    </w:p>
+    <w:p>
+      <w:pPr>
+        <w:pStyle w:val="NormalWeb"/>
+        <w:numPr>
+          <w:ilvl w:val="0"/>
+          <w:numId w:val="35"/>
+        </w:numPr>
+      </w:pPr>
+      <w:r>
+        <w:t>Load Balancing &amp; Scalability</w:t>
+      </w:r>
+    </w:p>
+    <w:p>
+      <w:pPr>
+        <w:pStyle w:val="NormalWeb"/>
+        <w:numPr>
+          <w:ilvl w:val="0"/>
+          <w:numId w:val="35"/>
+        </w:numPr>
+      </w:pPr>
+      <w:r>
+        <w:t>Complex Routing &amp; Messaging Patterns</w:t>
+      </w:r>
+    </w:p>
+    <w:p>
+      <w:pPr>
+        <w:pStyle w:val="NormalWeb"/>
         <w:rPr>
           <w:rFonts w:ascii="Arial" w:hAnsi="Arial" w:cs="Arial"/>
           <w:b/>
         </w:rPr>
-        <w:t>RabbitMQ</w:t>
-      </w:r>
-      <w:proofErr w:type="spellEnd"/>
+      </w:pPr>
       <w:r>
         <w:rPr>
           <w:rFonts w:ascii="Arial" w:hAnsi="Arial" w:cs="Arial"/>
           <w:b/>
         </w:rPr>
-        <w:t>?</w:t>
-      </w:r>
-    </w:p>
-    <w:p>
-      <w:pPr>
-        <w:pStyle w:val="NormalWeb"/>
-      </w:pPr>
-      <w:r>
-        <w:t xml:space="preserve">In distributed systems and </w:t>
-      </w:r>
-      <w:proofErr w:type="spellStart"/>
-      <w:r>
-        <w:t>microservices</w:t>
-      </w:r>
-      <w:proofErr w:type="spellEnd"/>
-      <w:r>
-        <w:t>, direct synchronous communication causes problems such as:</w:t>
-      </w:r>
-    </w:p>
-    <w:p>
-      <w:pPr>
-        <w:pStyle w:val="NormalWeb"/>
-        <w:numPr>
-          <w:ilvl w:val="0"/>
-          <w:numId w:val="35"/>
-        </w:numPr>
-      </w:pPr>
-      <w:r>
-        <w:t>Decoupling Services</w:t>
-      </w:r>
-    </w:p>
-    <w:p>
-      <w:pPr>
-        <w:pStyle w:val="NormalWeb"/>
-        <w:numPr>
-          <w:ilvl w:val="0"/>
-          <w:numId w:val="35"/>
-        </w:numPr>
-      </w:pPr>
-      <w:r>
-        <w:t>Asynchronous Processing</w:t>
-      </w:r>
-    </w:p>
-    <w:p>
-      <w:pPr>
-        <w:pStyle w:val="NormalWeb"/>
-        <w:numPr>
-          <w:ilvl w:val="0"/>
-          <w:numId w:val="35"/>
-        </w:numPr>
-      </w:pPr>
-      <w:r>
-        <w:t>Load Balancing &amp; Scalability</w:t>
-      </w:r>
-    </w:p>
-    <w:p>
-      <w:pPr>
-        <w:pStyle w:val="NormalWeb"/>
-        <w:numPr>
-          <w:ilvl w:val="0"/>
-          <w:numId w:val="35"/>
-        </w:numPr>
-      </w:pPr>
-      <w:r>
-        <w:t>Complex Routing &amp; Messaging Patterns</w:t>
-      </w:r>
-    </w:p>
-    <w:p>
-      <w:pPr>
-        <w:pStyle w:val="NormalWeb"/>
-        <w:rPr>
-          <w:rFonts w:ascii="Arial" w:hAnsi="Arial" w:cs="Arial"/>
-          <w:b/>
-        </w:rPr>
-      </w:pPr>
-      <w:r>
-        <w:rPr>
-          <w:rFonts w:ascii="Arial" w:hAnsi="Arial" w:cs="Arial"/>
-          <w:b/>
-        </w:rPr>
-        <w:t xml:space="preserve">When </w:t>
-      </w:r>
-      <w:proofErr w:type="spellStart"/>
-      <w:r>
-        <w:rPr>
-          <w:rFonts w:ascii="Arial" w:hAnsi="Arial" w:cs="Arial"/>
-          <w:b/>
-        </w:rPr>
-        <w:t>RabbitMQ</w:t>
-      </w:r>
-      <w:proofErr w:type="spellEnd"/>
-      <w:r>
-        <w:rPr>
-          <w:rFonts w:ascii="Arial" w:hAnsi="Arial" w:cs="Arial"/>
-          <w:b/>
-        </w:rPr>
-        <w:t xml:space="preserve"> Might Not Be Ideal</w:t>
+        <w:lastRenderedPageBreak/>
+        <w:t>When RabbitMQ Might Not Be Ideal</w:t>
       </w:r>
     </w:p>
     <w:p>
@@ -6749,23 +5871,14 @@
         <w:rPr>
           <w:rFonts w:ascii="Segoe UI Symbol" w:hAnsi="Segoe UI Symbol" w:cs="Segoe UI Symbol"/>
         </w:rPr>
-        <w:lastRenderedPageBreak/>
         <w:t>❌</w:t>
       </w:r>
       <w:r>
         <w:rPr>
           <w:rFonts w:asciiTheme="majorHAnsi" w:hAnsiTheme="majorHAnsi" w:cstheme="majorHAnsi"/>
         </w:rPr>
-        <w:t xml:space="preserve"> Ultra-low latency streaming (Kafka is better</w:t>
-      </w:r>
-      <w:proofErr w:type="gramStart"/>
-      <w:r>
-        <w:rPr>
-          <w:rFonts w:asciiTheme="majorHAnsi" w:hAnsiTheme="majorHAnsi" w:cstheme="majorHAnsi"/>
-        </w:rPr>
-        <w:t>)</w:t>
-      </w:r>
-      <w:proofErr w:type="gramEnd"/>
+        <w:t xml:space="preserve"> Ultra-low latency streaming (Kafka is better)</w:t>
+      </w:r>
       <w:r>
         <w:rPr>
           <w:rFonts w:asciiTheme="majorHAnsi" w:hAnsiTheme="majorHAnsi" w:cstheme="majorHAnsi"/>
@@ -6820,19 +5933,8 @@
           <w:color w:val="273239"/>
           <w:sz w:val="32"/>
         </w:rPr>
-        <w:t xml:space="preserve">Core components of </w:t>
-      </w:r>
-      <w:proofErr w:type="spellStart"/>
-      <w:r>
-        <w:rPr>
-          <w:rFonts w:ascii="Arial" w:hAnsi="Arial" w:cs="Arial"/>
-          <w:b/>
-          <w:color w:val="273239"/>
-          <w:sz w:val="32"/>
-        </w:rPr>
-        <w:t>RabbitMQ</w:t>
-      </w:r>
-      <w:proofErr w:type="spellEnd"/>
+        <w:t>Core components of RabbitMQ</w:t>
+      </w:r>
     </w:p>
     <w:p>
       <w:pPr>
@@ -6880,27 +5982,7 @@
           <w:sz w:val="22"/>
           <w:szCs w:val="27"/>
         </w:rPr>
-        <w:t xml:space="preserve">A producer in </w:t>
-      </w:r>
-      <w:proofErr w:type="spellStart"/>
-      <w:r>
-        <w:rPr>
-          <w:rFonts w:asciiTheme="majorHAnsi" w:hAnsiTheme="majorHAnsi" w:cstheme="majorHAnsi"/>
-          <w:color w:val="273239"/>
-          <w:sz w:val="22"/>
-          <w:szCs w:val="27"/>
-        </w:rPr>
-        <w:t>RabbitMQ</w:t>
-      </w:r>
-      <w:proofErr w:type="spellEnd"/>
-      <w:r>
-        <w:rPr>
-          <w:rFonts w:asciiTheme="majorHAnsi" w:hAnsiTheme="majorHAnsi" w:cstheme="majorHAnsi"/>
-          <w:color w:val="273239"/>
-          <w:sz w:val="22"/>
-          <w:szCs w:val="27"/>
-        </w:rPr>
-        <w:t xml:space="preserve"> is an application that </w:t>
+        <w:t xml:space="preserve">A producer in RabbitMQ is an application that </w:t>
       </w:r>
       <w:r>
         <w:rPr>
@@ -6922,33 +6004,7 @@
           <w:highlight w:val="yellow"/>
           <w:bdr w:val="none" w:sz="0" w:space="0" w:color="auto" w:frame="1"/>
         </w:rPr>
-        <w:t> </w:t>
-      </w:r>
-      <w:proofErr w:type="spellStart"/>
-      <w:r>
-        <w:rPr>
-          <w:rStyle w:val="Strong"/>
-          <w:rFonts w:asciiTheme="majorHAnsi" w:hAnsiTheme="majorHAnsi" w:cstheme="majorHAnsi"/>
-          <w:color w:val="273239"/>
-          <w:sz w:val="22"/>
-          <w:szCs w:val="27"/>
-          <w:highlight w:val="yellow"/>
-          <w:bdr w:val="none" w:sz="0" w:space="0" w:color="auto" w:frame="1"/>
-        </w:rPr>
-        <w:t>RabbitMQ</w:t>
-      </w:r>
-      <w:proofErr w:type="spellEnd"/>
-      <w:r>
-        <w:rPr>
-          <w:rStyle w:val="Strong"/>
-          <w:rFonts w:asciiTheme="majorHAnsi" w:hAnsiTheme="majorHAnsi" w:cstheme="majorHAnsi"/>
-          <w:color w:val="273239"/>
-          <w:sz w:val="22"/>
-          <w:szCs w:val="27"/>
-          <w:highlight w:val="yellow"/>
-          <w:bdr w:val="none" w:sz="0" w:space="0" w:color="auto" w:frame="1"/>
-        </w:rPr>
-        <w:t xml:space="preserve"> server</w:t>
+        <w:t> RabbitMQ server</w:t>
       </w:r>
       <w:r>
         <w:rPr>
@@ -7070,17 +6126,7 @@
           <w:sz w:val="28"/>
           <w:szCs w:val="30"/>
         </w:rPr>
-        <w:t>2</w:t>
-      </w:r>
-      <w:r>
-        <w:rPr>
-          <w:rFonts w:ascii="Arial" w:hAnsi="Arial" w:cs="Arial"/>
-          <w:b/>
-          <w:color w:val="273239"/>
-          <w:sz w:val="28"/>
-          <w:szCs w:val="30"/>
-        </w:rPr>
-        <w:t>. Exchange</w:t>
+        <w:t>2. Exchange</w:t>
       </w:r>
     </w:p>
     <w:p>
@@ -7174,12 +6220,13 @@
       <w:r>
         <w:rPr>
           <w:rFonts w:ascii="Arial" w:hAnsi="Arial" w:cs="Arial"/>
+          <w:noProof/>
           <w:color w:val="273239"/>
           <w:sz w:val="27"/>
           <w:szCs w:val="27"/>
         </w:rPr>
         <w:drawing>
-          <wp:inline distT="0" distB="0" distL="0" distR="0" wp14:anchorId="0C0A1644" wp14:editId="2AC734F8">
+          <wp:inline distT="0" distB="0" distL="0" distR="0" wp14:anchorId="6E1B27F9" wp14:editId="22D971C5">
             <wp:extent cx="4343623" cy="1625684"/>
             <wp:effectExtent l="0" t="0" r="0" b="0"/>
             <wp:docPr id="14" name="Picture 14"/>
@@ -7228,7 +6275,6 @@
           <w:szCs w:val="27"/>
         </w:rPr>
       </w:pPr>
-      <w:proofErr w:type="gramStart"/>
       <w:r>
         <w:rPr>
           <w:rFonts w:ascii="Arial" w:hAnsi="Arial" w:cs="Arial"/>
@@ -7238,7 +6284,6 @@
         </w:rPr>
         <w:t>3.Queue</w:t>
       </w:r>
-      <w:proofErr w:type="gramEnd"/>
     </w:p>
     <w:p>
       <w:pPr>
@@ -7301,19 +6346,8 @@
           <w:szCs w:val="24"/>
           <w:lang w:eastAsia="en-GB"/>
         </w:rPr>
-        <w:t xml:space="preserve">A named data structure inside </w:t>
-      </w:r>
-      <w:proofErr w:type="spellStart"/>
-      <w:r>
-        <w:rPr>
-          <w:rFonts w:asciiTheme="majorHAnsi" w:eastAsia="Times New Roman" w:hAnsiTheme="majorHAnsi" w:cstheme="majorHAnsi"/>
-          <w:sz w:val="24"/>
-          <w:szCs w:val="24"/>
-          <w:lang w:eastAsia="en-GB"/>
-        </w:rPr>
-        <w:t>RabbitMQ</w:t>
-      </w:r>
-      <w:proofErr w:type="spellEnd"/>
+        <w:t>A named data structure inside RabbitMQ</w:t>
+      </w:r>
     </w:p>
     <w:p>
       <w:pPr>
@@ -7455,19 +6489,8 @@
           <w:szCs w:val="24"/>
           <w:lang w:eastAsia="en-GB"/>
         </w:rPr>
-        <w:t xml:space="preserve"> Important</w:t>
-      </w:r>
-      <w:proofErr w:type="gramStart"/>
-      <w:r>
-        <w:rPr>
-          <w:rFonts w:asciiTheme="majorHAnsi" w:eastAsia="Times New Roman" w:hAnsiTheme="majorHAnsi" w:cstheme="majorHAnsi"/>
-          <w:sz w:val="24"/>
-          <w:szCs w:val="24"/>
-          <w:lang w:eastAsia="en-GB"/>
-        </w:rPr>
-        <w:t>:</w:t>
-      </w:r>
-      <w:proofErr w:type="gramEnd"/>
+        <w:t xml:space="preserve"> Important:</w:t>
+      </w:r>
       <w:r>
         <w:rPr>
           <w:rFonts w:asciiTheme="majorHAnsi" w:eastAsia="Times New Roman" w:hAnsiTheme="majorHAnsi" w:cstheme="majorHAnsi"/>
@@ -7575,7 +6598,6 @@
         </w:rPr>
         <w:t>In </w:t>
       </w:r>
-      <w:proofErr w:type="spellStart"/>
       <w:r>
         <w:rPr>
           <w:rStyle w:val="Strong"/>
@@ -7584,18 +6606,7 @@
           <w:szCs w:val="27"/>
           <w:bdr w:val="none" w:sz="0" w:space="0" w:color="auto" w:frame="1"/>
         </w:rPr>
-        <w:t>RabbitMQ</w:t>
-      </w:r>
-      <w:proofErr w:type="spellEnd"/>
-      <w:r>
-        <w:rPr>
-          <w:rStyle w:val="Strong"/>
-          <w:rFonts w:ascii="Arial" w:hAnsi="Arial" w:cs="Arial"/>
-          <w:color w:val="273239"/>
-          <w:szCs w:val="27"/>
-          <w:bdr w:val="none" w:sz="0" w:space="0" w:color="auto" w:frame="1"/>
-        </w:rPr>
-        <w:t> </w:t>
+        <w:t>RabbitMQ </w:t>
       </w:r>
       <w:r>
         <w:rPr>
@@ -7656,6 +6667,7 @@
           <w:color w:val="273239"/>
           <w:szCs w:val="27"/>
         </w:rPr>
+        <w:lastRenderedPageBreak/>
         <w:t>The message route from the exchange to the queue is defined by binding based on specific criteria such as routing keys.</w:t>
       </w:r>
     </w:p>
@@ -7694,10 +6706,88 @@
           <w:sz w:val="26"/>
           <w:szCs w:val="26"/>
         </w:rPr>
-        <w:lastRenderedPageBreak/>
-        <w:t xml:space="preserve">5. </w:t>
-      </w:r>
-      <w:r>
+        <w:t>5. Routing Key</w:t>
+      </w:r>
+    </w:p>
+    <w:p>
+      <w:pPr>
+        <w:pStyle w:val="NormalWeb"/>
+        <w:shd w:val="clear" w:color="auto" w:fill="FFFFFF"/>
+        <w:spacing w:before="0" w:beforeAutospacing="0" w:after="0" w:afterAutospacing="0"/>
+        <w:textAlignment w:val="baseline"/>
+        <w:rPr>
+          <w:rFonts w:asciiTheme="majorHAnsi" w:hAnsiTheme="majorHAnsi" w:cstheme="majorHAnsi"/>
+          <w:color w:val="273239"/>
+          <w:szCs w:val="27"/>
+        </w:rPr>
+      </w:pPr>
+      <w:r>
+        <w:rPr>
+          <w:rFonts w:asciiTheme="majorHAnsi" w:hAnsiTheme="majorHAnsi" w:cstheme="majorHAnsi"/>
+          <w:color w:val="273239"/>
+          <w:szCs w:val="27"/>
+        </w:rPr>
+        <w:t>The routing key plays a very important role in </w:t>
+      </w:r>
+      <w:r>
+        <w:rPr>
+          <w:rStyle w:val="Strong"/>
+          <w:rFonts w:asciiTheme="majorHAnsi" w:hAnsiTheme="majorHAnsi" w:cstheme="majorHAnsi"/>
+          <w:color w:val="273239"/>
+          <w:szCs w:val="27"/>
+          <w:bdr w:val="none" w:sz="0" w:space="0" w:color="auto" w:frame="1"/>
+        </w:rPr>
+        <w:t>RabbitMW</w:t>
+      </w:r>
+      <w:r>
+        <w:rPr>
+          <w:rFonts w:asciiTheme="majorHAnsi" w:hAnsiTheme="majorHAnsi" w:cstheme="majorHAnsi"/>
+          <w:color w:val="273239"/>
+          <w:szCs w:val="27"/>
+        </w:rPr>
+        <w:t xml:space="preserve">, the exchange in RabbitMQ uses the routing key attribute to determine how to route the message to the appropriate queue(s). </w:t>
+      </w:r>
+    </w:p>
+    <w:p>
+      <w:pPr>
+        <w:pStyle w:val="NormalWeb"/>
+        <w:shd w:val="clear" w:color="auto" w:fill="FFFFFF"/>
+        <w:spacing w:before="0" w:beforeAutospacing="0" w:after="0" w:afterAutospacing="0"/>
+        <w:textAlignment w:val="baseline"/>
+        <w:rPr>
+          <w:rFonts w:asciiTheme="majorHAnsi" w:hAnsiTheme="majorHAnsi" w:cstheme="majorHAnsi"/>
+          <w:color w:val="273239"/>
+          <w:szCs w:val="27"/>
+        </w:rPr>
+      </w:pPr>
+      <w:r>
+        <w:rPr>
+          <w:rFonts w:asciiTheme="majorHAnsi" w:hAnsiTheme="majorHAnsi" w:cstheme="majorHAnsi"/>
+          <w:color w:val="273239"/>
+          <w:szCs w:val="27"/>
+        </w:rPr>
+        <w:t>It ensures the correct message between exchanges.</w:t>
+      </w:r>
+    </w:p>
+    <w:p>
+      <w:pPr>
+        <w:pStyle w:val="NormalWeb"/>
+        <w:shd w:val="clear" w:color="auto" w:fill="FFFFFF"/>
+        <w:spacing w:before="0" w:beforeAutospacing="0" w:after="0" w:afterAutospacing="0"/>
+        <w:textAlignment w:val="baseline"/>
+        <w:rPr>
+          <w:rFonts w:asciiTheme="majorHAnsi" w:hAnsiTheme="majorHAnsi" w:cstheme="majorHAnsi"/>
+          <w:color w:val="273239"/>
+          <w:szCs w:val="27"/>
+        </w:rPr>
+      </w:pPr>
+    </w:p>
+    <w:p>
+      <w:pPr>
+        <w:pStyle w:val="NormalWeb"/>
+        <w:shd w:val="clear" w:color="auto" w:fill="FFFFFF"/>
+        <w:spacing w:before="0" w:beforeAutospacing="0" w:after="0" w:afterAutospacing="0"/>
+        <w:textAlignment w:val="baseline"/>
         <w:rPr>
           <w:rFonts w:ascii="Arial" w:hAnsi="Arial" w:cs="Arial"/>
           <w:b/>
@@ -7705,108 +6795,8 @@
           <w:sz w:val="26"/>
           <w:szCs w:val="26"/>
         </w:rPr>
-        <w:t>Routing Key</w:t>
-      </w:r>
-    </w:p>
-    <w:p>
-      <w:pPr>
-        <w:pStyle w:val="NormalWeb"/>
-        <w:shd w:val="clear" w:color="auto" w:fill="FFFFFF"/>
-        <w:spacing w:before="0" w:beforeAutospacing="0" w:after="0" w:afterAutospacing="0"/>
-        <w:textAlignment w:val="baseline"/>
-        <w:rPr>
-          <w:rFonts w:asciiTheme="majorHAnsi" w:hAnsiTheme="majorHAnsi" w:cstheme="majorHAnsi"/>
-          <w:color w:val="273239"/>
-          <w:szCs w:val="27"/>
-        </w:rPr>
-      </w:pPr>
-      <w:r>
-        <w:rPr>
-          <w:rFonts w:asciiTheme="majorHAnsi" w:hAnsiTheme="majorHAnsi" w:cstheme="majorHAnsi"/>
-          <w:color w:val="273239"/>
-          <w:szCs w:val="27"/>
-        </w:rPr>
-        <w:t>The routing key plays a very important role in </w:t>
-      </w:r>
-      <w:proofErr w:type="spellStart"/>
-      <w:r>
-        <w:rPr>
-          <w:rStyle w:val="Strong"/>
-          <w:rFonts w:asciiTheme="majorHAnsi" w:hAnsiTheme="majorHAnsi" w:cstheme="majorHAnsi"/>
-          <w:color w:val="273239"/>
-          <w:szCs w:val="27"/>
-          <w:bdr w:val="none" w:sz="0" w:space="0" w:color="auto" w:frame="1"/>
-        </w:rPr>
-        <w:t>RabbitMW</w:t>
-      </w:r>
-      <w:proofErr w:type="spellEnd"/>
-      <w:r>
-        <w:rPr>
-          <w:rFonts w:asciiTheme="majorHAnsi" w:hAnsiTheme="majorHAnsi" w:cstheme="majorHAnsi"/>
-          <w:color w:val="273239"/>
-          <w:szCs w:val="27"/>
-        </w:rPr>
-        <w:t xml:space="preserve">, the exchange in </w:t>
-      </w:r>
-      <w:proofErr w:type="spellStart"/>
-      <w:r>
-        <w:rPr>
-          <w:rFonts w:asciiTheme="majorHAnsi" w:hAnsiTheme="majorHAnsi" w:cstheme="majorHAnsi"/>
-          <w:color w:val="273239"/>
-          <w:szCs w:val="27"/>
-        </w:rPr>
-        <w:t>RabbitMQ</w:t>
-      </w:r>
-      <w:proofErr w:type="spellEnd"/>
-      <w:r>
-        <w:rPr>
-          <w:rFonts w:asciiTheme="majorHAnsi" w:hAnsiTheme="majorHAnsi" w:cstheme="majorHAnsi"/>
-          <w:color w:val="273239"/>
-          <w:szCs w:val="27"/>
-        </w:rPr>
-        <w:t xml:space="preserve"> uses the routing key attribute to determine how to route the message to the appropriate queue(s). </w:t>
-      </w:r>
-    </w:p>
-    <w:p>
-      <w:pPr>
-        <w:pStyle w:val="NormalWeb"/>
-        <w:shd w:val="clear" w:color="auto" w:fill="FFFFFF"/>
-        <w:spacing w:before="0" w:beforeAutospacing="0" w:after="0" w:afterAutospacing="0"/>
-        <w:textAlignment w:val="baseline"/>
-        <w:rPr>
-          <w:rFonts w:asciiTheme="majorHAnsi" w:hAnsiTheme="majorHAnsi" w:cstheme="majorHAnsi"/>
-          <w:color w:val="273239"/>
-          <w:szCs w:val="27"/>
-        </w:rPr>
-      </w:pPr>
-      <w:r>
-        <w:rPr>
-          <w:rFonts w:asciiTheme="majorHAnsi" w:hAnsiTheme="majorHAnsi" w:cstheme="majorHAnsi"/>
-          <w:color w:val="273239"/>
-          <w:szCs w:val="27"/>
-        </w:rPr>
-        <w:t>It ensures the correct message between exchanges.</w:t>
-      </w:r>
-    </w:p>
-    <w:p>
-      <w:pPr>
-        <w:pStyle w:val="NormalWeb"/>
-        <w:shd w:val="clear" w:color="auto" w:fill="FFFFFF"/>
-        <w:spacing w:before="0" w:beforeAutospacing="0" w:after="0" w:afterAutospacing="0"/>
-        <w:textAlignment w:val="baseline"/>
-        <w:rPr>
-          <w:rFonts w:asciiTheme="majorHAnsi" w:hAnsiTheme="majorHAnsi" w:cstheme="majorHAnsi"/>
-          <w:color w:val="273239"/>
-          <w:szCs w:val="27"/>
-        </w:rPr>
-      </w:pPr>
-    </w:p>
-    <w:p>
-      <w:pPr>
-        <w:pStyle w:val="NormalWeb"/>
-        <w:shd w:val="clear" w:color="auto" w:fill="FFFFFF"/>
-        <w:spacing w:before="0" w:beforeAutospacing="0" w:after="0" w:afterAutospacing="0"/>
-        <w:textAlignment w:val="baseline"/>
+      </w:pPr>
+      <w:r>
         <w:rPr>
           <w:rFonts w:ascii="Arial" w:hAnsi="Arial" w:cs="Arial"/>
           <w:b/>
@@ -7814,26 +6804,7 @@
           <w:sz w:val="26"/>
           <w:szCs w:val="26"/>
         </w:rPr>
-      </w:pPr>
-      <w:r>
-        <w:rPr>
-          <w:rFonts w:ascii="Arial" w:hAnsi="Arial" w:cs="Arial"/>
-          <w:b/>
-          <w:color w:val="273239"/>
-          <w:sz w:val="26"/>
-          <w:szCs w:val="26"/>
-        </w:rPr>
-        <w:t xml:space="preserve">6. </w:t>
-      </w:r>
-      <w:r>
-        <w:rPr>
-          <w:rFonts w:ascii="Arial" w:hAnsi="Arial" w:cs="Arial"/>
-          <w:b/>
-          <w:color w:val="273239"/>
-          <w:sz w:val="26"/>
-          <w:szCs w:val="26"/>
-        </w:rPr>
-        <w:t>Consumer</w:t>
+        <w:t>6. Consumer</w:t>
       </w:r>
     </w:p>
     <w:p>
@@ -7863,27 +6834,7 @@
           <w:szCs w:val="27"/>
           <w:highlight w:val="yellow"/>
         </w:rPr>
-        <w:t xml:space="preserve">, the Consumer in </w:t>
-      </w:r>
-      <w:proofErr w:type="spellStart"/>
-      <w:r>
-        <w:rPr>
-          <w:rFonts w:asciiTheme="majorHAnsi" w:hAnsiTheme="majorHAnsi" w:cstheme="majorHAnsi"/>
-          <w:color w:val="273239"/>
-          <w:szCs w:val="27"/>
-          <w:highlight w:val="yellow"/>
-        </w:rPr>
-        <w:t>RabbitMQ</w:t>
-      </w:r>
-      <w:proofErr w:type="spellEnd"/>
-      <w:r>
-        <w:rPr>
-          <w:rFonts w:asciiTheme="majorHAnsi" w:hAnsiTheme="majorHAnsi" w:cstheme="majorHAnsi"/>
-          <w:color w:val="273239"/>
-          <w:szCs w:val="27"/>
-          <w:highlight w:val="yellow"/>
-        </w:rPr>
-        <w:t xml:space="preserve"> is responsible for reading and processing messages from the queue</w:t>
+        <w:t>, the Consumer in RabbitMQ is responsible for reading and processing messages from the queue</w:t>
       </w:r>
       <w:r>
         <w:rPr>
@@ -7912,25 +6863,7 @@
           <w:color w:val="273239"/>
           <w:szCs w:val="27"/>
         </w:rPr>
-        <w:t xml:space="preserve">On receiving the message consumer can acknowledge which means it tells </w:t>
-      </w:r>
-      <w:proofErr w:type="spellStart"/>
-      <w:r>
-        <w:rPr>
-          <w:rFonts w:asciiTheme="majorHAnsi" w:hAnsiTheme="majorHAnsi" w:cstheme="majorHAnsi"/>
-          <w:color w:val="273239"/>
-          <w:szCs w:val="27"/>
-        </w:rPr>
-        <w:t>RabbitMQ</w:t>
-      </w:r>
-      <w:proofErr w:type="spellEnd"/>
-      <w:r>
-        <w:rPr>
-          <w:rFonts w:asciiTheme="majorHAnsi" w:hAnsiTheme="majorHAnsi" w:cstheme="majorHAnsi"/>
-          <w:color w:val="273239"/>
-          <w:szCs w:val="27"/>
-        </w:rPr>
-        <w:t xml:space="preserve"> that the message has been processed successfully.</w:t>
+        <w:t>On receiving the message consumer can acknowledge which means it tells RabbitMQ that the message has been processed successfully.</w:t>
       </w:r>
     </w:p>
     <w:p>
@@ -8340,21 +7273,7 @@
           <w:rFonts w:ascii="Arial" w:hAnsi="Arial" w:cs="Arial"/>
           <w:b/>
         </w:rPr>
-        <w:t>1</w:t>
-      </w:r>
-      <w:r>
-        <w:rPr>
-          <w:rFonts w:ascii="Arial" w:hAnsi="Arial" w:cs="Arial"/>
-          <w:b/>
-        </w:rPr>
-        <w:t>.</w:t>
-      </w:r>
-      <w:r>
-        <w:rPr>
-          <w:rFonts w:ascii="Arial" w:hAnsi="Arial" w:cs="Arial"/>
-          <w:b/>
-        </w:rPr>
-        <w:t xml:space="preserve"> Producer</w:t>
+        <w:t>1. Producer</w:t>
       </w:r>
     </w:p>
     <w:p>
@@ -8366,6 +7285,7 @@
         </w:numPr>
       </w:pPr>
       <w:r>
+        <w:lastRenderedPageBreak/>
         <w:t>Sends (publishes) data to Kafka</w:t>
       </w:r>
     </w:p>
@@ -8396,7 +7316,6 @@
         </w:numPr>
       </w:pPr>
       <w:r>
-        <w:lastRenderedPageBreak/>
         <w:t>Producers choose:</w:t>
       </w:r>
     </w:p>
@@ -8935,29 +7854,835 @@
       <w:pPr>
         <w:pStyle w:val="NormalWeb"/>
         <w:rPr>
+          <w:rFonts w:ascii="Arial" w:hAnsi="Arial" w:cs="Arial"/>
+          <w:b/>
+          <w:sz w:val="28"/>
+        </w:rPr>
+      </w:pPr>
+      <w:r>
+        <w:rPr>
+          <w:rFonts w:ascii="Arial" w:hAnsi="Arial" w:cs="Arial"/>
+          <w:b/>
+          <w:sz w:val="28"/>
+        </w:rPr>
+        <w:t xml:space="preserve">Channel in RabbitMQ &amp; TCP Connections1. </w:t>
+      </w:r>
+    </w:p>
+    <w:p>
+      <w:pPr>
+        <w:pStyle w:val="NormalWeb"/>
+        <w:rPr>
+          <w:rFonts w:ascii="Arial" w:hAnsi="Arial" w:cs="Arial"/>
+          <w:b/>
+        </w:rPr>
+      </w:pPr>
+      <w:r>
+        <w:rPr>
+          <w:rFonts w:ascii="Arial" w:hAnsi="Arial" w:cs="Arial"/>
+          <w:b/>
+        </w:rPr>
+        <w:t>What is a TCP Connection in RabbitMQ?</w:t>
+      </w:r>
+    </w:p>
+    <w:p>
+      <w:pPr>
+        <w:pStyle w:val="NormalWeb"/>
+      </w:pPr>
+      <w:r>
+        <w:t xml:space="preserve">A </w:t>
+      </w:r>
+      <w:r>
+        <w:rPr>
+          <w:rStyle w:val="Strong"/>
+          <w:rFonts w:eastAsiaTheme="majorEastAsia"/>
+        </w:rPr>
+        <w:t>TCP connection</w:t>
+      </w:r>
+      <w:r>
+        <w:t xml:space="preserve"> is a </w:t>
+      </w:r>
+      <w:r>
+        <w:rPr>
+          <w:rStyle w:val="Strong"/>
+          <w:rFonts w:eastAsiaTheme="majorEastAsia"/>
+          <w:highlight w:val="yellow"/>
+        </w:rPr>
+        <w:t>physical network connection</w:t>
+      </w:r>
+      <w:r>
+        <w:rPr>
+          <w:highlight w:val="yellow"/>
+        </w:rPr>
+        <w:t xml:space="preserve"> between a client (producer/consumer) and the RabbitMQ broker.</w:t>
+      </w:r>
+    </w:p>
+    <w:p>
+      <w:pPr>
+        <w:pStyle w:val="Heading3"/>
+      </w:pPr>
+      <w:r>
+        <w:lastRenderedPageBreak/>
+        <w:t>Characteristics</w:t>
+      </w:r>
+    </w:p>
+    <w:p>
+      <w:pPr>
+        <w:pStyle w:val="NormalWeb"/>
+        <w:numPr>
+          <w:ilvl w:val="0"/>
+          <w:numId w:val="51"/>
+        </w:numPr>
+      </w:pPr>
+      <w:r>
+        <w:t>Created using TCP/IP protocol</w:t>
+      </w:r>
+    </w:p>
+    <w:p>
+      <w:pPr>
+        <w:pStyle w:val="NormalWeb"/>
+        <w:numPr>
+          <w:ilvl w:val="0"/>
+          <w:numId w:val="51"/>
+        </w:numPr>
+      </w:pPr>
+      <w:r>
+        <w:t>Expensive to create and maintain</w:t>
+      </w:r>
+    </w:p>
+    <w:p>
+      <w:pPr>
+        <w:pStyle w:val="NormalWeb"/>
+        <w:numPr>
+          <w:ilvl w:val="0"/>
+          <w:numId w:val="51"/>
+        </w:numPr>
+      </w:pPr>
+      <w:r>
+        <w:t>Consumes OS resources (sockets, memory, file descriptors)</w:t>
+      </w:r>
+    </w:p>
+    <w:p>
+      <w:pPr>
+        <w:pStyle w:val="NormalWeb"/>
+        <w:numPr>
+          <w:ilvl w:val="0"/>
+          <w:numId w:val="51"/>
+        </w:numPr>
+      </w:pPr>
+      <w:r>
+        <w:t>Used for actual data transfer between client and broker</w:t>
+      </w:r>
+    </w:p>
+    <w:p>
+      <w:pPr>
+        <w:pStyle w:val="Heading3"/>
+      </w:pPr>
+      <w:r>
+        <w:t>In RabbitMQ</w:t>
+      </w:r>
+    </w:p>
+    <w:p>
+      <w:pPr>
+        <w:pStyle w:val="NormalWeb"/>
+        <w:numPr>
+          <w:ilvl w:val="0"/>
+          <w:numId w:val="52"/>
+        </w:numPr>
+      </w:pPr>
+      <w:r>
+        <w:t xml:space="preserve">Each application creates </w:t>
+      </w:r>
+      <w:r>
+        <w:rPr>
+          <w:rStyle w:val="Strong"/>
+          <w:rFonts w:eastAsiaTheme="majorEastAsia"/>
+        </w:rPr>
+        <w:t>one or few TCP connections</w:t>
+      </w:r>
+    </w:p>
+    <w:p>
+      <w:pPr>
+        <w:pStyle w:val="NormalWeb"/>
+        <w:numPr>
+          <w:ilvl w:val="0"/>
+          <w:numId w:val="52"/>
+        </w:numPr>
+      </w:pPr>
+      <w:r>
+        <w:t>Multiple logical channels run on top of a single TCP connection</w:t>
+      </w:r>
+    </w:p>
+    <w:p>
+      <w:r>
+        <w:pict w14:anchorId="67B7A542">
+          <v:rect id="_x0000_i1040" style="width:0;height:1.5pt" o:hralign="center" o:hrstd="t" o:hr="t" fillcolor="#a0a0a0" stroked="f"/>
+        </w:pict>
+      </w:r>
+    </w:p>
+    <w:p>
+      <w:pPr>
+        <w:pStyle w:val="Heading2"/>
+      </w:pPr>
+      <w:r>
+        <w:t>2. What is a Channel in RabbitMQ?</w:t>
+      </w:r>
+    </w:p>
+    <w:p>
+      <w:pPr>
+        <w:pStyle w:val="NormalWeb"/>
+      </w:pPr>
+      <w:r>
+        <w:t xml:space="preserve">A </w:t>
+      </w:r>
+      <w:r>
+        <w:rPr>
+          <w:rStyle w:val="Strong"/>
+          <w:rFonts w:eastAsiaTheme="majorEastAsia"/>
+        </w:rPr>
+        <w:t>Channel</w:t>
+      </w:r>
+      <w:r>
+        <w:t xml:space="preserve"> is a </w:t>
+      </w:r>
+      <w:r>
+        <w:rPr>
+          <w:rStyle w:val="Strong"/>
+          <w:rFonts w:eastAsiaTheme="majorEastAsia"/>
+        </w:rPr>
+        <w:t>lightweight, logical connection</w:t>
+      </w:r>
+      <w:r>
+        <w:t xml:space="preserve"> created </w:t>
+      </w:r>
+      <w:r>
+        <w:rPr>
+          <w:rStyle w:val="Strong"/>
+          <w:rFonts w:eastAsiaTheme="majorEastAsia"/>
+        </w:rPr>
+        <w:t>inside a single TCP connection</w:t>
+      </w:r>
+      <w:r>
+        <w:t>.</w:t>
+      </w:r>
+    </w:p>
+    <w:p>
+      <w:pPr>
+        <w:pStyle w:val="NormalWeb"/>
+      </w:pPr>
+      <w:r>
+        <w:t xml:space="preserve">RabbitMQ uses </w:t>
+      </w:r>
+      <w:r>
+        <w:rPr>
+          <w:rStyle w:val="Strong"/>
+          <w:rFonts w:eastAsiaTheme="majorEastAsia"/>
+        </w:rPr>
+        <w:t>channels</w:t>
+      </w:r>
+      <w:r>
+        <w:t xml:space="preserve"> to allow </w:t>
+      </w:r>
+      <w:r>
+        <w:rPr>
+          <w:rStyle w:val="Strong"/>
+          <w:rFonts w:eastAsiaTheme="majorEastAsia"/>
+        </w:rPr>
+        <w:t>multiple independent communication streams</w:t>
+      </w:r>
+      <w:r>
+        <w:t xml:space="preserve"> over the same TCP connection.</w:t>
+      </w:r>
+    </w:p>
+    <w:p>
+      <w:pPr>
+        <w:pStyle w:val="Heading3"/>
+      </w:pPr>
+      <w:r>
+        <w:t>Key Points</w:t>
+      </w:r>
+    </w:p>
+    <w:p>
+      <w:pPr>
+        <w:pStyle w:val="NormalWeb"/>
+        <w:numPr>
+          <w:ilvl w:val="0"/>
+          <w:numId w:val="53"/>
+        </w:numPr>
+      </w:pPr>
+      <w:r>
+        <w:t xml:space="preserve">Channels are </w:t>
+      </w:r>
+      <w:r>
+        <w:rPr>
+          <w:rStyle w:val="Strong"/>
+          <w:rFonts w:eastAsiaTheme="majorEastAsia"/>
+        </w:rPr>
+        <w:t>virtual connections</w:t>
+      </w:r>
+    </w:p>
+    <w:p>
+      <w:pPr>
+        <w:pStyle w:val="NormalWeb"/>
+        <w:numPr>
+          <w:ilvl w:val="0"/>
+          <w:numId w:val="53"/>
+        </w:numPr>
+      </w:pPr>
+      <w:r>
+        <w:t>Very cheap to create compared to TCP connections</w:t>
+      </w:r>
+    </w:p>
+    <w:p>
+      <w:pPr>
+        <w:pStyle w:val="NormalWeb"/>
+        <w:numPr>
+          <w:ilvl w:val="0"/>
+          <w:numId w:val="53"/>
+        </w:numPr>
+      </w:pPr>
+      <w:r>
+        <w:t>Each channel behaves like a separate connection</w:t>
+      </w:r>
+    </w:p>
+    <w:p>
+      <w:pPr>
+        <w:pStyle w:val="NormalWeb"/>
+        <w:numPr>
+          <w:ilvl w:val="0"/>
+          <w:numId w:val="53"/>
+        </w:numPr>
+      </w:pPr>
+      <w:r>
+        <w:t>Used for publishing and consuming messages</w:t>
+      </w:r>
+    </w:p>
+    <w:p>
+      <w:r>
+        <w:pict w14:anchorId="0B4BC227">
+          <v:rect id="_x0000_i1041" style="width:0;height:1.5pt" o:hralign="center" o:hrstd="t" o:hr="t" fillcolor="#a0a0a0" stroked="f"/>
+        </w:pict>
+      </w:r>
+    </w:p>
+    <w:p>
+      <w:pPr>
+        <w:pStyle w:val="Heading2"/>
+      </w:pPr>
+      <w:r>
+        <w:t>3. Why Does RabbitMQ Use Channels?</w:t>
+      </w:r>
+    </w:p>
+    <w:p>
+      <w:pPr>
+        <w:pStyle w:val="Heading3"/>
+      </w:pPr>
+      <w:r>
+        <w:t>Problem Without Channels</w:t>
+      </w:r>
+    </w:p>
+    <w:p>
+      <w:pPr>
+        <w:pStyle w:val="NormalWeb"/>
+      </w:pPr>
+      <w:r>
+        <w:t>If every producer/consumer opened its own TCP connection:</w:t>
+      </w:r>
+    </w:p>
+    <w:p>
+      <w:pPr>
+        <w:pStyle w:val="NormalWeb"/>
+        <w:numPr>
+          <w:ilvl w:val="0"/>
+          <w:numId w:val="54"/>
+        </w:numPr>
+      </w:pPr>
+      <w:r>
+        <w:t>High resource usage</w:t>
+      </w:r>
+    </w:p>
+    <w:p>
+      <w:pPr>
+        <w:pStyle w:val="NormalWeb"/>
+        <w:numPr>
+          <w:ilvl w:val="0"/>
+          <w:numId w:val="54"/>
+        </w:numPr>
+      </w:pPr>
+      <w:r>
+        <w:t>Slow connection creation</w:t>
+      </w:r>
+    </w:p>
+    <w:p>
+      <w:pPr>
+        <w:pStyle w:val="NormalWeb"/>
+        <w:numPr>
+          <w:ilvl w:val="0"/>
+          <w:numId w:val="54"/>
+        </w:numPr>
+      </w:pPr>
+      <w:r>
+        <w:t>OS limits exceeded (file descriptors)</w:t>
+      </w:r>
+    </w:p>
+    <w:p>
+      <w:pPr>
+        <w:pStyle w:val="NormalWeb"/>
+        <w:numPr>
+          <w:ilvl w:val="0"/>
+          <w:numId w:val="54"/>
+        </w:numPr>
+      </w:pPr>
+      <w:r>
+        <w:t>Poor performance under load</w:t>
+      </w:r>
+    </w:p>
+    <w:p>
+      <w:r>
+        <w:pict w14:anchorId="7463F83B">
+          <v:rect id="_x0000_i1042" style="width:0;height:1.5pt" o:hralign="center" o:hrstd="t" o:hr="t" fillcolor="#a0a0a0" stroked="f"/>
+        </w:pict>
+      </w:r>
+    </w:p>
+    <w:p>
+      <w:pPr>
+        <w:pStyle w:val="Heading3"/>
+      </w:pPr>
+      <w:r>
+        <w:t>Solution: Channels</w:t>
+      </w:r>
+    </w:p>
+    <w:p>
+      <w:pPr>
+        <w:pStyle w:val="NormalWeb"/>
+        <w:numPr>
+          <w:ilvl w:val="0"/>
+          <w:numId w:val="55"/>
+        </w:numPr>
+      </w:pPr>
+      <w:r>
+        <w:t>One TCP connection</w:t>
+      </w:r>
+    </w:p>
+    <w:p>
+      <w:pPr>
+        <w:pStyle w:val="NormalWeb"/>
+        <w:numPr>
+          <w:ilvl w:val="0"/>
+          <w:numId w:val="55"/>
+        </w:numPr>
+      </w:pPr>
+      <w:r>
+        <w:t>Multiple channels on top of it</w:t>
+      </w:r>
+    </w:p>
+    <w:p>
+      <w:pPr>
+        <w:pStyle w:val="NormalWeb"/>
+        <w:numPr>
+          <w:ilvl w:val="0"/>
+          <w:numId w:val="55"/>
+        </w:numPr>
+      </w:pPr>
+      <w:r>
+        <w:t>Efficient and scalable communication</w:t>
+      </w:r>
+    </w:p>
+    <w:p>
+      <w:r>
+        <w:lastRenderedPageBreak/>
+        <w:pict w14:anchorId="3A36D3C3">
+          <v:rect id="_x0000_i1043" style="width:0;height:1.5pt" o:hralign="center" o:hrstd="t" o:hr="t" fillcolor="#a0a0a0" stroked="f"/>
+        </w:pict>
+      </w:r>
+    </w:p>
+    <w:p>
+      <w:pPr>
+        <w:pStyle w:val="Heading2"/>
+      </w:pPr>
+      <w:r>
+        <w:t>4. Relationship Between TCP Connection and Channel</w:t>
+      </w:r>
+    </w:p>
+    <w:p>
+      <w:pPr>
+        <w:pStyle w:val="HTMLPreformatted"/>
+        <w:rPr>
+          <w:rStyle w:val="HTMLCode"/>
+        </w:rPr>
+      </w:pPr>
+      <w:r>
+        <w:rPr>
+          <w:rStyle w:val="HTMLCode"/>
+        </w:rPr>
+        <w:t>Application</w:t>
+      </w:r>
+    </w:p>
+    <w:p>
+      <w:pPr>
+        <w:pStyle w:val="HTMLPreformatted"/>
+        <w:rPr>
+          <w:rStyle w:val="HTMLCode"/>
+        </w:rPr>
+      </w:pPr>
+      <w:r>
+        <w:rPr>
+          <w:rStyle w:val="HTMLCode"/>
+        </w:rPr>
+        <w:t xml:space="preserve">   |</w:t>
+      </w:r>
+    </w:p>
+    <w:p>
+      <w:pPr>
+        <w:pStyle w:val="HTMLPreformatted"/>
+        <w:rPr>
+          <w:rStyle w:val="HTMLCode"/>
+        </w:rPr>
+      </w:pPr>
+      <w:r>
+        <w:rPr>
+          <w:rStyle w:val="HTMLCode"/>
+        </w:rPr>
+        <w:t>TCP Connection</w:t>
+      </w:r>
+    </w:p>
+    <w:p>
+      <w:pPr>
+        <w:pStyle w:val="HTMLPreformatted"/>
+        <w:rPr>
+          <w:rStyle w:val="hljs-section"/>
+        </w:rPr>
+      </w:pPr>
+      <w:r>
+        <w:rPr>
+          <w:rStyle w:val="hljs-section"/>
+        </w:rPr>
+        <w:t xml:space="preserve">   |</w:t>
+      </w:r>
+    </w:p>
+    <w:p>
+      <w:pPr>
+        <w:pStyle w:val="HTMLPreformatted"/>
+        <w:rPr>
+          <w:rStyle w:val="HTMLCode"/>
+        </w:rPr>
+      </w:pPr>
+      <w:r>
+        <w:rPr>
+          <w:rStyle w:val="hljs-section"/>
+        </w:rPr>
+        <w:t>---------------------------------</w:t>
+      </w:r>
+    </w:p>
+    <w:p>
+      <w:pPr>
+        <w:pStyle w:val="HTMLPreformatted"/>
+        <w:rPr>
+          <w:rStyle w:val="hljs-section"/>
+        </w:rPr>
+      </w:pPr>
+      <w:r>
+        <w:rPr>
+          <w:rStyle w:val="hljs-section"/>
+        </w:rPr>
+        <w:t>| Channel 1 | Channel 2 | Channel 3 |</w:t>
+      </w:r>
+    </w:p>
+    <w:p>
+      <w:pPr>
+        <w:pStyle w:val="HTMLPreformatted"/>
+        <w:rPr>
+          <w:rStyle w:val="HTMLCode"/>
+        </w:rPr>
+      </w:pPr>
+      <w:r>
+        <w:rPr>
+          <w:rStyle w:val="hljs-section"/>
+        </w:rPr>
+        <w:t>---------------------------------</w:t>
+      </w:r>
+    </w:p>
+    <w:p>
+      <w:pPr>
+        <w:pStyle w:val="NormalWeb"/>
+      </w:pPr>
+      <w:r>
+        <w:t>Each channel can:</w:t>
+      </w:r>
+    </w:p>
+    <w:p>
+      <w:pPr>
+        <w:pStyle w:val="NormalWeb"/>
+        <w:numPr>
+          <w:ilvl w:val="0"/>
+          <w:numId w:val="56"/>
+        </w:numPr>
+      </w:pPr>
+      <w:r>
+        <w:t>Publish messages</w:t>
+      </w:r>
+    </w:p>
+    <w:p>
+      <w:pPr>
+        <w:pStyle w:val="NormalWeb"/>
+        <w:numPr>
+          <w:ilvl w:val="0"/>
+          <w:numId w:val="56"/>
+        </w:numPr>
+      </w:pPr>
+      <w:r>
+        <w:t>Consume messages</w:t>
+      </w:r>
+    </w:p>
+    <w:p>
+      <w:pPr>
+        <w:pStyle w:val="NormalWeb"/>
+        <w:numPr>
+          <w:ilvl w:val="0"/>
+          <w:numId w:val="56"/>
+        </w:numPr>
+      </w:pPr>
+      <w:r>
+        <w:t>Declare exchanges and queues</w:t>
+      </w:r>
+    </w:p>
+    <w:p>
+      <w:pPr>
+        <w:pStyle w:val="NormalWeb"/>
+        <w:numPr>
+          <w:ilvl w:val="0"/>
+          <w:numId w:val="56"/>
+        </w:numPr>
+      </w:pPr>
+      <w:r>
+        <w:t>Acknowledge messages</w:t>
+      </w:r>
+    </w:p>
+    <w:p>
+      <w:r>
+        <w:pict w14:anchorId="6466C212">
+          <v:rect id="_x0000_i1044" style="width:0;height:1.5pt" o:hralign="center" o:hrstd="t" o:hr="t" fillcolor="#a0a0a0" stroked="f"/>
+        </w:pict>
+      </w:r>
+    </w:p>
+    <w:p>
+      <w:pPr>
+        <w:pStyle w:val="Heading2"/>
+      </w:pPr>
+      <w:r>
+        <w:t>5. Why Channels Are Called “Lightweight Connections”</w:t>
+      </w:r>
+    </w:p>
+    <w:tbl>
+      <w:tblPr>
+        <w:tblW w:w="0" w:type="auto"/>
+        <w:tblCellSpacing w:w="15" w:type="dxa"/>
+        <w:tblCellMar>
+          <w:top w:w="15" w:type="dxa"/>
+          <w:left w:w="15" w:type="dxa"/>
+          <w:bottom w:w="15" w:type="dxa"/>
+          <w:right w:w="15" w:type="dxa"/>
+        </w:tblCellMar>
+        <w:tblLook w:val="04A0" w:firstRow="1" w:lastRow="0" w:firstColumn="1" w:lastColumn="0" w:noHBand="0" w:noVBand="1"/>
+      </w:tblPr>
+      <w:tblGrid>
+        <w:gridCol w:w="1718"/>
+        <w:gridCol w:w="2010"/>
+      </w:tblGrid>
+      <w:tr>
+        <w:trPr>
+          <w:tblHeader/>
+          <w:tblCellSpacing w:w="15" w:type="dxa"/>
+        </w:trPr>
+        <w:tc>
+          <w:tcPr>
+            <w:tcW w:w="0" w:type="auto"/>
+            <w:vAlign w:val="center"/>
+            <w:hideMark/>
+          </w:tcPr>
+          <w:p>
+            <w:pPr>
+              <w:jc w:val="center"/>
+              <w:rPr>
+                <w:b/>
+                <w:bCs/>
+              </w:rPr>
+            </w:pPr>
+            <w:r>
+              <w:rPr>
+                <w:b/>
+                <w:bCs/>
+              </w:rPr>
+              <w:t>TCP Connection</w:t>
+            </w:r>
+          </w:p>
+        </w:tc>
+        <w:tc>
+          <w:tcPr>
+            <w:tcW w:w="0" w:type="auto"/>
+            <w:vAlign w:val="center"/>
+            <w:hideMark/>
+          </w:tcPr>
+          <w:p>
+            <w:pPr>
+              <w:jc w:val="center"/>
+              <w:rPr>
+                <w:b/>
+                <w:bCs/>
+              </w:rPr>
+            </w:pPr>
+            <w:r>
+              <w:rPr>
+                <w:b/>
+                <w:bCs/>
+              </w:rPr>
+              <w:t>Channel</w:t>
+            </w:r>
+          </w:p>
+        </w:tc>
+      </w:tr>
+      <w:tr>
+        <w:trPr>
+          <w:tblCellSpacing w:w="15" w:type="dxa"/>
+        </w:trPr>
+        <w:tc>
+          <w:tcPr>
+            <w:tcW w:w="0" w:type="auto"/>
+            <w:vAlign w:val="center"/>
+            <w:hideMark/>
+          </w:tcPr>
+          <w:p>
+            <w:r>
+              <w:t>OS-level</w:t>
+            </w:r>
+          </w:p>
+        </w:tc>
+        <w:tc>
+          <w:tcPr>
+            <w:tcW w:w="0" w:type="auto"/>
+            <w:vAlign w:val="center"/>
+            <w:hideMark/>
+          </w:tcPr>
+          <w:p>
+            <w:r>
+              <w:t>Application-level</w:t>
+            </w:r>
+          </w:p>
+        </w:tc>
+      </w:tr>
+      <w:tr>
+        <w:trPr>
+          <w:tblCellSpacing w:w="15" w:type="dxa"/>
+        </w:trPr>
+        <w:tc>
+          <w:tcPr>
+            <w:tcW w:w="0" w:type="auto"/>
+            <w:vAlign w:val="center"/>
+            <w:hideMark/>
+          </w:tcPr>
+          <w:p>
+            <w:r>
+              <w:t>Expensive</w:t>
+            </w:r>
+          </w:p>
+        </w:tc>
+        <w:tc>
+          <w:tcPr>
+            <w:tcW w:w="0" w:type="auto"/>
+            <w:vAlign w:val="center"/>
+            <w:hideMark/>
+          </w:tcPr>
+          <w:p>
+            <w:r>
+              <w:t>Cheap</w:t>
+            </w:r>
+          </w:p>
+        </w:tc>
+      </w:tr>
+      <w:tr>
+        <w:trPr>
+          <w:tblCellSpacing w:w="15" w:type="dxa"/>
+        </w:trPr>
+        <w:tc>
+          <w:tcPr>
+            <w:tcW w:w="0" w:type="auto"/>
+            <w:vAlign w:val="center"/>
+            <w:hideMark/>
+          </w:tcPr>
+          <w:p>
+            <w:r>
+              <w:t>Slow to create</w:t>
+            </w:r>
+          </w:p>
+        </w:tc>
+        <w:tc>
+          <w:tcPr>
+            <w:tcW w:w="0" w:type="auto"/>
+            <w:vAlign w:val="center"/>
+            <w:hideMark/>
+          </w:tcPr>
+          <w:p>
+            <w:r>
+              <w:t>Fast to create</w:t>
+            </w:r>
+          </w:p>
+        </w:tc>
+      </w:tr>
+      <w:tr>
+        <w:trPr>
+          <w:tblCellSpacing w:w="15" w:type="dxa"/>
+        </w:trPr>
+        <w:tc>
+          <w:tcPr>
+            <w:tcW w:w="0" w:type="auto"/>
+            <w:vAlign w:val="center"/>
+            <w:hideMark/>
+          </w:tcPr>
+          <w:p>
+            <w:r>
+              <w:t>Limited in number</w:t>
+            </w:r>
+          </w:p>
+        </w:tc>
+        <w:tc>
+          <w:tcPr>
+            <w:tcW w:w="0" w:type="auto"/>
+            <w:vAlign w:val="center"/>
+            <w:hideMark/>
+          </w:tcPr>
+          <w:p>
+            <w:r>
+              <w:t>Can create thousands</w:t>
+            </w:r>
+          </w:p>
+        </w:tc>
+      </w:tr>
+    </w:tbl>
+    <w:p>
+      <w:pPr>
+        <w:pStyle w:val="NormalWeb"/>
+        <w:rPr>
           <w:rStyle w:val="Strong"/>
           <w:rFonts w:ascii="Arial" w:hAnsi="Arial" w:cs="Arial"/>
           <w:sz w:val="28"/>
         </w:rPr>
       </w:pPr>
-      <w:r>
+    </w:p>
+    <w:p>
+      <w:pPr>
+        <w:pStyle w:val="NormalWeb"/>
         <w:rPr>
           <w:rStyle w:val="Strong"/>
           <w:rFonts w:ascii="Arial" w:hAnsi="Arial" w:cs="Arial"/>
           <w:sz w:val="28"/>
         </w:rPr>
-        <w:t xml:space="preserve">Difference between Apache Kafka and </w:t>
-      </w:r>
-      <w:proofErr w:type="spellStart"/>
+      </w:pPr>
       <w:r>
         <w:rPr>
           <w:rStyle w:val="Strong"/>
           <w:rFonts w:ascii="Arial" w:hAnsi="Arial" w:cs="Arial"/>
           <w:sz w:val="28"/>
         </w:rPr>
-        <w:t>RabbitMQ</w:t>
-      </w:r>
-      <w:proofErr w:type="spellEnd"/>
+        <w:t>Difference between Apache Kafka and RabbitMQ</w:t>
+      </w:r>
     </w:p>
     <w:tbl>
       <w:tblPr>
@@ -9023,14 +8748,12 @@
                 <w:rFonts w:ascii="Arial" w:hAnsi="Arial" w:cs="Arial"/>
               </w:rPr>
             </w:pPr>
-            <w:proofErr w:type="spellStart"/>
             <w:r>
               <w:rPr>
                 <w:rFonts w:ascii="Arial" w:hAnsi="Arial" w:cs="Arial"/>
               </w:rPr>
               <w:t>RabbitMQ</w:t>
             </w:r>
-            <w:proofErr w:type="spellEnd"/>
           </w:p>
         </w:tc>
       </w:tr>
@@ -9047,7 +8770,6 @@
                 <w:rFonts w:asciiTheme="majorHAnsi" w:hAnsiTheme="majorHAnsi" w:cstheme="majorHAnsi"/>
               </w:rPr>
             </w:pPr>
-            <w:bookmarkStart w:id="0" w:name="_GoBack" w:colFirst="0" w:colLast="2"/>
             <w:r>
               <w:rPr>
                 <w:rFonts w:asciiTheme="majorHAnsi" w:hAnsiTheme="majorHAnsi" w:cstheme="majorHAnsi"/>
@@ -9291,18 +9013,15 @@
                 <w:rFonts w:asciiTheme="majorHAnsi" w:hAnsiTheme="majorHAnsi" w:cstheme="majorHAnsi"/>
               </w:rPr>
             </w:pPr>
-            <w:proofErr w:type="spellStart"/>
             <w:r>
               <w:rPr>
                 <w:rFonts w:asciiTheme="majorHAnsi" w:hAnsiTheme="majorHAnsi" w:cstheme="majorHAnsi"/>
               </w:rPr>
               <w:t>Excelent</w:t>
             </w:r>
-            <w:proofErr w:type="spellEnd"/>
           </w:p>
         </w:tc>
       </w:tr>
-      <w:bookmarkEnd w:id="0"/>
       <w:tr>
         <w:tc>
           <w:tcPr>
@@ -9368,7 +9087,7 @@
 </file>
 
 <file path=word/numbering.xml><?xml version="1.0" encoding="utf-8"?>
-<w:numbering xmlns:wpc="http://schemas.microsoft.com/office/word/2010/wordprocessingCanvas" xmlns:cx="http://schemas.microsoft.com/office/drawing/2014/chartex" xmlns:cx1="http://schemas.microsoft.com/office/drawing/2015/9/8/chartex" xmlns:mc="http://schemas.openxmlformats.org/markup-compatibility/2006" xmlns:o="urn:schemas-microsoft-com:office:office" xmlns:r="http://schemas.openxmlformats.org/officeDocument/2006/relationships" xmlns:m="http://schemas.openxmlformats.org/officeDocument/2006/math" xmlns:v="urn:schemas-microsoft-com:vml" xmlns:wp14="http://schemas.microsoft.com/office/word/2010/wordprocessingDrawing" xmlns:wp="http://schemas.openxmlformats.org/drawingml/2006/wordprocessingDrawing" xmlns:w10="urn:schemas-microsoft-com:office:word" xmlns:w="http://schemas.openxmlformats.org/wordprocessingml/2006/main" xmlns:w14="http://schemas.microsoft.com/office/word/2010/wordml" xmlns:w15="http://schemas.microsoft.com/office/word/2012/wordml" xmlns:w16se="http://schemas.microsoft.com/office/word/2015/wordml/symex" xmlns:wpg="http://schemas.microsoft.com/office/word/2010/wordprocessingGroup" xmlns:wpi="http://schemas.microsoft.com/office/word/2010/wordprocessingInk" xmlns:wne="http://schemas.microsoft.com/office/word/2006/wordml" xmlns:wps="http://schemas.microsoft.com/office/word/2010/wordprocessingShape" mc:Ignorable="w14 w15 w16se wp14">
+<w:numbering xmlns:wpc="http://schemas.microsoft.com/office/word/2010/wordprocessingCanvas" xmlns:cx="http://schemas.microsoft.com/office/drawing/2014/chartex" xmlns:cx1="http://schemas.microsoft.com/office/drawing/2015/9/8/chartex" xmlns:cx2="http://schemas.microsoft.com/office/drawing/2015/10/21/chartex" xmlns:cx3="http://schemas.microsoft.com/office/drawing/2016/5/9/chartex" xmlns:cx4="http://schemas.microsoft.com/office/drawing/2016/5/10/chartex" xmlns:cx5="http://schemas.microsoft.com/office/drawing/2016/5/11/chartex" xmlns:cx6="http://schemas.microsoft.com/office/drawing/2016/5/12/chartex" xmlns:cx7="http://schemas.microsoft.com/office/drawing/2016/5/13/chartex" xmlns:cx8="http://schemas.microsoft.com/office/drawing/2016/5/14/chartex" xmlns:mc="http://schemas.openxmlformats.org/markup-compatibility/2006" xmlns:aink="http://schemas.microsoft.com/office/drawing/2016/ink" xmlns:am3d="http://schemas.microsoft.com/office/drawing/2017/model3d" xmlns:o="urn:schemas-microsoft-com:office:office" xmlns:oel="http://schemas.microsoft.com/office/2019/extlst" xmlns:r="http://schemas.openxmlformats.org/officeDocument/2006/relationships" xmlns:m="http://schemas.openxmlformats.org/officeDocument/2006/math" xmlns:v="urn:schemas-microsoft-com:vml" xmlns:wp14="http://schemas.microsoft.com/office/word/2010/wordprocessingDrawing" xmlns:wp="http://schemas.openxmlformats.org/drawingml/2006/wordprocessingDrawing" xmlns:w10="urn:schemas-microsoft-com:office:word" xmlns:w="http://schemas.openxmlformats.org/wordprocessingml/2006/main" xmlns:w14="http://schemas.microsoft.com/office/word/2010/wordml" xmlns:w15="http://schemas.microsoft.com/office/word/2012/wordml" xmlns:w16cex="http://schemas.microsoft.com/office/word/2018/wordml/cex" xmlns:w16cid="http://schemas.microsoft.com/office/word/2016/wordml/cid" xmlns:w16="http://schemas.microsoft.com/office/word/2018/wordml" xmlns:w16du="http://schemas.microsoft.com/office/word/2023/wordml/word16du" xmlns:w16sdtdh="http://schemas.microsoft.com/office/word/2020/wordml/sdtdatahash" xmlns:w16sdtfl="http://schemas.microsoft.com/office/word/2024/wordml/sdtformatlock" xmlns:w16se="http://schemas.microsoft.com/office/word/2015/wordml/symex" xmlns:wpg="http://schemas.microsoft.com/office/word/2010/wordprocessingGroup" xmlns:wpi="http://schemas.microsoft.com/office/word/2010/wordprocessingInk" xmlns:wne="http://schemas.microsoft.com/office/word/2006/wordml" xmlns:wps="http://schemas.microsoft.com/office/word/2010/wordprocessingShape" mc:Ignorable="w14 w15 w16se w16cid w16 w16cex w16sdtdh w16sdtfl w16du wp14">
   <w:abstractNum w:abstractNumId="0" w15:restartNumberingAfterBreak="0">
     <w:nsid w:val="06411CFF"/>
     <w:multiLevelType w:val="multilevel"/>
@@ -10269,6 +9988,155 @@
     </w:lvl>
   </w:abstractNum>
   <w:abstractNum w:abstractNumId="7" w15:restartNumberingAfterBreak="0">
+    <w:nsid w:val="19D82460"/>
+    <w:multiLevelType w:val="multilevel"/>
+    <w:tmpl w:val="624461D8"/>
+    <w:lvl w:ilvl="0">
+      <w:start w:val="1"/>
+      <w:numFmt w:val="bullet"/>
+      <w:lvlText w:val=""/>
+      <w:lvlJc w:val="left"/>
+      <w:pPr>
+        <w:tabs>
+          <w:tab w:val="num" w:pos="720"/>
+        </w:tabs>
+        <w:ind w:left="720" w:hanging="360"/>
+      </w:pPr>
+      <w:rPr>
+        <w:rFonts w:ascii="Symbol" w:hAnsi="Symbol" w:hint="default"/>
+        <w:sz w:val="20"/>
+      </w:rPr>
+    </w:lvl>
+    <w:lvl w:ilvl="1" w:tentative="1">
+      <w:start w:val="1"/>
+      <w:numFmt w:val="bullet"/>
+      <w:lvlText w:val="o"/>
+      <w:lvlJc w:val="left"/>
+      <w:pPr>
+        <w:tabs>
+          <w:tab w:val="num" w:pos="1440"/>
+        </w:tabs>
+        <w:ind w:left="1440" w:hanging="360"/>
+      </w:pPr>
+      <w:rPr>
+        <w:rFonts w:ascii="Courier New" w:hAnsi="Courier New" w:hint="default"/>
+        <w:sz w:val="20"/>
+      </w:rPr>
+    </w:lvl>
+    <w:lvl w:ilvl="2" w:tentative="1">
+      <w:start w:val="1"/>
+      <w:numFmt w:val="bullet"/>
+      <w:lvlText w:val=""/>
+      <w:lvlJc w:val="left"/>
+      <w:pPr>
+        <w:tabs>
+          <w:tab w:val="num" w:pos="2160"/>
+        </w:tabs>
+        <w:ind w:left="2160" w:hanging="360"/>
+      </w:pPr>
+      <w:rPr>
+        <w:rFonts w:ascii="Wingdings" w:hAnsi="Wingdings" w:hint="default"/>
+        <w:sz w:val="20"/>
+      </w:rPr>
+    </w:lvl>
+    <w:lvl w:ilvl="3" w:tentative="1">
+      <w:start w:val="1"/>
+      <w:numFmt w:val="bullet"/>
+      <w:lvlText w:val=""/>
+      <w:lvlJc w:val="left"/>
+      <w:pPr>
+        <w:tabs>
+          <w:tab w:val="num" w:pos="2880"/>
+        </w:tabs>
+        <w:ind w:left="2880" w:hanging="360"/>
+      </w:pPr>
+      <w:rPr>
+        <w:rFonts w:ascii="Wingdings" w:hAnsi="Wingdings" w:hint="default"/>
+        <w:sz w:val="20"/>
+      </w:rPr>
+    </w:lvl>
+    <w:lvl w:ilvl="4" w:tentative="1">
+      <w:start w:val="1"/>
+      <w:numFmt w:val="bullet"/>
+      <w:lvlText w:val=""/>
+      <w:lvlJc w:val="left"/>
+      <w:pPr>
+        <w:tabs>
+          <w:tab w:val="num" w:pos="3600"/>
+        </w:tabs>
+        <w:ind w:left="3600" w:hanging="360"/>
+      </w:pPr>
+      <w:rPr>
+        <w:rFonts w:ascii="Wingdings" w:hAnsi="Wingdings" w:hint="default"/>
+        <w:sz w:val="20"/>
+      </w:rPr>
+    </w:lvl>
+    <w:lvl w:ilvl="5" w:tentative="1">
+      <w:start w:val="1"/>
+      <w:numFmt w:val="bullet"/>
+      <w:lvlText w:val=""/>
+      <w:lvlJc w:val="left"/>
+      <w:pPr>
+        <w:tabs>
+          <w:tab w:val="num" w:pos="4320"/>
+        </w:tabs>
+        <w:ind w:left="4320" w:hanging="360"/>
+      </w:pPr>
+      <w:rPr>
+        <w:rFonts w:ascii="Wingdings" w:hAnsi="Wingdings" w:hint="default"/>
+        <w:sz w:val="20"/>
+      </w:rPr>
+    </w:lvl>
+    <w:lvl w:ilvl="6" w:tentative="1">
+      <w:start w:val="1"/>
+      <w:numFmt w:val="bullet"/>
+      <w:lvlText w:val=""/>
+      <w:lvlJc w:val="left"/>
+      <w:pPr>
+        <w:tabs>
+          <w:tab w:val="num" w:pos="5040"/>
+        </w:tabs>
+        <w:ind w:left="5040" w:hanging="360"/>
+      </w:pPr>
+      <w:rPr>
+        <w:rFonts w:ascii="Wingdings" w:hAnsi="Wingdings" w:hint="default"/>
+        <w:sz w:val="20"/>
+      </w:rPr>
+    </w:lvl>
+    <w:lvl w:ilvl="7" w:tentative="1">
+      <w:start w:val="1"/>
+      <w:numFmt w:val="bullet"/>
+      <w:lvlText w:val=""/>
+      <w:lvlJc w:val="left"/>
+      <w:pPr>
+        <w:tabs>
+          <w:tab w:val="num" w:pos="5760"/>
+        </w:tabs>
+        <w:ind w:left="5760" w:hanging="360"/>
+      </w:pPr>
+      <w:rPr>
+        <w:rFonts w:ascii="Wingdings" w:hAnsi="Wingdings" w:hint="default"/>
+        <w:sz w:val="20"/>
+      </w:rPr>
+    </w:lvl>
+    <w:lvl w:ilvl="8" w:tentative="1">
+      <w:start w:val="1"/>
+      <w:numFmt w:val="bullet"/>
+      <w:lvlText w:val=""/>
+      <w:lvlJc w:val="left"/>
+      <w:pPr>
+        <w:tabs>
+          <w:tab w:val="num" w:pos="6480"/>
+        </w:tabs>
+        <w:ind w:left="6480" w:hanging="360"/>
+      </w:pPr>
+      <w:rPr>
+        <w:rFonts w:ascii="Wingdings" w:hAnsi="Wingdings" w:hint="default"/>
+        <w:sz w:val="20"/>
+      </w:rPr>
+    </w:lvl>
+  </w:abstractNum>
+  <w:abstractNum w:abstractNumId="8" w15:restartNumberingAfterBreak="0">
     <w:nsid w:val="1B901658"/>
     <w:multiLevelType w:val="multilevel"/>
     <w:tmpl w:val="ACEA1942"/>
@@ -10417,7 +10285,7 @@
       </w:rPr>
     </w:lvl>
   </w:abstractNum>
-  <w:abstractNum w:abstractNumId="8" w15:restartNumberingAfterBreak="0">
+  <w:abstractNum w:abstractNumId="9" w15:restartNumberingAfterBreak="0">
     <w:nsid w:val="1D3E7E08"/>
     <w:multiLevelType w:val="hybridMultilevel"/>
     <w:tmpl w:val="97D07C80"/>
@@ -10530,7 +10398,7 @@
       </w:rPr>
     </w:lvl>
   </w:abstractNum>
-  <w:abstractNum w:abstractNumId="9" w15:restartNumberingAfterBreak="0">
+  <w:abstractNum w:abstractNumId="10" w15:restartNumberingAfterBreak="0">
     <w:nsid w:val="2109096A"/>
     <w:multiLevelType w:val="multilevel"/>
     <w:tmpl w:val="BFC8F00A"/>
@@ -10679,7 +10547,7 @@
       </w:rPr>
     </w:lvl>
   </w:abstractNum>
-  <w:abstractNum w:abstractNumId="10" w15:restartNumberingAfterBreak="0">
+  <w:abstractNum w:abstractNumId="11" w15:restartNumberingAfterBreak="0">
     <w:nsid w:val="24290364"/>
     <w:multiLevelType w:val="multilevel"/>
     <w:tmpl w:val="68840238"/>
@@ -10828,7 +10696,7 @@
       </w:rPr>
     </w:lvl>
   </w:abstractNum>
-  <w:abstractNum w:abstractNumId="11" w15:restartNumberingAfterBreak="0">
+  <w:abstractNum w:abstractNumId="12" w15:restartNumberingAfterBreak="0">
     <w:nsid w:val="26222BF3"/>
     <w:multiLevelType w:val="multilevel"/>
     <w:tmpl w:val="AA983B7E"/>
@@ -10977,7 +10845,7 @@
       </w:rPr>
     </w:lvl>
   </w:abstractNum>
-  <w:abstractNum w:abstractNumId="12" w15:restartNumberingAfterBreak="0">
+  <w:abstractNum w:abstractNumId="13" w15:restartNumberingAfterBreak="0">
     <w:nsid w:val="27935D29"/>
     <w:multiLevelType w:val="multilevel"/>
     <w:tmpl w:val="3D660154"/>
@@ -11090,7 +10958,156 @@
       </w:pPr>
     </w:lvl>
   </w:abstractNum>
-  <w:abstractNum w:abstractNumId="13" w15:restartNumberingAfterBreak="0">
+  <w:abstractNum w:abstractNumId="14" w15:restartNumberingAfterBreak="0">
+    <w:nsid w:val="28D829FF"/>
+    <w:multiLevelType w:val="multilevel"/>
+    <w:tmpl w:val="B830AC32"/>
+    <w:lvl w:ilvl="0">
+      <w:start w:val="1"/>
+      <w:numFmt w:val="bullet"/>
+      <w:lvlText w:val=""/>
+      <w:lvlJc w:val="left"/>
+      <w:pPr>
+        <w:tabs>
+          <w:tab w:val="num" w:pos="720"/>
+        </w:tabs>
+        <w:ind w:left="720" w:hanging="360"/>
+      </w:pPr>
+      <w:rPr>
+        <w:rFonts w:ascii="Symbol" w:hAnsi="Symbol" w:hint="default"/>
+        <w:sz w:val="20"/>
+      </w:rPr>
+    </w:lvl>
+    <w:lvl w:ilvl="1" w:tentative="1">
+      <w:start w:val="1"/>
+      <w:numFmt w:val="bullet"/>
+      <w:lvlText w:val="o"/>
+      <w:lvlJc w:val="left"/>
+      <w:pPr>
+        <w:tabs>
+          <w:tab w:val="num" w:pos="1440"/>
+        </w:tabs>
+        <w:ind w:left="1440" w:hanging="360"/>
+      </w:pPr>
+      <w:rPr>
+        <w:rFonts w:ascii="Courier New" w:hAnsi="Courier New" w:hint="default"/>
+        <w:sz w:val="20"/>
+      </w:rPr>
+    </w:lvl>
+    <w:lvl w:ilvl="2" w:tentative="1">
+      <w:start w:val="1"/>
+      <w:numFmt w:val="bullet"/>
+      <w:lvlText w:val=""/>
+      <w:lvlJc w:val="left"/>
+      <w:pPr>
+        <w:tabs>
+          <w:tab w:val="num" w:pos="2160"/>
+        </w:tabs>
+        <w:ind w:left="2160" w:hanging="360"/>
+      </w:pPr>
+      <w:rPr>
+        <w:rFonts w:ascii="Wingdings" w:hAnsi="Wingdings" w:hint="default"/>
+        <w:sz w:val="20"/>
+      </w:rPr>
+    </w:lvl>
+    <w:lvl w:ilvl="3" w:tentative="1">
+      <w:start w:val="1"/>
+      <w:numFmt w:val="bullet"/>
+      <w:lvlText w:val=""/>
+      <w:lvlJc w:val="left"/>
+      <w:pPr>
+        <w:tabs>
+          <w:tab w:val="num" w:pos="2880"/>
+        </w:tabs>
+        <w:ind w:left="2880" w:hanging="360"/>
+      </w:pPr>
+      <w:rPr>
+        <w:rFonts w:ascii="Wingdings" w:hAnsi="Wingdings" w:hint="default"/>
+        <w:sz w:val="20"/>
+      </w:rPr>
+    </w:lvl>
+    <w:lvl w:ilvl="4" w:tentative="1">
+      <w:start w:val="1"/>
+      <w:numFmt w:val="bullet"/>
+      <w:lvlText w:val=""/>
+      <w:lvlJc w:val="left"/>
+      <w:pPr>
+        <w:tabs>
+          <w:tab w:val="num" w:pos="3600"/>
+        </w:tabs>
+        <w:ind w:left="3600" w:hanging="360"/>
+      </w:pPr>
+      <w:rPr>
+        <w:rFonts w:ascii="Wingdings" w:hAnsi="Wingdings" w:hint="default"/>
+        <w:sz w:val="20"/>
+      </w:rPr>
+    </w:lvl>
+    <w:lvl w:ilvl="5" w:tentative="1">
+      <w:start w:val="1"/>
+      <w:numFmt w:val="bullet"/>
+      <w:lvlText w:val=""/>
+      <w:lvlJc w:val="left"/>
+      <w:pPr>
+        <w:tabs>
+          <w:tab w:val="num" w:pos="4320"/>
+        </w:tabs>
+        <w:ind w:left="4320" w:hanging="360"/>
+      </w:pPr>
+      <w:rPr>
+        <w:rFonts w:ascii="Wingdings" w:hAnsi="Wingdings" w:hint="default"/>
+        <w:sz w:val="20"/>
+      </w:rPr>
+    </w:lvl>
+    <w:lvl w:ilvl="6" w:tentative="1">
+      <w:start w:val="1"/>
+      <w:numFmt w:val="bullet"/>
+      <w:lvlText w:val=""/>
+      <w:lvlJc w:val="left"/>
+      <w:pPr>
+        <w:tabs>
+          <w:tab w:val="num" w:pos="5040"/>
+        </w:tabs>
+        <w:ind w:left="5040" w:hanging="360"/>
+      </w:pPr>
+      <w:rPr>
+        <w:rFonts w:ascii="Wingdings" w:hAnsi="Wingdings" w:hint="default"/>
+        <w:sz w:val="20"/>
+      </w:rPr>
+    </w:lvl>
+    <w:lvl w:ilvl="7" w:tentative="1">
+      <w:start w:val="1"/>
+      <w:numFmt w:val="bullet"/>
+      <w:lvlText w:val=""/>
+      <w:lvlJc w:val="left"/>
+      <w:pPr>
+        <w:tabs>
+          <w:tab w:val="num" w:pos="5760"/>
+        </w:tabs>
+        <w:ind w:left="5760" w:hanging="360"/>
+      </w:pPr>
+      <w:rPr>
+        <w:rFonts w:ascii="Wingdings" w:hAnsi="Wingdings" w:hint="default"/>
+        <w:sz w:val="20"/>
+      </w:rPr>
+    </w:lvl>
+    <w:lvl w:ilvl="8" w:tentative="1">
+      <w:start w:val="1"/>
+      <w:numFmt w:val="bullet"/>
+      <w:lvlText w:val=""/>
+      <w:lvlJc w:val="left"/>
+      <w:pPr>
+        <w:tabs>
+          <w:tab w:val="num" w:pos="6480"/>
+        </w:tabs>
+        <w:ind w:left="6480" w:hanging="360"/>
+      </w:pPr>
+      <w:rPr>
+        <w:rFonts w:ascii="Wingdings" w:hAnsi="Wingdings" w:hint="default"/>
+        <w:sz w:val="20"/>
+      </w:rPr>
+    </w:lvl>
+  </w:abstractNum>
+  <w:abstractNum w:abstractNumId="15" w15:restartNumberingAfterBreak="0">
     <w:nsid w:val="29CD4C68"/>
     <w:multiLevelType w:val="multilevel"/>
     <w:tmpl w:val="F8EAC138"/>
@@ -11239,7 +11256,7 @@
       </w:rPr>
     </w:lvl>
   </w:abstractNum>
-  <w:abstractNum w:abstractNumId="14" w15:restartNumberingAfterBreak="0">
+  <w:abstractNum w:abstractNumId="16" w15:restartNumberingAfterBreak="0">
     <w:nsid w:val="29EE491F"/>
     <w:multiLevelType w:val="multilevel"/>
     <w:tmpl w:val="D6089B66"/>
@@ -11388,7 +11405,7 @@
       </w:rPr>
     </w:lvl>
   </w:abstractNum>
-  <w:abstractNum w:abstractNumId="15" w15:restartNumberingAfterBreak="0">
+  <w:abstractNum w:abstractNumId="17" w15:restartNumberingAfterBreak="0">
     <w:nsid w:val="2C0D324D"/>
     <w:multiLevelType w:val="multilevel"/>
     <w:tmpl w:val="D6FE4B5C"/>
@@ -11501,7 +11518,7 @@
       </w:pPr>
     </w:lvl>
   </w:abstractNum>
-  <w:abstractNum w:abstractNumId="16" w15:restartNumberingAfterBreak="0">
+  <w:abstractNum w:abstractNumId="18" w15:restartNumberingAfterBreak="0">
     <w:nsid w:val="2C421CDF"/>
     <w:multiLevelType w:val="multilevel"/>
     <w:tmpl w:val="B800572E"/>
@@ -11614,7 +11631,7 @@
       </w:pPr>
     </w:lvl>
   </w:abstractNum>
-  <w:abstractNum w:abstractNumId="17" w15:restartNumberingAfterBreak="0">
+  <w:abstractNum w:abstractNumId="19" w15:restartNumberingAfterBreak="0">
     <w:nsid w:val="2F754E0B"/>
     <w:multiLevelType w:val="multilevel"/>
     <w:tmpl w:val="78AE502C"/>
@@ -11763,7 +11780,7 @@
       </w:rPr>
     </w:lvl>
   </w:abstractNum>
-  <w:abstractNum w:abstractNumId="18" w15:restartNumberingAfterBreak="0">
+  <w:abstractNum w:abstractNumId="20" w15:restartNumberingAfterBreak="0">
     <w:nsid w:val="31BA6CA5"/>
     <w:multiLevelType w:val="multilevel"/>
     <w:tmpl w:val="A3127DA4"/>
@@ -11912,7 +11929,7 @@
       </w:rPr>
     </w:lvl>
   </w:abstractNum>
-  <w:abstractNum w:abstractNumId="19" w15:restartNumberingAfterBreak="0">
+  <w:abstractNum w:abstractNumId="21" w15:restartNumberingAfterBreak="0">
     <w:nsid w:val="32187DF2"/>
     <w:multiLevelType w:val="multilevel"/>
     <w:tmpl w:val="2508FF3C"/>
@@ -12061,7 +12078,7 @@
       </w:rPr>
     </w:lvl>
   </w:abstractNum>
-  <w:abstractNum w:abstractNumId="20" w15:restartNumberingAfterBreak="0">
+  <w:abstractNum w:abstractNumId="22" w15:restartNumberingAfterBreak="0">
     <w:nsid w:val="3436409B"/>
     <w:multiLevelType w:val="multilevel"/>
     <w:tmpl w:val="570CF9E4"/>
@@ -12210,7 +12227,7 @@
       </w:rPr>
     </w:lvl>
   </w:abstractNum>
-  <w:abstractNum w:abstractNumId="21" w15:restartNumberingAfterBreak="0">
+  <w:abstractNum w:abstractNumId="23" w15:restartNumberingAfterBreak="0">
     <w:nsid w:val="365B0548"/>
     <w:multiLevelType w:val="multilevel"/>
     <w:tmpl w:val="A56CBD1C"/>
@@ -12359,7 +12376,7 @@
       </w:rPr>
     </w:lvl>
   </w:abstractNum>
-  <w:abstractNum w:abstractNumId="22" w15:restartNumberingAfterBreak="0">
+  <w:abstractNum w:abstractNumId="24" w15:restartNumberingAfterBreak="0">
     <w:nsid w:val="3A127815"/>
     <w:multiLevelType w:val="multilevel"/>
     <w:tmpl w:val="200E2944"/>
@@ -12508,7 +12525,7 @@
       </w:rPr>
     </w:lvl>
   </w:abstractNum>
-  <w:abstractNum w:abstractNumId="23" w15:restartNumberingAfterBreak="0">
+  <w:abstractNum w:abstractNumId="25" w15:restartNumberingAfterBreak="0">
     <w:nsid w:val="3A97606E"/>
     <w:multiLevelType w:val="multilevel"/>
     <w:tmpl w:val="53682F4A"/>
@@ -12621,7 +12638,156 @@
       </w:pPr>
     </w:lvl>
   </w:abstractNum>
-  <w:abstractNum w:abstractNumId="24" w15:restartNumberingAfterBreak="0">
+  <w:abstractNum w:abstractNumId="26" w15:restartNumberingAfterBreak="0">
+    <w:nsid w:val="3B211E63"/>
+    <w:multiLevelType w:val="multilevel"/>
+    <w:tmpl w:val="D46AA86C"/>
+    <w:lvl w:ilvl="0">
+      <w:start w:val="1"/>
+      <w:numFmt w:val="bullet"/>
+      <w:lvlText w:val=""/>
+      <w:lvlJc w:val="left"/>
+      <w:pPr>
+        <w:tabs>
+          <w:tab w:val="num" w:pos="720"/>
+        </w:tabs>
+        <w:ind w:left="720" w:hanging="360"/>
+      </w:pPr>
+      <w:rPr>
+        <w:rFonts w:ascii="Symbol" w:hAnsi="Symbol" w:hint="default"/>
+        <w:sz w:val="20"/>
+      </w:rPr>
+    </w:lvl>
+    <w:lvl w:ilvl="1" w:tentative="1">
+      <w:start w:val="1"/>
+      <w:numFmt w:val="bullet"/>
+      <w:lvlText w:val="o"/>
+      <w:lvlJc w:val="left"/>
+      <w:pPr>
+        <w:tabs>
+          <w:tab w:val="num" w:pos="1440"/>
+        </w:tabs>
+        <w:ind w:left="1440" w:hanging="360"/>
+      </w:pPr>
+      <w:rPr>
+        <w:rFonts w:ascii="Courier New" w:hAnsi="Courier New" w:hint="default"/>
+        <w:sz w:val="20"/>
+      </w:rPr>
+    </w:lvl>
+    <w:lvl w:ilvl="2" w:tentative="1">
+      <w:start w:val="1"/>
+      <w:numFmt w:val="bullet"/>
+      <w:lvlText w:val=""/>
+      <w:lvlJc w:val="left"/>
+      <w:pPr>
+        <w:tabs>
+          <w:tab w:val="num" w:pos="2160"/>
+        </w:tabs>
+        <w:ind w:left="2160" w:hanging="360"/>
+      </w:pPr>
+      <w:rPr>
+        <w:rFonts w:ascii="Wingdings" w:hAnsi="Wingdings" w:hint="default"/>
+        <w:sz w:val="20"/>
+      </w:rPr>
+    </w:lvl>
+    <w:lvl w:ilvl="3" w:tentative="1">
+      <w:start w:val="1"/>
+      <w:numFmt w:val="bullet"/>
+      <w:lvlText w:val=""/>
+      <w:lvlJc w:val="left"/>
+      <w:pPr>
+        <w:tabs>
+          <w:tab w:val="num" w:pos="2880"/>
+        </w:tabs>
+        <w:ind w:left="2880" w:hanging="360"/>
+      </w:pPr>
+      <w:rPr>
+        <w:rFonts w:ascii="Wingdings" w:hAnsi="Wingdings" w:hint="default"/>
+        <w:sz w:val="20"/>
+      </w:rPr>
+    </w:lvl>
+    <w:lvl w:ilvl="4" w:tentative="1">
+      <w:start w:val="1"/>
+      <w:numFmt w:val="bullet"/>
+      <w:lvlText w:val=""/>
+      <w:lvlJc w:val="left"/>
+      <w:pPr>
+        <w:tabs>
+          <w:tab w:val="num" w:pos="3600"/>
+        </w:tabs>
+        <w:ind w:left="3600" w:hanging="360"/>
+      </w:pPr>
+      <w:rPr>
+        <w:rFonts w:ascii="Wingdings" w:hAnsi="Wingdings" w:hint="default"/>
+        <w:sz w:val="20"/>
+      </w:rPr>
+    </w:lvl>
+    <w:lvl w:ilvl="5" w:tentative="1">
+      <w:start w:val="1"/>
+      <w:numFmt w:val="bullet"/>
+      <w:lvlText w:val=""/>
+      <w:lvlJc w:val="left"/>
+      <w:pPr>
+        <w:tabs>
+          <w:tab w:val="num" w:pos="4320"/>
+        </w:tabs>
+        <w:ind w:left="4320" w:hanging="360"/>
+      </w:pPr>
+      <w:rPr>
+        <w:rFonts w:ascii="Wingdings" w:hAnsi="Wingdings" w:hint="default"/>
+        <w:sz w:val="20"/>
+      </w:rPr>
+    </w:lvl>
+    <w:lvl w:ilvl="6" w:tentative="1">
+      <w:start w:val="1"/>
+      <w:numFmt w:val="bullet"/>
+      <w:lvlText w:val=""/>
+      <w:lvlJc w:val="left"/>
+      <w:pPr>
+        <w:tabs>
+          <w:tab w:val="num" w:pos="5040"/>
+        </w:tabs>
+        <w:ind w:left="5040" w:hanging="360"/>
+      </w:pPr>
+      <w:rPr>
+        <w:rFonts w:ascii="Wingdings" w:hAnsi="Wingdings" w:hint="default"/>
+        <w:sz w:val="20"/>
+      </w:rPr>
+    </w:lvl>
+    <w:lvl w:ilvl="7" w:tentative="1">
+      <w:start w:val="1"/>
+      <w:numFmt w:val="bullet"/>
+      <w:lvlText w:val=""/>
+      <w:lvlJc w:val="left"/>
+      <w:pPr>
+        <w:tabs>
+          <w:tab w:val="num" w:pos="5760"/>
+        </w:tabs>
+        <w:ind w:left="5760" w:hanging="360"/>
+      </w:pPr>
+      <w:rPr>
+        <w:rFonts w:ascii="Wingdings" w:hAnsi="Wingdings" w:hint="default"/>
+        <w:sz w:val="20"/>
+      </w:rPr>
+    </w:lvl>
+    <w:lvl w:ilvl="8" w:tentative="1">
+      <w:start w:val="1"/>
+      <w:numFmt w:val="bullet"/>
+      <w:lvlText w:val=""/>
+      <w:lvlJc w:val="left"/>
+      <w:pPr>
+        <w:tabs>
+          <w:tab w:val="num" w:pos="6480"/>
+        </w:tabs>
+        <w:ind w:left="6480" w:hanging="360"/>
+      </w:pPr>
+      <w:rPr>
+        <w:rFonts w:ascii="Wingdings" w:hAnsi="Wingdings" w:hint="default"/>
+        <w:sz w:val="20"/>
+      </w:rPr>
+    </w:lvl>
+  </w:abstractNum>
+  <w:abstractNum w:abstractNumId="27" w15:restartNumberingAfterBreak="0">
     <w:nsid w:val="3BF67DDE"/>
     <w:multiLevelType w:val="multilevel"/>
     <w:tmpl w:val="E7B843DA"/>
@@ -12770,7 +12936,7 @@
       </w:rPr>
     </w:lvl>
   </w:abstractNum>
-  <w:abstractNum w:abstractNumId="25" w15:restartNumberingAfterBreak="0">
+  <w:abstractNum w:abstractNumId="28" w15:restartNumberingAfterBreak="0">
     <w:nsid w:val="3CC5054D"/>
     <w:multiLevelType w:val="multilevel"/>
     <w:tmpl w:val="0760453E"/>
@@ -12919,7 +13085,7 @@
       </w:rPr>
     </w:lvl>
   </w:abstractNum>
-  <w:abstractNum w:abstractNumId="26" w15:restartNumberingAfterBreak="0">
+  <w:abstractNum w:abstractNumId="29" w15:restartNumberingAfterBreak="0">
     <w:nsid w:val="3EF15D8D"/>
     <w:multiLevelType w:val="multilevel"/>
     <w:tmpl w:val="3D660154"/>
@@ -13032,7 +13198,7 @@
       </w:pPr>
     </w:lvl>
   </w:abstractNum>
-  <w:abstractNum w:abstractNumId="27" w15:restartNumberingAfterBreak="0">
+  <w:abstractNum w:abstractNumId="30" w15:restartNumberingAfterBreak="0">
     <w:nsid w:val="41B20E87"/>
     <w:multiLevelType w:val="multilevel"/>
     <w:tmpl w:val="22300FBC"/>
@@ -13181,7 +13347,7 @@
       </w:rPr>
     </w:lvl>
   </w:abstractNum>
-  <w:abstractNum w:abstractNumId="28" w15:restartNumberingAfterBreak="0">
+  <w:abstractNum w:abstractNumId="31" w15:restartNumberingAfterBreak="0">
     <w:nsid w:val="426431CC"/>
     <w:multiLevelType w:val="multilevel"/>
     <w:tmpl w:val="24B22F7E"/>
@@ -13330,7 +13496,7 @@
       </w:rPr>
     </w:lvl>
   </w:abstractNum>
-  <w:abstractNum w:abstractNumId="29" w15:restartNumberingAfterBreak="0">
+  <w:abstractNum w:abstractNumId="32" w15:restartNumberingAfterBreak="0">
     <w:nsid w:val="42B02293"/>
     <w:multiLevelType w:val="multilevel"/>
     <w:tmpl w:val="333CF90E"/>
@@ -13443,7 +13609,7 @@
       </w:pPr>
     </w:lvl>
   </w:abstractNum>
-  <w:abstractNum w:abstractNumId="30" w15:restartNumberingAfterBreak="0">
+  <w:abstractNum w:abstractNumId="33" w15:restartNumberingAfterBreak="0">
     <w:nsid w:val="50436D70"/>
     <w:multiLevelType w:val="multilevel"/>
     <w:tmpl w:val="870EC188"/>
@@ -13592,7 +13758,7 @@
       </w:rPr>
     </w:lvl>
   </w:abstractNum>
-  <w:abstractNum w:abstractNumId="31" w15:restartNumberingAfterBreak="0">
+  <w:abstractNum w:abstractNumId="34" w15:restartNumberingAfterBreak="0">
     <w:nsid w:val="509100C0"/>
     <w:multiLevelType w:val="multilevel"/>
     <w:tmpl w:val="C77C89F6"/>
@@ -13705,7 +13871,7 @@
       </w:pPr>
     </w:lvl>
   </w:abstractNum>
-  <w:abstractNum w:abstractNumId="32" w15:restartNumberingAfterBreak="0">
+  <w:abstractNum w:abstractNumId="35" w15:restartNumberingAfterBreak="0">
     <w:nsid w:val="52282141"/>
     <w:multiLevelType w:val="multilevel"/>
     <w:tmpl w:val="FF062628"/>
@@ -13818,7 +13984,7 @@
       </w:pPr>
     </w:lvl>
   </w:abstractNum>
-  <w:abstractNum w:abstractNumId="33" w15:restartNumberingAfterBreak="0">
+  <w:abstractNum w:abstractNumId="36" w15:restartNumberingAfterBreak="0">
     <w:nsid w:val="5286172C"/>
     <w:multiLevelType w:val="multilevel"/>
     <w:tmpl w:val="3D660154"/>
@@ -13931,7 +14097,7 @@
       </w:pPr>
     </w:lvl>
   </w:abstractNum>
-  <w:abstractNum w:abstractNumId="34" w15:restartNumberingAfterBreak="0">
+  <w:abstractNum w:abstractNumId="37" w15:restartNumberingAfterBreak="0">
     <w:nsid w:val="59763A39"/>
     <w:multiLevelType w:val="multilevel"/>
     <w:tmpl w:val="D1E4D95C"/>
@@ -14080,7 +14246,7 @@
       </w:rPr>
     </w:lvl>
   </w:abstractNum>
-  <w:abstractNum w:abstractNumId="35" w15:restartNumberingAfterBreak="0">
+  <w:abstractNum w:abstractNumId="38" w15:restartNumberingAfterBreak="0">
     <w:nsid w:val="59CA739D"/>
     <w:multiLevelType w:val="hybridMultilevel"/>
     <w:tmpl w:val="3DFE8F82"/>
@@ -14193,7 +14359,7 @@
       </w:rPr>
     </w:lvl>
   </w:abstractNum>
-  <w:abstractNum w:abstractNumId="36" w15:restartNumberingAfterBreak="0">
+  <w:abstractNum w:abstractNumId="39" w15:restartNumberingAfterBreak="0">
     <w:nsid w:val="5BD4154D"/>
     <w:multiLevelType w:val="multilevel"/>
     <w:tmpl w:val="C3E00356"/>
@@ -14342,7 +14508,7 @@
       </w:rPr>
     </w:lvl>
   </w:abstractNum>
-  <w:abstractNum w:abstractNumId="37" w15:restartNumberingAfterBreak="0">
+  <w:abstractNum w:abstractNumId="40" w15:restartNumberingAfterBreak="0">
     <w:nsid w:val="5D4A3AF7"/>
     <w:multiLevelType w:val="hybridMultilevel"/>
     <w:tmpl w:val="A308097A"/>
@@ -14455,7 +14621,156 @@
       </w:rPr>
     </w:lvl>
   </w:abstractNum>
-  <w:abstractNum w:abstractNumId="38" w15:restartNumberingAfterBreak="0">
+  <w:abstractNum w:abstractNumId="41" w15:restartNumberingAfterBreak="0">
+    <w:nsid w:val="5E16309B"/>
+    <w:multiLevelType w:val="multilevel"/>
+    <w:tmpl w:val="E0909B36"/>
+    <w:lvl w:ilvl="0">
+      <w:start w:val="1"/>
+      <w:numFmt w:val="bullet"/>
+      <w:lvlText w:val=""/>
+      <w:lvlJc w:val="left"/>
+      <w:pPr>
+        <w:tabs>
+          <w:tab w:val="num" w:pos="720"/>
+        </w:tabs>
+        <w:ind w:left="720" w:hanging="360"/>
+      </w:pPr>
+      <w:rPr>
+        <w:rFonts w:ascii="Symbol" w:hAnsi="Symbol" w:hint="default"/>
+        <w:sz w:val="20"/>
+      </w:rPr>
+    </w:lvl>
+    <w:lvl w:ilvl="1" w:tentative="1">
+      <w:start w:val="1"/>
+      <w:numFmt w:val="bullet"/>
+      <w:lvlText w:val="o"/>
+      <w:lvlJc w:val="left"/>
+      <w:pPr>
+        <w:tabs>
+          <w:tab w:val="num" w:pos="1440"/>
+        </w:tabs>
+        <w:ind w:left="1440" w:hanging="360"/>
+      </w:pPr>
+      <w:rPr>
+        <w:rFonts w:ascii="Courier New" w:hAnsi="Courier New" w:hint="default"/>
+        <w:sz w:val="20"/>
+      </w:rPr>
+    </w:lvl>
+    <w:lvl w:ilvl="2" w:tentative="1">
+      <w:start w:val="1"/>
+      <w:numFmt w:val="bullet"/>
+      <w:lvlText w:val=""/>
+      <w:lvlJc w:val="left"/>
+      <w:pPr>
+        <w:tabs>
+          <w:tab w:val="num" w:pos="2160"/>
+        </w:tabs>
+        <w:ind w:left="2160" w:hanging="360"/>
+      </w:pPr>
+      <w:rPr>
+        <w:rFonts w:ascii="Wingdings" w:hAnsi="Wingdings" w:hint="default"/>
+        <w:sz w:val="20"/>
+      </w:rPr>
+    </w:lvl>
+    <w:lvl w:ilvl="3" w:tentative="1">
+      <w:start w:val="1"/>
+      <w:numFmt w:val="bullet"/>
+      <w:lvlText w:val=""/>
+      <w:lvlJc w:val="left"/>
+      <w:pPr>
+        <w:tabs>
+          <w:tab w:val="num" w:pos="2880"/>
+        </w:tabs>
+        <w:ind w:left="2880" w:hanging="360"/>
+      </w:pPr>
+      <w:rPr>
+        <w:rFonts w:ascii="Wingdings" w:hAnsi="Wingdings" w:hint="default"/>
+        <w:sz w:val="20"/>
+      </w:rPr>
+    </w:lvl>
+    <w:lvl w:ilvl="4" w:tentative="1">
+      <w:start w:val="1"/>
+      <w:numFmt w:val="bullet"/>
+      <w:lvlText w:val=""/>
+      <w:lvlJc w:val="left"/>
+      <w:pPr>
+        <w:tabs>
+          <w:tab w:val="num" w:pos="3600"/>
+        </w:tabs>
+        <w:ind w:left="3600" w:hanging="360"/>
+      </w:pPr>
+      <w:rPr>
+        <w:rFonts w:ascii="Wingdings" w:hAnsi="Wingdings" w:hint="default"/>
+        <w:sz w:val="20"/>
+      </w:rPr>
+    </w:lvl>
+    <w:lvl w:ilvl="5" w:tentative="1">
+      <w:start w:val="1"/>
+      <w:numFmt w:val="bullet"/>
+      <w:lvlText w:val=""/>
+      <w:lvlJc w:val="left"/>
+      <w:pPr>
+        <w:tabs>
+          <w:tab w:val="num" w:pos="4320"/>
+        </w:tabs>
+        <w:ind w:left="4320" w:hanging="360"/>
+      </w:pPr>
+      <w:rPr>
+        <w:rFonts w:ascii="Wingdings" w:hAnsi="Wingdings" w:hint="default"/>
+        <w:sz w:val="20"/>
+      </w:rPr>
+    </w:lvl>
+    <w:lvl w:ilvl="6" w:tentative="1">
+      <w:start w:val="1"/>
+      <w:numFmt w:val="bullet"/>
+      <w:lvlText w:val=""/>
+      <w:lvlJc w:val="left"/>
+      <w:pPr>
+        <w:tabs>
+          <w:tab w:val="num" w:pos="5040"/>
+        </w:tabs>
+        <w:ind w:left="5040" w:hanging="360"/>
+      </w:pPr>
+      <w:rPr>
+        <w:rFonts w:ascii="Wingdings" w:hAnsi="Wingdings" w:hint="default"/>
+        <w:sz w:val="20"/>
+      </w:rPr>
+    </w:lvl>
+    <w:lvl w:ilvl="7" w:tentative="1">
+      <w:start w:val="1"/>
+      <w:numFmt w:val="bullet"/>
+      <w:lvlText w:val=""/>
+      <w:lvlJc w:val="left"/>
+      <w:pPr>
+        <w:tabs>
+          <w:tab w:val="num" w:pos="5760"/>
+        </w:tabs>
+        <w:ind w:left="5760" w:hanging="360"/>
+      </w:pPr>
+      <w:rPr>
+        <w:rFonts w:ascii="Wingdings" w:hAnsi="Wingdings" w:hint="default"/>
+        <w:sz w:val="20"/>
+      </w:rPr>
+    </w:lvl>
+    <w:lvl w:ilvl="8" w:tentative="1">
+      <w:start w:val="1"/>
+      <w:numFmt w:val="bullet"/>
+      <w:lvlText w:val=""/>
+      <w:lvlJc w:val="left"/>
+      <w:pPr>
+        <w:tabs>
+          <w:tab w:val="num" w:pos="6480"/>
+        </w:tabs>
+        <w:ind w:left="6480" w:hanging="360"/>
+      </w:pPr>
+      <w:rPr>
+        <w:rFonts w:ascii="Wingdings" w:hAnsi="Wingdings" w:hint="default"/>
+        <w:sz w:val="20"/>
+      </w:rPr>
+    </w:lvl>
+  </w:abstractNum>
+  <w:abstractNum w:abstractNumId="42" w15:restartNumberingAfterBreak="0">
     <w:nsid w:val="5F4807C9"/>
     <w:multiLevelType w:val="multilevel"/>
     <w:tmpl w:val="CC5EC288"/>
@@ -14604,7 +14919,7 @@
       </w:rPr>
     </w:lvl>
   </w:abstractNum>
-  <w:abstractNum w:abstractNumId="39" w15:restartNumberingAfterBreak="0">
+  <w:abstractNum w:abstractNumId="43" w15:restartNumberingAfterBreak="0">
     <w:nsid w:val="60C64670"/>
     <w:multiLevelType w:val="multilevel"/>
     <w:tmpl w:val="EBC8DDFE"/>
@@ -14753,7 +15068,7 @@
       </w:rPr>
     </w:lvl>
   </w:abstractNum>
-  <w:abstractNum w:abstractNumId="40" w15:restartNumberingAfterBreak="0">
+  <w:abstractNum w:abstractNumId="44" w15:restartNumberingAfterBreak="0">
     <w:nsid w:val="645F5E4B"/>
     <w:multiLevelType w:val="multilevel"/>
     <w:tmpl w:val="5EBA5AAC"/>
@@ -14902,7 +15217,7 @@
       </w:rPr>
     </w:lvl>
   </w:abstractNum>
-  <w:abstractNum w:abstractNumId="41" w15:restartNumberingAfterBreak="0">
+  <w:abstractNum w:abstractNumId="45" w15:restartNumberingAfterBreak="0">
     <w:nsid w:val="659D0103"/>
     <w:multiLevelType w:val="multilevel"/>
     <w:tmpl w:val="EC4A5CAA"/>
@@ -15051,7 +15366,7 @@
       </w:rPr>
     </w:lvl>
   </w:abstractNum>
-  <w:abstractNum w:abstractNumId="42" w15:restartNumberingAfterBreak="0">
+  <w:abstractNum w:abstractNumId="46" w15:restartNumberingAfterBreak="0">
     <w:nsid w:val="693E34EF"/>
     <w:multiLevelType w:val="multilevel"/>
     <w:tmpl w:val="DE18C2D8"/>
@@ -15200,7 +15515,156 @@
       </w:rPr>
     </w:lvl>
   </w:abstractNum>
-  <w:abstractNum w:abstractNumId="43" w15:restartNumberingAfterBreak="0">
+  <w:abstractNum w:abstractNumId="47" w15:restartNumberingAfterBreak="0">
+    <w:nsid w:val="69BD4ABF"/>
+    <w:multiLevelType w:val="multilevel"/>
+    <w:tmpl w:val="8C88E2FA"/>
+    <w:lvl w:ilvl="0">
+      <w:start w:val="1"/>
+      <w:numFmt w:val="bullet"/>
+      <w:lvlText w:val=""/>
+      <w:lvlJc w:val="left"/>
+      <w:pPr>
+        <w:tabs>
+          <w:tab w:val="num" w:pos="720"/>
+        </w:tabs>
+        <w:ind w:left="720" w:hanging="360"/>
+      </w:pPr>
+      <w:rPr>
+        <w:rFonts w:ascii="Symbol" w:hAnsi="Symbol" w:hint="default"/>
+        <w:sz w:val="20"/>
+      </w:rPr>
+    </w:lvl>
+    <w:lvl w:ilvl="1" w:tentative="1">
+      <w:start w:val="1"/>
+      <w:numFmt w:val="bullet"/>
+      <w:lvlText w:val="o"/>
+      <w:lvlJc w:val="left"/>
+      <w:pPr>
+        <w:tabs>
+          <w:tab w:val="num" w:pos="1440"/>
+        </w:tabs>
+        <w:ind w:left="1440" w:hanging="360"/>
+      </w:pPr>
+      <w:rPr>
+        <w:rFonts w:ascii="Courier New" w:hAnsi="Courier New" w:hint="default"/>
+        <w:sz w:val="20"/>
+      </w:rPr>
+    </w:lvl>
+    <w:lvl w:ilvl="2" w:tentative="1">
+      <w:start w:val="1"/>
+      <w:numFmt w:val="bullet"/>
+      <w:lvlText w:val=""/>
+      <w:lvlJc w:val="left"/>
+      <w:pPr>
+        <w:tabs>
+          <w:tab w:val="num" w:pos="2160"/>
+        </w:tabs>
+        <w:ind w:left="2160" w:hanging="360"/>
+      </w:pPr>
+      <w:rPr>
+        <w:rFonts w:ascii="Wingdings" w:hAnsi="Wingdings" w:hint="default"/>
+        <w:sz w:val="20"/>
+      </w:rPr>
+    </w:lvl>
+    <w:lvl w:ilvl="3" w:tentative="1">
+      <w:start w:val="1"/>
+      <w:numFmt w:val="bullet"/>
+      <w:lvlText w:val=""/>
+      <w:lvlJc w:val="left"/>
+      <w:pPr>
+        <w:tabs>
+          <w:tab w:val="num" w:pos="2880"/>
+        </w:tabs>
+        <w:ind w:left="2880" w:hanging="360"/>
+      </w:pPr>
+      <w:rPr>
+        <w:rFonts w:ascii="Wingdings" w:hAnsi="Wingdings" w:hint="default"/>
+        <w:sz w:val="20"/>
+      </w:rPr>
+    </w:lvl>
+    <w:lvl w:ilvl="4" w:tentative="1">
+      <w:start w:val="1"/>
+      <w:numFmt w:val="bullet"/>
+      <w:lvlText w:val=""/>
+      <w:lvlJc w:val="left"/>
+      <w:pPr>
+        <w:tabs>
+          <w:tab w:val="num" w:pos="3600"/>
+        </w:tabs>
+        <w:ind w:left="3600" w:hanging="360"/>
+      </w:pPr>
+      <w:rPr>
+        <w:rFonts w:ascii="Wingdings" w:hAnsi="Wingdings" w:hint="default"/>
+        <w:sz w:val="20"/>
+      </w:rPr>
+    </w:lvl>
+    <w:lvl w:ilvl="5" w:tentative="1">
+      <w:start w:val="1"/>
+      <w:numFmt w:val="bullet"/>
+      <w:lvlText w:val=""/>
+      <w:lvlJc w:val="left"/>
+      <w:pPr>
+        <w:tabs>
+          <w:tab w:val="num" w:pos="4320"/>
+        </w:tabs>
+        <w:ind w:left="4320" w:hanging="360"/>
+      </w:pPr>
+      <w:rPr>
+        <w:rFonts w:ascii="Wingdings" w:hAnsi="Wingdings" w:hint="default"/>
+        <w:sz w:val="20"/>
+      </w:rPr>
+    </w:lvl>
+    <w:lvl w:ilvl="6" w:tentative="1">
+      <w:start w:val="1"/>
+      <w:numFmt w:val="bullet"/>
+      <w:lvlText w:val=""/>
+      <w:lvlJc w:val="left"/>
+      <w:pPr>
+        <w:tabs>
+          <w:tab w:val="num" w:pos="5040"/>
+        </w:tabs>
+        <w:ind w:left="5040" w:hanging="360"/>
+      </w:pPr>
+      <w:rPr>
+        <w:rFonts w:ascii="Wingdings" w:hAnsi="Wingdings" w:hint="default"/>
+        <w:sz w:val="20"/>
+      </w:rPr>
+    </w:lvl>
+    <w:lvl w:ilvl="7" w:tentative="1">
+      <w:start w:val="1"/>
+      <w:numFmt w:val="bullet"/>
+      <w:lvlText w:val=""/>
+      <w:lvlJc w:val="left"/>
+      <w:pPr>
+        <w:tabs>
+          <w:tab w:val="num" w:pos="5760"/>
+        </w:tabs>
+        <w:ind w:left="5760" w:hanging="360"/>
+      </w:pPr>
+      <w:rPr>
+        <w:rFonts w:ascii="Wingdings" w:hAnsi="Wingdings" w:hint="default"/>
+        <w:sz w:val="20"/>
+      </w:rPr>
+    </w:lvl>
+    <w:lvl w:ilvl="8" w:tentative="1">
+      <w:start w:val="1"/>
+      <w:numFmt w:val="bullet"/>
+      <w:lvlText w:val=""/>
+      <w:lvlJc w:val="left"/>
+      <w:pPr>
+        <w:tabs>
+          <w:tab w:val="num" w:pos="6480"/>
+        </w:tabs>
+        <w:ind w:left="6480" w:hanging="360"/>
+      </w:pPr>
+      <w:rPr>
+        <w:rFonts w:ascii="Wingdings" w:hAnsi="Wingdings" w:hint="default"/>
+        <w:sz w:val="20"/>
+      </w:rPr>
+    </w:lvl>
+  </w:abstractNum>
+  <w:abstractNum w:abstractNumId="48" w15:restartNumberingAfterBreak="0">
     <w:nsid w:val="6E4A568C"/>
     <w:multiLevelType w:val="multilevel"/>
     <w:tmpl w:val="18BEB56E"/>
@@ -15349,7 +15813,156 @@
       </w:rPr>
     </w:lvl>
   </w:abstractNum>
-  <w:abstractNum w:abstractNumId="44" w15:restartNumberingAfterBreak="0">
+  <w:abstractNum w:abstractNumId="49" w15:restartNumberingAfterBreak="0">
+    <w:nsid w:val="6F1723CC"/>
+    <w:multiLevelType w:val="multilevel"/>
+    <w:tmpl w:val="06DEE8CA"/>
+    <w:lvl w:ilvl="0">
+      <w:start w:val="1"/>
+      <w:numFmt w:val="bullet"/>
+      <w:lvlText w:val=""/>
+      <w:lvlJc w:val="left"/>
+      <w:pPr>
+        <w:tabs>
+          <w:tab w:val="num" w:pos="720"/>
+        </w:tabs>
+        <w:ind w:left="720" w:hanging="360"/>
+      </w:pPr>
+      <w:rPr>
+        <w:rFonts w:ascii="Symbol" w:hAnsi="Symbol" w:hint="default"/>
+        <w:sz w:val="20"/>
+      </w:rPr>
+    </w:lvl>
+    <w:lvl w:ilvl="1" w:tentative="1">
+      <w:start w:val="1"/>
+      <w:numFmt w:val="bullet"/>
+      <w:lvlText w:val="o"/>
+      <w:lvlJc w:val="left"/>
+      <w:pPr>
+        <w:tabs>
+          <w:tab w:val="num" w:pos="1440"/>
+        </w:tabs>
+        <w:ind w:left="1440" w:hanging="360"/>
+      </w:pPr>
+      <w:rPr>
+        <w:rFonts w:ascii="Courier New" w:hAnsi="Courier New" w:hint="default"/>
+        <w:sz w:val="20"/>
+      </w:rPr>
+    </w:lvl>
+    <w:lvl w:ilvl="2" w:tentative="1">
+      <w:start w:val="1"/>
+      <w:numFmt w:val="bullet"/>
+      <w:lvlText w:val=""/>
+      <w:lvlJc w:val="left"/>
+      <w:pPr>
+        <w:tabs>
+          <w:tab w:val="num" w:pos="2160"/>
+        </w:tabs>
+        <w:ind w:left="2160" w:hanging="360"/>
+      </w:pPr>
+      <w:rPr>
+        <w:rFonts w:ascii="Wingdings" w:hAnsi="Wingdings" w:hint="default"/>
+        <w:sz w:val="20"/>
+      </w:rPr>
+    </w:lvl>
+    <w:lvl w:ilvl="3" w:tentative="1">
+      <w:start w:val="1"/>
+      <w:numFmt w:val="bullet"/>
+      <w:lvlText w:val=""/>
+      <w:lvlJc w:val="left"/>
+      <w:pPr>
+        <w:tabs>
+          <w:tab w:val="num" w:pos="2880"/>
+        </w:tabs>
+        <w:ind w:left="2880" w:hanging="360"/>
+      </w:pPr>
+      <w:rPr>
+        <w:rFonts w:ascii="Wingdings" w:hAnsi="Wingdings" w:hint="default"/>
+        <w:sz w:val="20"/>
+      </w:rPr>
+    </w:lvl>
+    <w:lvl w:ilvl="4" w:tentative="1">
+      <w:start w:val="1"/>
+      <w:numFmt w:val="bullet"/>
+      <w:lvlText w:val=""/>
+      <w:lvlJc w:val="left"/>
+      <w:pPr>
+        <w:tabs>
+          <w:tab w:val="num" w:pos="3600"/>
+        </w:tabs>
+        <w:ind w:left="3600" w:hanging="360"/>
+      </w:pPr>
+      <w:rPr>
+        <w:rFonts w:ascii="Wingdings" w:hAnsi="Wingdings" w:hint="default"/>
+        <w:sz w:val="20"/>
+      </w:rPr>
+    </w:lvl>
+    <w:lvl w:ilvl="5" w:tentative="1">
+      <w:start w:val="1"/>
+      <w:numFmt w:val="bullet"/>
+      <w:lvlText w:val=""/>
+      <w:lvlJc w:val="left"/>
+      <w:pPr>
+        <w:tabs>
+          <w:tab w:val="num" w:pos="4320"/>
+        </w:tabs>
+        <w:ind w:left="4320" w:hanging="360"/>
+      </w:pPr>
+      <w:rPr>
+        <w:rFonts w:ascii="Wingdings" w:hAnsi="Wingdings" w:hint="default"/>
+        <w:sz w:val="20"/>
+      </w:rPr>
+    </w:lvl>
+    <w:lvl w:ilvl="6" w:tentative="1">
+      <w:start w:val="1"/>
+      <w:numFmt w:val="bullet"/>
+      <w:lvlText w:val=""/>
+      <w:lvlJc w:val="left"/>
+      <w:pPr>
+        <w:tabs>
+          <w:tab w:val="num" w:pos="5040"/>
+        </w:tabs>
+        <w:ind w:left="5040" w:hanging="360"/>
+      </w:pPr>
+      <w:rPr>
+        <w:rFonts w:ascii="Wingdings" w:hAnsi="Wingdings" w:hint="default"/>
+        <w:sz w:val="20"/>
+      </w:rPr>
+    </w:lvl>
+    <w:lvl w:ilvl="7" w:tentative="1">
+      <w:start w:val="1"/>
+      <w:numFmt w:val="bullet"/>
+      <w:lvlText w:val=""/>
+      <w:lvlJc w:val="left"/>
+      <w:pPr>
+        <w:tabs>
+          <w:tab w:val="num" w:pos="5760"/>
+        </w:tabs>
+        <w:ind w:left="5760" w:hanging="360"/>
+      </w:pPr>
+      <w:rPr>
+        <w:rFonts w:ascii="Wingdings" w:hAnsi="Wingdings" w:hint="default"/>
+        <w:sz w:val="20"/>
+      </w:rPr>
+    </w:lvl>
+    <w:lvl w:ilvl="8" w:tentative="1">
+      <w:start w:val="1"/>
+      <w:numFmt w:val="bullet"/>
+      <w:lvlText w:val=""/>
+      <w:lvlJc w:val="left"/>
+      <w:pPr>
+        <w:tabs>
+          <w:tab w:val="num" w:pos="6480"/>
+        </w:tabs>
+        <w:ind w:left="6480" w:hanging="360"/>
+      </w:pPr>
+      <w:rPr>
+        <w:rFonts w:ascii="Wingdings" w:hAnsi="Wingdings" w:hint="default"/>
+        <w:sz w:val="20"/>
+      </w:rPr>
+    </w:lvl>
+  </w:abstractNum>
+  <w:abstractNum w:abstractNumId="50" w15:restartNumberingAfterBreak="0">
     <w:nsid w:val="705008EB"/>
     <w:multiLevelType w:val="multilevel"/>
     <w:tmpl w:val="B76A0E9A"/>
@@ -15462,7 +16075,7 @@
       </w:pPr>
     </w:lvl>
   </w:abstractNum>
-  <w:abstractNum w:abstractNumId="45" w15:restartNumberingAfterBreak="0">
+  <w:abstractNum w:abstractNumId="51" w15:restartNumberingAfterBreak="0">
     <w:nsid w:val="7108156B"/>
     <w:multiLevelType w:val="hybridMultilevel"/>
     <w:tmpl w:val="B9768700"/>
@@ -15575,7 +16188,7 @@
       </w:rPr>
     </w:lvl>
   </w:abstractNum>
-  <w:abstractNum w:abstractNumId="46" w15:restartNumberingAfterBreak="0">
+  <w:abstractNum w:abstractNumId="52" w15:restartNumberingAfterBreak="0">
     <w:nsid w:val="72EE586C"/>
     <w:multiLevelType w:val="multilevel"/>
     <w:tmpl w:val="D7906D58"/>
@@ -15724,7 +16337,7 @@
       </w:rPr>
     </w:lvl>
   </w:abstractNum>
-  <w:abstractNum w:abstractNumId="47" w15:restartNumberingAfterBreak="0">
+  <w:abstractNum w:abstractNumId="53" w15:restartNumberingAfterBreak="0">
     <w:nsid w:val="755B65AA"/>
     <w:multiLevelType w:val="multilevel"/>
     <w:tmpl w:val="DD328000"/>
@@ -15873,7 +16486,7 @@
       </w:rPr>
     </w:lvl>
   </w:abstractNum>
-  <w:abstractNum w:abstractNumId="48" w15:restartNumberingAfterBreak="0">
+  <w:abstractNum w:abstractNumId="54" w15:restartNumberingAfterBreak="0">
     <w:nsid w:val="7BFF3035"/>
     <w:multiLevelType w:val="multilevel"/>
     <w:tmpl w:val="1CD0D5CC"/>
@@ -16022,7 +16635,7 @@
       </w:rPr>
     </w:lvl>
   </w:abstractNum>
-  <w:abstractNum w:abstractNumId="49" w15:restartNumberingAfterBreak="0">
+  <w:abstractNum w:abstractNumId="55" w15:restartNumberingAfterBreak="0">
     <w:nsid w:val="7CA21DF5"/>
     <w:multiLevelType w:val="multilevel"/>
     <w:tmpl w:val="FFFC19D0"/>
@@ -16171,161 +16784,179 @@
       </w:rPr>
     </w:lvl>
   </w:abstractNum>
-  <w:num w:numId="1">
+  <w:num w:numId="1" w16cid:durableId="486674279">
+    <w:abstractNumId w:val="52"/>
+  </w:num>
+  <w:num w:numId="2" w16cid:durableId="517355560">
+    <w:abstractNumId w:val="51"/>
+  </w:num>
+  <w:num w:numId="3" w16cid:durableId="726881011">
+    <w:abstractNumId w:val="31"/>
+  </w:num>
+  <w:num w:numId="4" w16cid:durableId="993609332">
+    <w:abstractNumId w:val="6"/>
+  </w:num>
+  <w:num w:numId="5" w16cid:durableId="479342788">
+    <w:abstractNumId w:val="17"/>
+  </w:num>
+  <w:num w:numId="6" w16cid:durableId="927468770">
+    <w:abstractNumId w:val="32"/>
+  </w:num>
+  <w:num w:numId="7" w16cid:durableId="576748749">
+    <w:abstractNumId w:val="18"/>
+  </w:num>
+  <w:num w:numId="8" w16cid:durableId="2058311835">
+    <w:abstractNumId w:val="50"/>
+  </w:num>
+  <w:num w:numId="9" w16cid:durableId="1822232622">
+    <w:abstractNumId w:val="35"/>
+  </w:num>
+  <w:num w:numId="10" w16cid:durableId="876701200">
+    <w:abstractNumId w:val="29"/>
+  </w:num>
+  <w:num w:numId="11" w16cid:durableId="421805305">
+    <w:abstractNumId w:val="13"/>
+  </w:num>
+  <w:num w:numId="12" w16cid:durableId="1960602395">
+    <w:abstractNumId w:val="36"/>
+  </w:num>
+  <w:num w:numId="13" w16cid:durableId="1983341076">
+    <w:abstractNumId w:val="8"/>
+  </w:num>
+  <w:num w:numId="14" w16cid:durableId="1222473816">
+    <w:abstractNumId w:val="33"/>
+  </w:num>
+  <w:num w:numId="15" w16cid:durableId="884875955">
+    <w:abstractNumId w:val="21"/>
+  </w:num>
+  <w:num w:numId="16" w16cid:durableId="2066685857">
+    <w:abstractNumId w:val="4"/>
+  </w:num>
+  <w:num w:numId="17" w16cid:durableId="1487822002">
+    <w:abstractNumId w:val="5"/>
+  </w:num>
+  <w:num w:numId="18" w16cid:durableId="688020119">
+    <w:abstractNumId w:val="53"/>
+  </w:num>
+  <w:num w:numId="19" w16cid:durableId="1954284248">
+    <w:abstractNumId w:val="34"/>
+  </w:num>
+  <w:num w:numId="20" w16cid:durableId="688146671">
+    <w:abstractNumId w:val="11"/>
+  </w:num>
+  <w:num w:numId="21" w16cid:durableId="278729058">
+    <w:abstractNumId w:val="19"/>
+  </w:num>
+  <w:num w:numId="22" w16cid:durableId="131296568">
+    <w:abstractNumId w:val="55"/>
+  </w:num>
+  <w:num w:numId="23" w16cid:durableId="1539857156">
+    <w:abstractNumId w:val="37"/>
+  </w:num>
+  <w:num w:numId="24" w16cid:durableId="358818806">
+    <w:abstractNumId w:val="39"/>
+  </w:num>
+  <w:num w:numId="25" w16cid:durableId="675039027">
+    <w:abstractNumId w:val="25"/>
+  </w:num>
+  <w:num w:numId="26" w16cid:durableId="870529173">
+    <w:abstractNumId w:val="24"/>
+  </w:num>
+  <w:num w:numId="27" w16cid:durableId="955983220">
+    <w:abstractNumId w:val="23"/>
+  </w:num>
+  <w:num w:numId="28" w16cid:durableId="642390295">
+    <w:abstractNumId w:val="27"/>
+  </w:num>
+  <w:num w:numId="29" w16cid:durableId="966661975">
+    <w:abstractNumId w:val="30"/>
+  </w:num>
+  <w:num w:numId="30" w16cid:durableId="156267957">
     <w:abstractNumId w:val="46"/>
   </w:num>
-  <w:num w:numId="2">
+  <w:num w:numId="31" w16cid:durableId="1871528284">
+    <w:abstractNumId w:val="22"/>
+  </w:num>
+  <w:num w:numId="32" w16cid:durableId="1826817689">
+    <w:abstractNumId w:val="16"/>
+  </w:num>
+  <w:num w:numId="33" w16cid:durableId="1192105942">
+    <w:abstractNumId w:val="0"/>
+  </w:num>
+  <w:num w:numId="34" w16cid:durableId="1183125296">
+    <w:abstractNumId w:val="54"/>
+  </w:num>
+  <w:num w:numId="35" w16cid:durableId="1367019954">
+    <w:abstractNumId w:val="42"/>
+  </w:num>
+  <w:num w:numId="36" w16cid:durableId="1683044365">
+    <w:abstractNumId w:val="40"/>
+  </w:num>
+  <w:num w:numId="37" w16cid:durableId="1868248490">
+    <w:abstractNumId w:val="38"/>
+  </w:num>
+  <w:num w:numId="38" w16cid:durableId="1505126745">
+    <w:abstractNumId w:val="9"/>
+  </w:num>
+  <w:num w:numId="39" w16cid:durableId="2008053117">
+    <w:abstractNumId w:val="10"/>
+  </w:num>
+  <w:num w:numId="40" w16cid:durableId="540868681">
+    <w:abstractNumId w:val="1"/>
+  </w:num>
+  <w:num w:numId="41" w16cid:durableId="1553496058">
+    <w:abstractNumId w:val="20"/>
+  </w:num>
+  <w:num w:numId="42" w16cid:durableId="1910001073">
     <w:abstractNumId w:val="45"/>
   </w:num>
-  <w:num w:numId="3">
+  <w:num w:numId="43" w16cid:durableId="1925146881">
+    <w:abstractNumId w:val="15"/>
+  </w:num>
+  <w:num w:numId="44" w16cid:durableId="2103139218">
+    <w:abstractNumId w:val="44"/>
+  </w:num>
+  <w:num w:numId="45" w16cid:durableId="1237864152">
+    <w:abstractNumId w:val="2"/>
+  </w:num>
+  <w:num w:numId="46" w16cid:durableId="655719896">
     <w:abstractNumId w:val="28"/>
   </w:num>
-  <w:num w:numId="4">
-    <w:abstractNumId w:val="6"/>
+  <w:num w:numId="47" w16cid:durableId="234165040">
+    <w:abstractNumId w:val="43"/>
   </w:num>
-  <w:num w:numId="5">
-    <w:abstractNumId w:val="15"/>
+  <w:num w:numId="48" w16cid:durableId="1750418591">
+    <w:abstractNumId w:val="3"/>
   </w:num>
-  <w:num w:numId="6">
-    <w:abstractNumId w:val="29"/>
+  <w:num w:numId="49" w16cid:durableId="924651973">
+    <w:abstractNumId w:val="12"/>
   </w:num>
-  <w:num w:numId="7">
-    <w:abstractNumId w:val="16"/>
+  <w:num w:numId="50" w16cid:durableId="1106274545">
+    <w:abstractNumId w:val="48"/>
   </w:num>
-  <w:num w:numId="8">
-    <w:abstractNumId w:val="44"/>
+  <w:num w:numId="51" w16cid:durableId="1622178069">
+    <w:abstractNumId w:val="49"/>
   </w:num>
-  <w:num w:numId="9">
-    <w:abstractNumId w:val="32"/>
+  <w:num w:numId="52" w16cid:durableId="33894141">
+    <w:abstractNumId w:val="14"/>
   </w:num>
-  <w:num w:numId="10">
+  <w:num w:numId="53" w16cid:durableId="281229453">
     <w:abstractNumId w:val="26"/>
   </w:num>
-  <w:num w:numId="11">
-    <w:abstractNumId w:val="12"/>
+  <w:num w:numId="54" w16cid:durableId="1728449588">
+    <w:abstractNumId w:val="41"/>
   </w:num>
-  <w:num w:numId="12">
-    <w:abstractNumId w:val="33"/>
-  </w:num>
-  <w:num w:numId="13">
-    <w:abstractNumId w:val="7"/>
-  </w:num>
-  <w:num w:numId="14">
-    <w:abstractNumId w:val="30"/>
-  </w:num>
-  <w:num w:numId="15">
-    <w:abstractNumId w:val="19"/>
-  </w:num>
-  <w:num w:numId="16">
-    <w:abstractNumId w:val="4"/>
-  </w:num>
-  <w:num w:numId="17">
-    <w:abstractNumId w:val="5"/>
-  </w:num>
-  <w:num w:numId="18">
+  <w:num w:numId="55" w16cid:durableId="117920593">
     <w:abstractNumId w:val="47"/>
   </w:num>
-  <w:num w:numId="19">
-    <w:abstractNumId w:val="31"/>
-  </w:num>
-  <w:num w:numId="20">
-    <w:abstractNumId w:val="10"/>
-  </w:num>
-  <w:num w:numId="21">
-    <w:abstractNumId w:val="17"/>
-  </w:num>
-  <w:num w:numId="22">
-    <w:abstractNumId w:val="49"/>
-  </w:num>
-  <w:num w:numId="23">
-    <w:abstractNumId w:val="34"/>
-  </w:num>
-  <w:num w:numId="24">
-    <w:abstractNumId w:val="36"/>
-  </w:num>
-  <w:num w:numId="25">
-    <w:abstractNumId w:val="23"/>
-  </w:num>
-  <w:num w:numId="26">
-    <w:abstractNumId w:val="22"/>
-  </w:num>
-  <w:num w:numId="27">
-    <w:abstractNumId w:val="21"/>
-  </w:num>
-  <w:num w:numId="28">
-    <w:abstractNumId w:val="24"/>
-  </w:num>
-  <w:num w:numId="29">
-    <w:abstractNumId w:val="27"/>
-  </w:num>
-  <w:num w:numId="30">
-    <w:abstractNumId w:val="42"/>
-  </w:num>
-  <w:num w:numId="31">
-    <w:abstractNumId w:val="20"/>
-  </w:num>
-  <w:num w:numId="32">
-    <w:abstractNumId w:val="14"/>
-  </w:num>
-  <w:num w:numId="33">
-    <w:abstractNumId w:val="0"/>
-  </w:num>
-  <w:num w:numId="34">
-    <w:abstractNumId w:val="48"/>
-  </w:num>
-  <w:num w:numId="35">
-    <w:abstractNumId w:val="38"/>
-  </w:num>
-  <w:num w:numId="36">
-    <w:abstractNumId w:val="37"/>
-  </w:num>
-  <w:num w:numId="37">
-    <w:abstractNumId w:val="35"/>
-  </w:num>
-  <w:num w:numId="38">
-    <w:abstractNumId w:val="8"/>
-  </w:num>
-  <w:num w:numId="39">
-    <w:abstractNumId w:val="9"/>
-  </w:num>
-  <w:num w:numId="40">
-    <w:abstractNumId w:val="1"/>
-  </w:num>
-  <w:num w:numId="41">
-    <w:abstractNumId w:val="18"/>
-  </w:num>
-  <w:num w:numId="42">
-    <w:abstractNumId w:val="41"/>
-  </w:num>
-  <w:num w:numId="43">
-    <w:abstractNumId w:val="13"/>
-  </w:num>
-  <w:num w:numId="44">
-    <w:abstractNumId w:val="40"/>
-  </w:num>
-  <w:num w:numId="45">
-    <w:abstractNumId w:val="2"/>
-  </w:num>
-  <w:num w:numId="46">
-    <w:abstractNumId w:val="25"/>
-  </w:num>
-  <w:num w:numId="47">
-    <w:abstractNumId w:val="39"/>
-  </w:num>
-  <w:num w:numId="48">
-    <w:abstractNumId w:val="3"/>
-  </w:num>
-  <w:num w:numId="49">
-    <w:abstractNumId w:val="11"/>
-  </w:num>
-  <w:num w:numId="50">
-    <w:abstractNumId w:val="43"/>
+  <w:num w:numId="56" w16cid:durableId="2081905275">
+    <w:abstractNumId w:val="7"/>
   </w:num>
 </w:numbering>
 </file>
 
 <file path=word/styles.xml><?xml version="1.0" encoding="utf-8"?>
-<w:styles xmlns:mc="http://schemas.openxmlformats.org/markup-compatibility/2006" xmlns:r="http://schemas.openxmlformats.org/officeDocument/2006/relationships" xmlns:w="http://schemas.openxmlformats.org/wordprocessingml/2006/main" xmlns:w14="http://schemas.microsoft.com/office/word/2010/wordml" xmlns:w15="http://schemas.microsoft.com/office/word/2012/wordml" xmlns:w16se="http://schemas.microsoft.com/office/word/2015/wordml/symex" mc:Ignorable="w14 w15 w16se">
+<w:styles xmlns:mc="http://schemas.openxmlformats.org/markup-compatibility/2006" xmlns:r="http://schemas.openxmlformats.org/officeDocument/2006/relationships" xmlns:w="http://schemas.openxmlformats.org/wordprocessingml/2006/main" xmlns:w14="http://schemas.microsoft.com/office/word/2010/wordml" xmlns:w15="http://schemas.microsoft.com/office/word/2012/wordml" xmlns:w16cex="http://schemas.microsoft.com/office/word/2018/wordml/cex" xmlns:w16cid="http://schemas.microsoft.com/office/word/2016/wordml/cid" xmlns:w16="http://schemas.microsoft.com/office/word/2018/wordml" xmlns:w16du="http://schemas.microsoft.com/office/word/2023/wordml/word16du" xmlns:w16sdtdh="http://schemas.microsoft.com/office/word/2020/wordml/sdtdatahash" xmlns:w16sdtfl="http://schemas.microsoft.com/office/word/2024/wordml/sdtformatlock" xmlns:w16se="http://schemas.microsoft.com/office/word/2015/wordml/symex" mc:Ignorable="w14 w15 w16se w16cid w16 w16cex w16sdtdh w16sdtfl w16du">
   <w:docDefaults>
     <w:rPrDefault>
       <w:rPr>
@@ -16341,7 +16972,7 @@
       </w:pPr>
     </w:pPrDefault>
   </w:docDefaults>
-  <w:latentStyles w:defLockedState="0" w:defUIPriority="99" w:defSemiHidden="0" w:defUnhideWhenUsed="0" w:defQFormat="0" w:count="371">
+  <w:latentStyles w:defLockedState="0" w:defUIPriority="99" w:defSemiHidden="0" w:defUnhideWhenUsed="0" w:defQFormat="0" w:count="376">
     <w:lsdException w:name="Normal" w:uiPriority="0" w:qFormat="1"/>
     <w:lsdException w:name="heading 1" w:uiPriority="9" w:qFormat="1"/>
     <w:lsdException w:name="heading 2" w:semiHidden="1" w:uiPriority="9" w:unhideWhenUsed="1" w:qFormat="1"/>
@@ -16713,6 +17344,11 @@
     <w:lsdException w:name="List Table 5 Dark Accent 6" w:uiPriority="50"/>
     <w:lsdException w:name="List Table 6 Colorful Accent 6" w:uiPriority="51"/>
     <w:lsdException w:name="List Table 7 Colorful Accent 6" w:uiPriority="52"/>
+    <w:lsdException w:name="Mention" w:semiHidden="1" w:unhideWhenUsed="1"/>
+    <w:lsdException w:name="Smart Hyperlink" w:semiHidden="1" w:unhideWhenUsed="1"/>
+    <w:lsdException w:name="Hashtag" w:semiHidden="1" w:unhideWhenUsed="1"/>
+    <w:lsdException w:name="Unresolved Mention" w:semiHidden="1" w:unhideWhenUsed="1"/>
+    <w:lsdException w:name="Smart Link" w:semiHidden="1" w:unhideWhenUsed="1"/>
   </w:latentStyles>
   <w:style w:type="paragraph" w:default="1" w:styleId="Normal">
     <w:name w:val="Normal"/>
@@ -16940,6 +17576,11 @@
         <w:insideV w:val="single" w:sz="4" w:space="0" w:color="auto"/>
       </w:tblBorders>
     </w:tblPr>
+  </w:style>
+  <w:style w:type="character" w:customStyle="1" w:styleId="hljs-section">
+    <w:name w:val="hljs-section"/>
+    <w:basedOn w:val="DefaultParagraphFont"/>
+    <w:rsid w:val="00006513"/>
   </w:style>
 </w:styles>
 </file>
@@ -17203,4 +17844,10 @@
     </a:ext>
   </a:extLst>
 </a:theme>
+</file>
+
+<file path=docMetadata/LabelInfo.xml><?xml version="1.0" encoding="utf-8"?>
+<clbl:labelList xmlns:clbl="http://schemas.microsoft.com/office/2020/mipLabelMetadata">
+  <clbl:label id="{e760c494-6550-44b4-8258-77c175d778b7}" enabled="1" method="Privileged" siteId="{76a2ae5a-9f00-4f6b-95ed-5d33d77c4d61}" contentBits="0" removed="0"/>
+</clbl:labelList>
 </file>